--- a/Manual de implementación de rafa reyes hzd (2) (1) (2).docx
+++ b/Manual de implementación de rafa reyes hzd (2) (1) (2).docx
@@ -1,6 +1,6 @@
 
 <file path=word/document.xml><?xml version="1.0" encoding="utf-8"?>
-<w:document xmlns:wpc="http://schemas.microsoft.com/office/word/2010/wordprocessingCanvas" xmlns:cx="http://schemas.microsoft.com/office/drawing/2014/chartex" xmlns:cx1="http://schemas.microsoft.com/office/drawing/2015/9/8/chartex" xmlns:cx2="http://schemas.microsoft.com/office/drawing/2015/10/21/chartex" xmlns:cx3="http://schemas.microsoft.com/office/drawing/2016/5/9/chartex" xmlns:cx4="http://schemas.microsoft.com/office/drawing/2016/5/10/chartex" xmlns:cx5="http://schemas.microsoft.com/office/drawing/2016/5/11/chartex" xmlns:cx6="http://schemas.microsoft.com/office/drawing/2016/5/12/chartex" xmlns:cx7="http://schemas.microsoft.com/office/drawing/2016/5/13/chartex" xmlns:cx8="http://schemas.microsoft.com/office/drawing/2016/5/14/chartex" xmlns:mc="http://schemas.openxmlformats.org/markup-compatibility/2006" xmlns:aink="http://schemas.microsoft.com/office/drawing/2016/ink" xmlns:am3d="http://schemas.microsoft.com/office/drawing/2017/model3d" xmlns:o="urn:schemas-microsoft-com:office:office" xmlns:oel="http://schemas.microsoft.com/office/2019/extlst" xmlns:r="http://schemas.openxmlformats.org/officeDocument/2006/relationships" xmlns:m="http://schemas.openxmlformats.org/officeDocument/2006/math" xmlns:v="urn:schemas-microsoft-com:vml" xmlns:wp14="http://schemas.microsoft.com/office/word/2010/wordprocessingDrawing" xmlns:wp="http://schemas.openxmlformats.org/drawingml/2006/wordprocessingDrawing" xmlns:w10="urn:schemas-microsoft-com:office:word" xmlns:w="http://schemas.openxmlformats.org/wordprocessingml/2006/main" xmlns:w14="http://schemas.microsoft.com/office/word/2010/wordml" xmlns:w15="http://schemas.microsoft.com/office/word/2012/wordml" xmlns:w16cex="http://schemas.microsoft.com/office/word/2018/wordml/cex" xmlns:w16cid="http://schemas.microsoft.com/office/word/2016/wordml/cid" xmlns:w16="http://schemas.microsoft.com/office/word/2018/wordml" xmlns:w16du="http://schemas.microsoft.com/office/word/2023/wordml/word16du" xmlns:w16sdtdh="http://schemas.microsoft.com/office/word/2020/wordml/sdtdatahash" xmlns:w16sdtfl="http://schemas.microsoft.com/office/word/2024/wordml/sdtformatlock" xmlns:w16se="http://schemas.microsoft.com/office/word/2015/wordml/symex" xmlns:wpg="http://schemas.microsoft.com/office/word/2010/wordprocessingGroup" xmlns:wpi="http://schemas.microsoft.com/office/word/2010/wordprocessingInk" xmlns:wne="http://schemas.microsoft.com/office/word/2006/wordml" xmlns:wps="http://schemas.microsoft.com/office/word/2010/wordprocessingShape" mc:Ignorable="w14 w15 w16se w16cid w16 w16cex w16sdtdh w16sdtfl w16du wp14">
+<w:document xmlns:wpc="http://schemas.microsoft.com/office/word/2010/wordprocessingCanvas" xmlns:cx="http://schemas.microsoft.com/office/drawing/2014/chartex" xmlns:cx1="http://schemas.microsoft.com/office/drawing/2015/9/8/chartex" xmlns:cx2="http://schemas.microsoft.com/office/drawing/2015/10/21/chartex" xmlns:cx3="http://schemas.microsoft.com/office/drawing/2016/5/9/chartex" xmlns:cx4="http://schemas.microsoft.com/office/drawing/2016/5/10/chartex" xmlns:cx5="http://schemas.microsoft.com/office/drawing/2016/5/11/chartex" xmlns:cx6="http://schemas.microsoft.com/office/drawing/2016/5/12/chartex" xmlns:cx7="http://schemas.microsoft.com/office/drawing/2016/5/13/chartex" xmlns:cx8="http://schemas.microsoft.com/office/drawing/2016/5/14/chartex" xmlns:mc="http://schemas.openxmlformats.org/markup-compatibility/2006" xmlns:aink="http://schemas.microsoft.com/office/drawing/2016/ink" xmlns:am3d="http://schemas.microsoft.com/office/drawing/2017/model3d" xmlns:o="urn:schemas-microsoft-com:office:office" xmlns:r="http://schemas.openxmlformats.org/officeDocument/2006/relationships" xmlns:m="http://schemas.openxmlformats.org/officeDocument/2006/math" xmlns:v="urn:schemas-microsoft-com:vml" xmlns:wp14="http://schemas.microsoft.com/office/word/2010/wordprocessingDrawing" xmlns:wp="http://schemas.openxmlformats.org/drawingml/2006/wordprocessingDrawing" xmlns:w10="urn:schemas-microsoft-com:office:word" xmlns:w="http://schemas.openxmlformats.org/wordprocessingml/2006/main" xmlns:w14="http://schemas.microsoft.com/office/word/2010/wordml" xmlns:w15="http://schemas.microsoft.com/office/word/2012/wordml" xmlns:w16cex="http://schemas.microsoft.com/office/word/2018/wordml/cex" xmlns:w16cid="http://schemas.microsoft.com/office/word/2016/wordml/cid" xmlns:w16="http://schemas.microsoft.com/office/word/2018/wordml" xmlns:w16sdtdh="http://schemas.microsoft.com/office/word/2020/wordml/sdtdatahash" xmlns:w16se="http://schemas.microsoft.com/office/word/2015/wordml/symex" xmlns:wpg="http://schemas.microsoft.com/office/word/2010/wordprocessingGroup" xmlns:wpi="http://schemas.microsoft.com/office/word/2010/wordprocessingInk" xmlns:wne="http://schemas.microsoft.com/office/word/2006/wordml" xmlns:wps="http://schemas.microsoft.com/office/word/2010/wordprocessingShape" mc:Ignorable="w14 w15 w16se w16cid w16 w16cex w16sdtdh wp14">
   <w:body>
     <w:p>
       <w:pPr>
@@ -55,6 +55,9 @@
         <w:fldChar w:fldCharType="separate"/>
       </w:r>
       <w:r>
+        <w:rPr>
+          <w:noProof/>
+        </w:rPr>
         <w:t>miércoles, 6 de mayo de 2026</w:t>
       </w:r>
       <w:r>
@@ -147,23 +150,20 @@
           <w:sz w:val="22"/>
           <w:szCs w:val="22"/>
         </w:rPr>
-        <w:t xml:space="preserve"> de venta y las configuraciones </w:t>
-      </w:r>
-      <w:proofErr w:type="gramStart"/>
+        <w:t xml:space="preserve"> de venta y las configuraciones del mismo.</w:t>
+      </w:r>
+    </w:p>
+    <w:p>
+      <w:pPr>
+        <w:spacing w:line="360" w:lineRule="auto"/>
+        <w:jc w:val="both"/>
+      </w:pPr>
       <w:r>
         <w:rPr>
           <w:sz w:val="22"/>
           <w:szCs w:val="22"/>
         </w:rPr>
-        <w:t>del mismo</w:t>
-      </w:r>
-      <w:proofErr w:type="gramEnd"/>
-      <w:r>
-        <w:rPr>
-          <w:sz w:val="22"/>
-          <w:szCs w:val="22"/>
-        </w:rPr>
-        <w:t>.</w:t>
+        <w:t>Al final de este documento aparece una ficha técnica, con los requerimientos del equipo de cómputo necesarios para que el software funcione adecuadamente.</w:t>
       </w:r>
     </w:p>
     <w:p>
@@ -171,12 +171,17 @@
         <w:spacing w:line="360" w:lineRule="auto"/>
         <w:jc w:val="both"/>
       </w:pPr>
-      <w:r>
-        <w:rPr>
-          <w:sz w:val="22"/>
-          <w:szCs w:val="22"/>
-        </w:rPr>
-        <w:t>Al final de este documento aparece una ficha técnica, con los requerimientos del equipo de cómputo necesarios para que el software funcione adecuadamente.</w:t>
+    </w:p>
+    <w:p>
+      <w:pPr>
+        <w:pStyle w:val="Ttulo3"/>
+        <w:rPr>
+          <w:sz w:val="21"/>
+          <w:szCs w:val="21"/>
+        </w:rPr>
+      </w:pPr>
+      <w:r>
+        <w:t>Sobre este software</w:t>
       </w:r>
     </w:p>
     <w:p>
@@ -184,24 +189,6 @@
         <w:spacing w:line="360" w:lineRule="auto"/>
         <w:jc w:val="both"/>
       </w:pPr>
-    </w:p>
-    <w:p>
-      <w:pPr>
-        <w:pStyle w:val="Ttulo3"/>
-        <w:rPr>
-          <w:sz w:val="21"/>
-          <w:szCs w:val="21"/>
-        </w:rPr>
-      </w:pPr>
-      <w:r>
-        <w:t>Sobre este software</w:t>
-      </w:r>
-    </w:p>
-    <w:p>
-      <w:pPr>
-        <w:spacing w:line="360" w:lineRule="auto"/>
-        <w:jc w:val="both"/>
-      </w:pPr>
       <w:r>
         <w:t>Para la acreditación del módulo I: desarrolla software, es necesario construir en el submódulo codifica software de aplicación, y documentar el mismo en el submódulo implementa software de aplicación. Es por esto, que es el manual de producto final del submódulo III.</w:t>
       </w:r>
@@ -212,6 +199,9 @@
         <w:jc w:val="center"/>
       </w:pPr>
       <w:r>
+        <w:rPr>
+          <w:noProof/>
+        </w:rPr>
         <w:drawing>
           <wp:inline distT="0" distB="0" distL="0" distR="0" wp14:anchorId="37BB87D6" wp14:editId="2E2C7E7A">
             <wp:extent cx="5670013" cy="3533775"/>
@@ -281,6 +271,9 @@
         <w:jc w:val="center"/>
       </w:pPr>
       <w:r>
+        <w:rPr>
+          <w:noProof/>
+        </w:rPr>
         <w:drawing>
           <wp:inline distT="0" distB="0" distL="0" distR="0" wp14:anchorId="211E3F43" wp14:editId="11B45DF4">
             <wp:extent cx="2819400" cy="3576936"/>
@@ -1191,13 +1184,2069 @@
         <w:t xml:space="preserve"> es un dato único que por si mismo no da mucha información. No necesita de otros datos para saber que información es. Ejemplos: nombre, edad </w:t>
       </w:r>
     </w:p>
+    <w:p>
+      <w:pPr>
+        <w:rPr>
+          <w:lang w:val="en-US"/>
+        </w:rPr>
+      </w:pPr>
+      <w:r>
+        <w:rPr>
+          <w:lang w:val="en-US"/>
+        </w:rPr>
+        <w:br w:type="page"/>
+      </w:r>
+    </w:p>
+    <w:p>
+      <w:pPr>
+        <w:spacing w:before="100" w:beforeAutospacing="1" w:after="100" w:afterAutospacing="1" w:line="240" w:lineRule="auto"/>
+        <w:jc w:val="center"/>
+        <w:outlineLvl w:val="0"/>
+        <w:rPr>
+          <w:rFonts w:ascii="Times New Roman" w:eastAsia="Times New Roman" w:hAnsi="Times New Roman" w:cs="Times New Roman"/>
+          <w:b/>
+          <w:bCs/>
+          <w:kern w:val="36"/>
+          <w:sz w:val="48"/>
+          <w:szCs w:val="48"/>
+          <w:lang w:eastAsia="es-MX"/>
+        </w:rPr>
+      </w:pPr>
+      <w:r>
+        <w:rPr>
+          <w:rFonts w:ascii="Times New Roman" w:eastAsia="Times New Roman" w:hAnsi="Times New Roman" w:cs="Times New Roman"/>
+          <w:b/>
+          <w:bCs/>
+          <w:noProof/>
+          <w:kern w:val="36"/>
+          <w:sz w:val="48"/>
+          <w:szCs w:val="48"/>
+          <w:lang w:eastAsia="es-MX"/>
+        </w:rPr>
+        <w:lastRenderedPageBreak/>
+        <w:drawing>
+          <wp:inline distT="0" distB="0" distL="0" distR="0" wp14:anchorId="542E71A7" wp14:editId="66007376">
+            <wp:extent cx="3252440" cy="4533900"/>
+            <wp:effectExtent l="0" t="0" r="5715" b="0"/>
+            <wp:docPr id="3" name="Imagen 3"/>
+            <wp:cNvGraphicFramePr>
+              <a:graphicFrameLocks xmlns:a="http://schemas.openxmlformats.org/drawingml/2006/main" noChangeAspect="1"/>
+            </wp:cNvGraphicFramePr>
+            <a:graphic xmlns:a="http://schemas.openxmlformats.org/drawingml/2006/main">
+              <a:graphicData uri="http://schemas.openxmlformats.org/drawingml/2006/picture">
+                <pic:pic xmlns:pic="http://schemas.openxmlformats.org/drawingml/2006/picture">
+                  <pic:nvPicPr>
+                    <pic:cNvPr id="0" name="Picture 2"/>
+                    <pic:cNvPicPr>
+                      <a:picLocks noChangeAspect="1" noChangeArrowheads="1"/>
+                    </pic:cNvPicPr>
+                  </pic:nvPicPr>
+                  <pic:blipFill>
+                    <a:blip r:embed="rId9">
+                      <a:extLst>
+                        <a:ext uri="{28A0092B-C50C-407E-A947-70E740481C1C}">
+                          <a14:useLocalDpi xmlns:a14="http://schemas.microsoft.com/office/drawing/2010/main" val="0"/>
+                        </a:ext>
+                      </a:extLst>
+                    </a:blip>
+                    <a:srcRect/>
+                    <a:stretch>
+                      <a:fillRect/>
+                    </a:stretch>
+                  </pic:blipFill>
+                  <pic:spPr bwMode="auto">
+                    <a:xfrm>
+                      <a:off x="0" y="0"/>
+                      <a:ext cx="3264485" cy="4550691"/>
+                    </a:xfrm>
+                    <a:prstGeom prst="rect">
+                      <a:avLst/>
+                    </a:prstGeom>
+                    <a:noFill/>
+                  </pic:spPr>
+                </pic:pic>
+              </a:graphicData>
+            </a:graphic>
+          </wp:inline>
+        </w:drawing>
+      </w:r>
+    </w:p>
+    <w:p>
+      <w:pPr>
+        <w:spacing w:before="100" w:beforeAutospacing="1" w:after="100" w:afterAutospacing="1" w:line="240" w:lineRule="auto"/>
+        <w:outlineLvl w:val="0"/>
+        <w:rPr>
+          <w:rFonts w:ascii="Times New Roman" w:eastAsia="Times New Roman" w:hAnsi="Times New Roman" w:cs="Times New Roman"/>
+          <w:b/>
+          <w:bCs/>
+          <w:kern w:val="36"/>
+          <w:sz w:val="48"/>
+          <w:szCs w:val="48"/>
+          <w:lang w:eastAsia="es-MX"/>
+        </w:rPr>
+      </w:pPr>
+      <w:r>
+        <w:rPr>
+          <w:rFonts w:ascii="Times New Roman" w:eastAsia="Times New Roman" w:hAnsi="Times New Roman" w:cs="Times New Roman"/>
+          <w:b/>
+          <w:bCs/>
+          <w:kern w:val="36"/>
+          <w:sz w:val="48"/>
+          <w:szCs w:val="48"/>
+          <w:lang w:eastAsia="es-MX"/>
+        </w:rPr>
+        <w:t>Campos del Formulario</w:t>
+      </w:r>
+    </w:p>
+    <w:p>
+      <w:pPr>
+        <w:spacing w:before="100" w:beforeAutospacing="1" w:after="100" w:afterAutospacing="1" w:line="240" w:lineRule="auto"/>
+        <w:outlineLvl w:val="1"/>
+        <w:rPr>
+          <w:rFonts w:ascii="Times New Roman" w:eastAsia="Times New Roman" w:hAnsi="Times New Roman" w:cs="Times New Roman"/>
+          <w:b/>
+          <w:bCs/>
+          <w:sz w:val="36"/>
+          <w:szCs w:val="36"/>
+          <w:lang w:eastAsia="es-MX"/>
+        </w:rPr>
+      </w:pPr>
+      <w:r>
+        <w:rPr>
+          <w:rFonts w:ascii="Times New Roman" w:eastAsia="Times New Roman" w:hAnsi="Times New Roman" w:cs="Times New Roman"/>
+          <w:b/>
+          <w:bCs/>
+          <w:sz w:val="36"/>
+          <w:szCs w:val="36"/>
+          <w:lang w:eastAsia="es-MX"/>
+        </w:rPr>
+        <w:t>1. ID del Producto</w:t>
+      </w:r>
+    </w:p>
+    <w:p>
+      <w:pPr>
+        <w:spacing w:before="100" w:beforeAutospacing="1" w:after="100" w:afterAutospacing="1" w:line="240" w:lineRule="auto"/>
+        <w:rPr>
+          <w:rFonts w:ascii="Times New Roman" w:eastAsia="Times New Roman" w:hAnsi="Times New Roman" w:cs="Times New Roman"/>
+          <w:sz w:val="24"/>
+          <w:szCs w:val="24"/>
+          <w:lang w:eastAsia="es-MX"/>
+        </w:rPr>
+      </w:pPr>
+      <w:r>
+        <w:rPr>
+          <w:rFonts w:ascii="Times New Roman" w:eastAsia="Times New Roman" w:hAnsi="Times New Roman" w:cs="Times New Roman"/>
+          <w:sz w:val="24"/>
+          <w:szCs w:val="24"/>
+          <w:lang w:eastAsia="es-MX"/>
+        </w:rPr>
+        <w:t>Campo utilizado para ingresar el identificador único del producto.</w:t>
+      </w:r>
+    </w:p>
+    <w:p>
+      <w:pPr>
+        <w:spacing w:before="100" w:beforeAutospacing="1" w:after="100" w:afterAutospacing="1" w:line="240" w:lineRule="auto"/>
+        <w:outlineLvl w:val="2"/>
+        <w:rPr>
+          <w:rFonts w:ascii="Times New Roman" w:eastAsia="Times New Roman" w:hAnsi="Times New Roman" w:cs="Times New Roman"/>
+          <w:b/>
+          <w:bCs/>
+          <w:sz w:val="27"/>
+          <w:szCs w:val="27"/>
+          <w:lang w:eastAsia="es-MX"/>
+        </w:rPr>
+      </w:pPr>
+      <w:r>
+        <w:rPr>
+          <w:rFonts w:ascii="Times New Roman" w:eastAsia="Times New Roman" w:hAnsi="Times New Roman" w:cs="Times New Roman"/>
+          <w:b/>
+          <w:bCs/>
+          <w:sz w:val="27"/>
+          <w:szCs w:val="27"/>
+          <w:lang w:eastAsia="es-MX"/>
+        </w:rPr>
+        <w:t>Ejemplo:</w:t>
+      </w:r>
+    </w:p>
+    <w:p>
+      <w:pPr>
+        <w:tabs>
+          <w:tab w:val="left" w:pos="916"/>
+          <w:tab w:val="left" w:pos="1832"/>
+          <w:tab w:val="left" w:pos="2748"/>
+          <w:tab w:val="left" w:pos="3664"/>
+          <w:tab w:val="left" w:pos="4580"/>
+          <w:tab w:val="left" w:pos="5496"/>
+          <w:tab w:val="left" w:pos="6412"/>
+          <w:tab w:val="left" w:pos="7328"/>
+          <w:tab w:val="left" w:pos="8244"/>
+          <w:tab w:val="left" w:pos="9160"/>
+          <w:tab w:val="left" w:pos="10076"/>
+          <w:tab w:val="left" w:pos="10992"/>
+          <w:tab w:val="left" w:pos="11908"/>
+          <w:tab w:val="left" w:pos="12824"/>
+          <w:tab w:val="left" w:pos="13740"/>
+          <w:tab w:val="left" w:pos="14656"/>
+        </w:tabs>
+        <w:spacing w:after="0" w:line="240" w:lineRule="auto"/>
+        <w:rPr>
+          <w:rFonts w:ascii="Courier New" w:eastAsia="Times New Roman" w:hAnsi="Courier New" w:cs="Courier New"/>
+          <w:sz w:val="20"/>
+          <w:szCs w:val="20"/>
+          <w:lang w:eastAsia="es-MX"/>
+        </w:rPr>
+      </w:pPr>
+      <w:r>
+        <w:rPr>
+          <w:rFonts w:ascii="Courier New" w:eastAsia="Times New Roman" w:hAnsi="Courier New" w:cs="Courier New"/>
+          <w:sz w:val="20"/>
+          <w:szCs w:val="20"/>
+          <w:lang w:eastAsia="es-MX"/>
+        </w:rPr>
+        <w:t>001</w:t>
+      </w:r>
+    </w:p>
+    <w:p>
+      <w:pPr>
+        <w:spacing w:before="100" w:beforeAutospacing="1" w:after="100" w:afterAutospacing="1" w:line="240" w:lineRule="auto"/>
+        <w:rPr>
+          <w:rFonts w:ascii="Times New Roman" w:eastAsia="Times New Roman" w:hAnsi="Times New Roman" w:cs="Times New Roman"/>
+          <w:sz w:val="24"/>
+          <w:szCs w:val="24"/>
+          <w:lang w:eastAsia="es-MX"/>
+        </w:rPr>
+      </w:pPr>
+      <w:r>
+        <w:rPr>
+          <w:rFonts w:ascii="Times New Roman" w:eastAsia="Times New Roman" w:hAnsi="Times New Roman" w:cs="Times New Roman"/>
+          <w:sz w:val="24"/>
+          <w:szCs w:val="24"/>
+          <w:lang w:eastAsia="es-MX"/>
+        </w:rPr>
+        <w:t>Este valor permite diferenciar cada producto dentro del sistema.</w:t>
+      </w:r>
+    </w:p>
+    <w:p>
+      <w:pPr>
+        <w:spacing w:after="0" w:line="240" w:lineRule="auto"/>
+        <w:rPr>
+          <w:rFonts w:ascii="Times New Roman" w:eastAsia="Times New Roman" w:hAnsi="Times New Roman" w:cs="Times New Roman"/>
+          <w:sz w:val="24"/>
+          <w:szCs w:val="24"/>
+          <w:lang w:eastAsia="es-MX"/>
+        </w:rPr>
+      </w:pPr>
+      <w:r>
+        <w:rPr>
+          <w:rFonts w:ascii="Times New Roman" w:eastAsia="Times New Roman" w:hAnsi="Times New Roman" w:cs="Times New Roman"/>
+          <w:sz w:val="24"/>
+          <w:szCs w:val="24"/>
+          <w:lang w:eastAsia="es-MX"/>
+        </w:rPr>
+        <w:pict w14:anchorId="31685B2F">
+          <v:rect id="_x0000_i1025" style="width:0;height:1.5pt" o:hralign="center" o:hrstd="t" o:hr="t" fillcolor="#a0a0a0" stroked="f"/>
+        </w:pict>
+      </w:r>
+    </w:p>
+    <w:p>
+      <w:pPr>
+        <w:spacing w:before="100" w:beforeAutospacing="1" w:after="100" w:afterAutospacing="1" w:line="240" w:lineRule="auto"/>
+        <w:outlineLvl w:val="1"/>
+        <w:rPr>
+          <w:rFonts w:ascii="Times New Roman" w:eastAsia="Times New Roman" w:hAnsi="Times New Roman" w:cs="Times New Roman"/>
+          <w:b/>
+          <w:bCs/>
+          <w:sz w:val="36"/>
+          <w:szCs w:val="36"/>
+          <w:lang w:eastAsia="es-MX"/>
+        </w:rPr>
+      </w:pPr>
+      <w:r>
+        <w:rPr>
+          <w:rFonts w:ascii="Times New Roman" w:eastAsia="Times New Roman" w:hAnsi="Times New Roman" w:cs="Times New Roman"/>
+          <w:b/>
+          <w:bCs/>
+          <w:sz w:val="36"/>
+          <w:szCs w:val="36"/>
+          <w:lang w:eastAsia="es-MX"/>
+        </w:rPr>
+        <w:t>2. Descripción</w:t>
+      </w:r>
+    </w:p>
+    <w:p>
+      <w:pPr>
+        <w:spacing w:before="100" w:beforeAutospacing="1" w:after="100" w:afterAutospacing="1" w:line="240" w:lineRule="auto"/>
+        <w:rPr>
+          <w:rFonts w:ascii="Times New Roman" w:eastAsia="Times New Roman" w:hAnsi="Times New Roman" w:cs="Times New Roman"/>
+          <w:sz w:val="24"/>
+          <w:szCs w:val="24"/>
+          <w:lang w:eastAsia="es-MX"/>
+        </w:rPr>
+      </w:pPr>
+      <w:r>
+        <w:rPr>
+          <w:rFonts w:ascii="Times New Roman" w:eastAsia="Times New Roman" w:hAnsi="Times New Roman" w:cs="Times New Roman"/>
+          <w:sz w:val="24"/>
+          <w:szCs w:val="24"/>
+          <w:lang w:eastAsia="es-MX"/>
+        </w:rPr>
+        <w:t>Campo donde se escribe el nombre o descripción del producto.</w:t>
+      </w:r>
+    </w:p>
+    <w:p>
+      <w:pPr>
+        <w:spacing w:before="100" w:beforeAutospacing="1" w:after="100" w:afterAutospacing="1" w:line="240" w:lineRule="auto"/>
+        <w:outlineLvl w:val="2"/>
+        <w:rPr>
+          <w:rFonts w:ascii="Times New Roman" w:eastAsia="Times New Roman" w:hAnsi="Times New Roman" w:cs="Times New Roman"/>
+          <w:b/>
+          <w:bCs/>
+          <w:sz w:val="27"/>
+          <w:szCs w:val="27"/>
+          <w:lang w:eastAsia="es-MX"/>
+        </w:rPr>
+      </w:pPr>
+      <w:r>
+        <w:rPr>
+          <w:rFonts w:ascii="Times New Roman" w:eastAsia="Times New Roman" w:hAnsi="Times New Roman" w:cs="Times New Roman"/>
+          <w:b/>
+          <w:bCs/>
+          <w:sz w:val="27"/>
+          <w:szCs w:val="27"/>
+          <w:lang w:eastAsia="es-MX"/>
+        </w:rPr>
+        <w:lastRenderedPageBreak/>
+        <w:t>Ejemplo:</w:t>
+      </w:r>
+    </w:p>
+    <w:p>
+      <w:pPr>
+        <w:tabs>
+          <w:tab w:val="left" w:pos="916"/>
+          <w:tab w:val="left" w:pos="1832"/>
+          <w:tab w:val="left" w:pos="2748"/>
+          <w:tab w:val="left" w:pos="3664"/>
+          <w:tab w:val="left" w:pos="4580"/>
+          <w:tab w:val="left" w:pos="5496"/>
+          <w:tab w:val="left" w:pos="6412"/>
+          <w:tab w:val="left" w:pos="7328"/>
+          <w:tab w:val="left" w:pos="8244"/>
+          <w:tab w:val="left" w:pos="9160"/>
+          <w:tab w:val="left" w:pos="10076"/>
+          <w:tab w:val="left" w:pos="10992"/>
+          <w:tab w:val="left" w:pos="11908"/>
+          <w:tab w:val="left" w:pos="12824"/>
+          <w:tab w:val="left" w:pos="13740"/>
+          <w:tab w:val="left" w:pos="14656"/>
+        </w:tabs>
+        <w:spacing w:after="0" w:line="240" w:lineRule="auto"/>
+        <w:rPr>
+          <w:rFonts w:ascii="Courier New" w:eastAsia="Times New Roman" w:hAnsi="Courier New" w:cs="Courier New"/>
+          <w:sz w:val="20"/>
+          <w:szCs w:val="20"/>
+          <w:lang w:eastAsia="es-MX"/>
+        </w:rPr>
+      </w:pPr>
+      <w:r>
+        <w:rPr>
+          <w:rFonts w:ascii="Courier New" w:eastAsia="Times New Roman" w:hAnsi="Courier New" w:cs="Courier New"/>
+          <w:sz w:val="20"/>
+          <w:szCs w:val="20"/>
+          <w:lang w:eastAsia="es-MX"/>
+        </w:rPr>
+        <w:t xml:space="preserve">Playera Negra </w:t>
+      </w:r>
+      <w:proofErr w:type="spellStart"/>
+      <w:r>
+        <w:rPr>
+          <w:rFonts w:ascii="Courier New" w:eastAsia="Times New Roman" w:hAnsi="Courier New" w:cs="Courier New"/>
+          <w:sz w:val="20"/>
+          <w:szCs w:val="20"/>
+          <w:lang w:eastAsia="es-MX"/>
+        </w:rPr>
+        <w:t>Oversize</w:t>
+      </w:r>
+      <w:proofErr w:type="spellEnd"/>
+    </w:p>
+    <w:p>
+      <w:pPr>
+        <w:spacing w:before="100" w:beforeAutospacing="1" w:after="100" w:afterAutospacing="1" w:line="240" w:lineRule="auto"/>
+        <w:rPr>
+          <w:rFonts w:ascii="Times New Roman" w:eastAsia="Times New Roman" w:hAnsi="Times New Roman" w:cs="Times New Roman"/>
+          <w:sz w:val="24"/>
+          <w:szCs w:val="24"/>
+          <w:lang w:eastAsia="es-MX"/>
+        </w:rPr>
+      </w:pPr>
+      <w:r>
+        <w:rPr>
+          <w:rFonts w:ascii="Times New Roman" w:eastAsia="Times New Roman" w:hAnsi="Times New Roman" w:cs="Times New Roman"/>
+          <w:sz w:val="24"/>
+          <w:szCs w:val="24"/>
+          <w:lang w:eastAsia="es-MX"/>
+        </w:rPr>
+        <w:t>Se recomienda escribir nombres claros y fáciles de identificar.</w:t>
+      </w:r>
+    </w:p>
+    <w:p>
+      <w:pPr>
+        <w:spacing w:after="0" w:line="240" w:lineRule="auto"/>
+        <w:rPr>
+          <w:rFonts w:ascii="Times New Roman" w:eastAsia="Times New Roman" w:hAnsi="Times New Roman" w:cs="Times New Roman"/>
+          <w:sz w:val="24"/>
+          <w:szCs w:val="24"/>
+          <w:lang w:eastAsia="es-MX"/>
+        </w:rPr>
+      </w:pPr>
+      <w:r>
+        <w:rPr>
+          <w:rFonts w:ascii="Times New Roman" w:eastAsia="Times New Roman" w:hAnsi="Times New Roman" w:cs="Times New Roman"/>
+          <w:sz w:val="24"/>
+          <w:szCs w:val="24"/>
+          <w:lang w:eastAsia="es-MX"/>
+        </w:rPr>
+        <w:pict w14:anchorId="0B7EE7E4">
+          <v:rect id="_x0000_i1026" style="width:0;height:1.5pt" o:hralign="center" o:hrstd="t" o:hr="t" fillcolor="#a0a0a0" stroked="f"/>
+        </w:pict>
+      </w:r>
+    </w:p>
+    <w:p>
+      <w:pPr>
+        <w:spacing w:before="100" w:beforeAutospacing="1" w:after="100" w:afterAutospacing="1" w:line="240" w:lineRule="auto"/>
+        <w:outlineLvl w:val="1"/>
+        <w:rPr>
+          <w:rFonts w:ascii="Times New Roman" w:eastAsia="Times New Roman" w:hAnsi="Times New Roman" w:cs="Times New Roman"/>
+          <w:b/>
+          <w:bCs/>
+          <w:sz w:val="36"/>
+          <w:szCs w:val="36"/>
+          <w:lang w:eastAsia="es-MX"/>
+        </w:rPr>
+      </w:pPr>
+      <w:r>
+        <w:rPr>
+          <w:rFonts w:ascii="Times New Roman" w:eastAsia="Times New Roman" w:hAnsi="Times New Roman" w:cs="Times New Roman"/>
+          <w:b/>
+          <w:bCs/>
+          <w:sz w:val="36"/>
+          <w:szCs w:val="36"/>
+          <w:lang w:eastAsia="es-MX"/>
+        </w:rPr>
+        <w:t>3. Precio</w:t>
+      </w:r>
+    </w:p>
+    <w:p>
+      <w:pPr>
+        <w:spacing w:before="100" w:beforeAutospacing="1" w:after="100" w:afterAutospacing="1" w:line="240" w:lineRule="auto"/>
+        <w:rPr>
+          <w:rFonts w:ascii="Times New Roman" w:eastAsia="Times New Roman" w:hAnsi="Times New Roman" w:cs="Times New Roman"/>
+          <w:sz w:val="24"/>
+          <w:szCs w:val="24"/>
+          <w:lang w:eastAsia="es-MX"/>
+        </w:rPr>
+      </w:pPr>
+      <w:r>
+        <w:rPr>
+          <w:rFonts w:ascii="Times New Roman" w:eastAsia="Times New Roman" w:hAnsi="Times New Roman" w:cs="Times New Roman"/>
+          <w:sz w:val="24"/>
+          <w:szCs w:val="24"/>
+          <w:lang w:eastAsia="es-MX"/>
+        </w:rPr>
+        <w:t>Campo destinado al precio del producto.</w:t>
+      </w:r>
+    </w:p>
+    <w:p>
+      <w:pPr>
+        <w:spacing w:before="100" w:beforeAutospacing="1" w:after="100" w:afterAutospacing="1" w:line="240" w:lineRule="auto"/>
+        <w:outlineLvl w:val="2"/>
+        <w:rPr>
+          <w:rFonts w:ascii="Times New Roman" w:eastAsia="Times New Roman" w:hAnsi="Times New Roman" w:cs="Times New Roman"/>
+          <w:b/>
+          <w:bCs/>
+          <w:sz w:val="27"/>
+          <w:szCs w:val="27"/>
+          <w:lang w:eastAsia="es-MX"/>
+        </w:rPr>
+      </w:pPr>
+      <w:r>
+        <w:rPr>
+          <w:rFonts w:ascii="Times New Roman" w:eastAsia="Times New Roman" w:hAnsi="Times New Roman" w:cs="Times New Roman"/>
+          <w:b/>
+          <w:bCs/>
+          <w:sz w:val="27"/>
+          <w:szCs w:val="27"/>
+          <w:lang w:eastAsia="es-MX"/>
+        </w:rPr>
+        <w:t>Ejemplo:</w:t>
+      </w:r>
+    </w:p>
+    <w:p>
+      <w:pPr>
+        <w:tabs>
+          <w:tab w:val="left" w:pos="916"/>
+          <w:tab w:val="left" w:pos="1832"/>
+          <w:tab w:val="left" w:pos="2748"/>
+          <w:tab w:val="left" w:pos="3664"/>
+          <w:tab w:val="left" w:pos="4580"/>
+          <w:tab w:val="left" w:pos="5496"/>
+          <w:tab w:val="left" w:pos="6412"/>
+          <w:tab w:val="left" w:pos="7328"/>
+          <w:tab w:val="left" w:pos="8244"/>
+          <w:tab w:val="left" w:pos="9160"/>
+          <w:tab w:val="left" w:pos="10076"/>
+          <w:tab w:val="left" w:pos="10992"/>
+          <w:tab w:val="left" w:pos="11908"/>
+          <w:tab w:val="left" w:pos="12824"/>
+          <w:tab w:val="left" w:pos="13740"/>
+          <w:tab w:val="left" w:pos="14656"/>
+        </w:tabs>
+        <w:spacing w:after="0" w:line="240" w:lineRule="auto"/>
+        <w:rPr>
+          <w:rFonts w:ascii="Courier New" w:eastAsia="Times New Roman" w:hAnsi="Courier New" w:cs="Courier New"/>
+          <w:sz w:val="20"/>
+          <w:szCs w:val="20"/>
+          <w:lang w:eastAsia="es-MX"/>
+        </w:rPr>
+      </w:pPr>
+      <w:r>
+        <w:rPr>
+          <w:rFonts w:ascii="Courier New" w:eastAsia="Times New Roman" w:hAnsi="Courier New" w:cs="Courier New"/>
+          <w:sz w:val="20"/>
+          <w:szCs w:val="20"/>
+          <w:lang w:eastAsia="es-MX"/>
+        </w:rPr>
+        <w:t>399.99</w:t>
+      </w:r>
+    </w:p>
+    <w:p>
+      <w:pPr>
+        <w:spacing w:before="100" w:beforeAutospacing="1" w:after="100" w:afterAutospacing="1" w:line="240" w:lineRule="auto"/>
+        <w:rPr>
+          <w:rFonts w:ascii="Times New Roman" w:eastAsia="Times New Roman" w:hAnsi="Times New Roman" w:cs="Times New Roman"/>
+          <w:sz w:val="24"/>
+          <w:szCs w:val="24"/>
+          <w:lang w:eastAsia="es-MX"/>
+        </w:rPr>
+      </w:pPr>
+      <w:r>
+        <w:rPr>
+          <w:rFonts w:ascii="Times New Roman" w:eastAsia="Times New Roman" w:hAnsi="Times New Roman" w:cs="Times New Roman"/>
+          <w:sz w:val="24"/>
+          <w:szCs w:val="24"/>
+          <w:lang w:eastAsia="es-MX"/>
+        </w:rPr>
+        <w:t>El sistema valida que el valor ingresado sea numérico.</w:t>
+      </w:r>
+    </w:p>
+    <w:p>
+      <w:pPr>
+        <w:spacing w:after="0" w:line="240" w:lineRule="auto"/>
+        <w:rPr>
+          <w:rFonts w:ascii="Times New Roman" w:eastAsia="Times New Roman" w:hAnsi="Times New Roman" w:cs="Times New Roman"/>
+          <w:sz w:val="24"/>
+          <w:szCs w:val="24"/>
+          <w:lang w:eastAsia="es-MX"/>
+        </w:rPr>
+      </w:pPr>
+      <w:r>
+        <w:rPr>
+          <w:rFonts w:ascii="Times New Roman" w:eastAsia="Times New Roman" w:hAnsi="Times New Roman" w:cs="Times New Roman"/>
+          <w:sz w:val="24"/>
+          <w:szCs w:val="24"/>
+          <w:lang w:eastAsia="es-MX"/>
+        </w:rPr>
+        <w:pict w14:anchorId="1E92CE70">
+          <v:rect id="_x0000_i1027" style="width:0;height:1.5pt" o:hralign="center" o:hrstd="t" o:hr="t" fillcolor="#a0a0a0" stroked="f"/>
+        </w:pict>
+      </w:r>
+    </w:p>
+    <w:p>
+      <w:pPr>
+        <w:spacing w:before="100" w:beforeAutospacing="1" w:after="100" w:afterAutospacing="1" w:line="240" w:lineRule="auto"/>
+        <w:outlineLvl w:val="1"/>
+        <w:rPr>
+          <w:rFonts w:ascii="Times New Roman" w:eastAsia="Times New Roman" w:hAnsi="Times New Roman" w:cs="Times New Roman"/>
+          <w:b/>
+          <w:bCs/>
+          <w:sz w:val="36"/>
+          <w:szCs w:val="36"/>
+          <w:lang w:eastAsia="es-MX"/>
+        </w:rPr>
+      </w:pPr>
+      <w:r>
+        <w:rPr>
+          <w:rFonts w:ascii="Times New Roman" w:eastAsia="Times New Roman" w:hAnsi="Times New Roman" w:cs="Times New Roman"/>
+          <w:b/>
+          <w:bCs/>
+          <w:sz w:val="36"/>
+          <w:szCs w:val="36"/>
+          <w:lang w:eastAsia="es-MX"/>
+        </w:rPr>
+        <w:t>4. Categoría</w:t>
+      </w:r>
+    </w:p>
+    <w:p>
+      <w:pPr>
+        <w:spacing w:before="100" w:beforeAutospacing="1" w:after="100" w:afterAutospacing="1" w:line="240" w:lineRule="auto"/>
+        <w:rPr>
+          <w:rFonts w:ascii="Times New Roman" w:eastAsia="Times New Roman" w:hAnsi="Times New Roman" w:cs="Times New Roman"/>
+          <w:sz w:val="24"/>
+          <w:szCs w:val="24"/>
+          <w:lang w:eastAsia="es-MX"/>
+        </w:rPr>
+      </w:pPr>
+      <w:r>
+        <w:rPr>
+          <w:rFonts w:ascii="Times New Roman" w:eastAsia="Times New Roman" w:hAnsi="Times New Roman" w:cs="Times New Roman"/>
+          <w:sz w:val="24"/>
+          <w:szCs w:val="24"/>
+          <w:lang w:eastAsia="es-MX"/>
+        </w:rPr>
+        <w:t>Campo utilizado para clasificar el producto.</w:t>
+      </w:r>
+    </w:p>
+    <w:p>
+      <w:pPr>
+        <w:spacing w:before="100" w:beforeAutospacing="1" w:after="100" w:afterAutospacing="1" w:line="240" w:lineRule="auto"/>
+        <w:outlineLvl w:val="2"/>
+        <w:rPr>
+          <w:rFonts w:ascii="Times New Roman" w:eastAsia="Times New Roman" w:hAnsi="Times New Roman" w:cs="Times New Roman"/>
+          <w:b/>
+          <w:bCs/>
+          <w:sz w:val="27"/>
+          <w:szCs w:val="27"/>
+          <w:lang w:eastAsia="es-MX"/>
+        </w:rPr>
+      </w:pPr>
+      <w:r>
+        <w:rPr>
+          <w:rFonts w:ascii="Times New Roman" w:eastAsia="Times New Roman" w:hAnsi="Times New Roman" w:cs="Times New Roman"/>
+          <w:b/>
+          <w:bCs/>
+          <w:sz w:val="27"/>
+          <w:szCs w:val="27"/>
+          <w:lang w:eastAsia="es-MX"/>
+        </w:rPr>
+        <w:t>Ejemplo:</w:t>
+      </w:r>
+    </w:p>
+    <w:p>
+      <w:pPr>
+        <w:tabs>
+          <w:tab w:val="left" w:pos="916"/>
+          <w:tab w:val="left" w:pos="1832"/>
+          <w:tab w:val="left" w:pos="2748"/>
+          <w:tab w:val="left" w:pos="3664"/>
+          <w:tab w:val="left" w:pos="4580"/>
+          <w:tab w:val="left" w:pos="5496"/>
+          <w:tab w:val="left" w:pos="6412"/>
+          <w:tab w:val="left" w:pos="7328"/>
+          <w:tab w:val="left" w:pos="8244"/>
+          <w:tab w:val="left" w:pos="9160"/>
+          <w:tab w:val="left" w:pos="10076"/>
+          <w:tab w:val="left" w:pos="10992"/>
+          <w:tab w:val="left" w:pos="11908"/>
+          <w:tab w:val="left" w:pos="12824"/>
+          <w:tab w:val="left" w:pos="13740"/>
+          <w:tab w:val="left" w:pos="14656"/>
+        </w:tabs>
+        <w:spacing w:after="0" w:line="240" w:lineRule="auto"/>
+        <w:rPr>
+          <w:rFonts w:ascii="Courier New" w:eastAsia="Times New Roman" w:hAnsi="Courier New" w:cs="Courier New"/>
+          <w:sz w:val="20"/>
+          <w:szCs w:val="20"/>
+          <w:lang w:eastAsia="es-MX"/>
+        </w:rPr>
+      </w:pPr>
+      <w:r>
+        <w:rPr>
+          <w:rFonts w:ascii="Courier New" w:eastAsia="Times New Roman" w:hAnsi="Courier New" w:cs="Courier New"/>
+          <w:sz w:val="20"/>
+          <w:szCs w:val="20"/>
+          <w:lang w:eastAsia="es-MX"/>
+        </w:rPr>
+        <w:t>Playeras</w:t>
+      </w:r>
+    </w:p>
+    <w:p>
+      <w:pPr>
+        <w:spacing w:before="100" w:beforeAutospacing="1" w:after="100" w:afterAutospacing="1" w:line="240" w:lineRule="auto"/>
+        <w:rPr>
+          <w:rFonts w:ascii="Times New Roman" w:eastAsia="Times New Roman" w:hAnsi="Times New Roman" w:cs="Times New Roman"/>
+          <w:sz w:val="24"/>
+          <w:szCs w:val="24"/>
+          <w:lang w:eastAsia="es-MX"/>
+        </w:rPr>
+      </w:pPr>
+      <w:r>
+        <w:rPr>
+          <w:rFonts w:ascii="Times New Roman" w:eastAsia="Times New Roman" w:hAnsi="Times New Roman" w:cs="Times New Roman"/>
+          <w:sz w:val="24"/>
+          <w:szCs w:val="24"/>
+          <w:lang w:eastAsia="es-MX"/>
+        </w:rPr>
+        <w:t>Esto ayuda a organizar mejor los productos registrados.</w:t>
+      </w:r>
+    </w:p>
+    <w:p>
+      <w:pPr>
+        <w:spacing w:after="0" w:line="240" w:lineRule="auto"/>
+        <w:rPr>
+          <w:rFonts w:ascii="Times New Roman" w:eastAsia="Times New Roman" w:hAnsi="Times New Roman" w:cs="Times New Roman"/>
+          <w:sz w:val="24"/>
+          <w:szCs w:val="24"/>
+          <w:lang w:eastAsia="es-MX"/>
+        </w:rPr>
+      </w:pPr>
+      <w:r>
+        <w:rPr>
+          <w:rFonts w:ascii="Times New Roman" w:eastAsia="Times New Roman" w:hAnsi="Times New Roman" w:cs="Times New Roman"/>
+          <w:sz w:val="24"/>
+          <w:szCs w:val="24"/>
+          <w:lang w:eastAsia="es-MX"/>
+        </w:rPr>
+        <w:pict w14:anchorId="01066E27">
+          <v:rect id="_x0000_i1028" style="width:0;height:1.5pt" o:hralign="center" o:hrstd="t" o:hr="t" fillcolor="#a0a0a0" stroked="f"/>
+        </w:pict>
+      </w:r>
+    </w:p>
+    <w:p>
+      <w:pPr>
+        <w:spacing w:before="100" w:beforeAutospacing="1" w:after="100" w:afterAutospacing="1" w:line="240" w:lineRule="auto"/>
+        <w:outlineLvl w:val="0"/>
+        <w:rPr>
+          <w:rFonts w:ascii="Times New Roman" w:eastAsia="Times New Roman" w:hAnsi="Times New Roman" w:cs="Times New Roman"/>
+          <w:b/>
+          <w:bCs/>
+          <w:kern w:val="36"/>
+          <w:sz w:val="48"/>
+          <w:szCs w:val="48"/>
+          <w:lang w:eastAsia="es-MX"/>
+        </w:rPr>
+      </w:pPr>
+      <w:r>
+        <w:rPr>
+          <w:rFonts w:ascii="Times New Roman" w:eastAsia="Times New Roman" w:hAnsi="Times New Roman" w:cs="Times New Roman"/>
+          <w:b/>
+          <w:bCs/>
+          <w:kern w:val="36"/>
+          <w:sz w:val="48"/>
+          <w:szCs w:val="48"/>
+          <w:lang w:eastAsia="es-MX"/>
+        </w:rPr>
+        <w:t>Botón “Guardar Producto”</w:t>
+      </w:r>
+    </w:p>
+    <w:p>
+      <w:pPr>
+        <w:spacing w:before="100" w:beforeAutospacing="1" w:after="100" w:afterAutospacing="1" w:line="240" w:lineRule="auto"/>
+        <w:rPr>
+          <w:rFonts w:ascii="Times New Roman" w:eastAsia="Times New Roman" w:hAnsi="Times New Roman" w:cs="Times New Roman"/>
+          <w:sz w:val="24"/>
+          <w:szCs w:val="24"/>
+          <w:lang w:eastAsia="es-MX"/>
+        </w:rPr>
+      </w:pPr>
+      <w:r>
+        <w:rPr>
+          <w:rFonts w:ascii="Times New Roman" w:eastAsia="Times New Roman" w:hAnsi="Times New Roman" w:cs="Times New Roman"/>
+          <w:sz w:val="24"/>
+          <w:szCs w:val="24"/>
+          <w:lang w:eastAsia="es-MX"/>
+        </w:rPr>
+        <w:t xml:space="preserve">El botón </w:t>
+      </w:r>
+      <w:r>
+        <w:rPr>
+          <w:rFonts w:ascii="Times New Roman" w:eastAsia="Times New Roman" w:hAnsi="Times New Roman" w:cs="Times New Roman"/>
+          <w:b/>
+          <w:bCs/>
+          <w:sz w:val="24"/>
+          <w:szCs w:val="24"/>
+          <w:lang w:eastAsia="es-MX"/>
+        </w:rPr>
+        <w:t>GUARDAR PRODUCTO</w:t>
+      </w:r>
+      <w:r>
+        <w:rPr>
+          <w:rFonts w:ascii="Times New Roman" w:eastAsia="Times New Roman" w:hAnsi="Times New Roman" w:cs="Times New Roman"/>
+          <w:sz w:val="24"/>
+          <w:szCs w:val="24"/>
+          <w:lang w:eastAsia="es-MX"/>
+        </w:rPr>
+        <w:t xml:space="preserve"> almacena la información capturada en el archivo del sistema.</w:t>
+      </w:r>
+    </w:p>
+    <w:p>
+      <w:pPr>
+        <w:spacing w:before="100" w:beforeAutospacing="1" w:after="100" w:afterAutospacing="1" w:line="240" w:lineRule="auto"/>
+        <w:rPr>
+          <w:rFonts w:ascii="Times New Roman" w:eastAsia="Times New Roman" w:hAnsi="Times New Roman" w:cs="Times New Roman"/>
+          <w:sz w:val="24"/>
+          <w:szCs w:val="24"/>
+          <w:lang w:eastAsia="es-MX"/>
+        </w:rPr>
+      </w:pPr>
+      <w:r>
+        <w:rPr>
+          <w:rFonts w:ascii="Times New Roman" w:eastAsia="Times New Roman" w:hAnsi="Times New Roman" w:cs="Times New Roman"/>
+          <w:sz w:val="24"/>
+          <w:szCs w:val="24"/>
+          <w:lang w:eastAsia="es-MX"/>
+        </w:rPr>
+        <w:t>Cuando el usuario presiona el botón:</w:t>
+      </w:r>
+    </w:p>
+    <w:p>
+      <w:pPr>
+        <w:numPr>
+          <w:ilvl w:val="0"/>
+          <w:numId w:val="2"/>
+        </w:numPr>
+        <w:spacing w:before="100" w:beforeAutospacing="1" w:after="100" w:afterAutospacing="1" w:line="240" w:lineRule="auto"/>
+        <w:rPr>
+          <w:rFonts w:ascii="Times New Roman" w:eastAsia="Times New Roman" w:hAnsi="Times New Roman" w:cs="Times New Roman"/>
+          <w:sz w:val="24"/>
+          <w:szCs w:val="24"/>
+          <w:lang w:eastAsia="es-MX"/>
+        </w:rPr>
+      </w:pPr>
+      <w:r>
+        <w:rPr>
+          <w:rFonts w:ascii="Times New Roman" w:eastAsia="Times New Roman" w:hAnsi="Times New Roman" w:cs="Times New Roman"/>
+          <w:sz w:val="24"/>
+          <w:szCs w:val="24"/>
+          <w:lang w:eastAsia="es-MX"/>
+        </w:rPr>
+        <w:t xml:space="preserve">El sistema verifica que todos los campos estén completos. </w:t>
+      </w:r>
+    </w:p>
+    <w:p>
+      <w:pPr>
+        <w:numPr>
+          <w:ilvl w:val="0"/>
+          <w:numId w:val="2"/>
+        </w:numPr>
+        <w:spacing w:before="100" w:beforeAutospacing="1" w:after="100" w:afterAutospacing="1" w:line="240" w:lineRule="auto"/>
+        <w:rPr>
+          <w:rFonts w:ascii="Times New Roman" w:eastAsia="Times New Roman" w:hAnsi="Times New Roman" w:cs="Times New Roman"/>
+          <w:sz w:val="24"/>
+          <w:szCs w:val="24"/>
+          <w:lang w:eastAsia="es-MX"/>
+        </w:rPr>
+      </w:pPr>
+      <w:r>
+        <w:rPr>
+          <w:rFonts w:ascii="Times New Roman" w:eastAsia="Times New Roman" w:hAnsi="Times New Roman" w:cs="Times New Roman"/>
+          <w:sz w:val="24"/>
+          <w:szCs w:val="24"/>
+          <w:lang w:eastAsia="es-MX"/>
+        </w:rPr>
+        <w:t xml:space="preserve">Valida que el precio sea un número válido. </w:t>
+      </w:r>
+    </w:p>
+    <w:p>
+      <w:pPr>
+        <w:numPr>
+          <w:ilvl w:val="0"/>
+          <w:numId w:val="2"/>
+        </w:numPr>
+        <w:spacing w:before="100" w:beforeAutospacing="1" w:after="100" w:afterAutospacing="1" w:line="240" w:lineRule="auto"/>
+        <w:rPr>
+          <w:rFonts w:ascii="Times New Roman" w:eastAsia="Times New Roman" w:hAnsi="Times New Roman" w:cs="Times New Roman"/>
+          <w:sz w:val="24"/>
+          <w:szCs w:val="24"/>
+          <w:lang w:eastAsia="es-MX"/>
+        </w:rPr>
+      </w:pPr>
+      <w:r>
+        <w:rPr>
+          <w:rFonts w:ascii="Times New Roman" w:eastAsia="Times New Roman" w:hAnsi="Times New Roman" w:cs="Times New Roman"/>
+          <w:sz w:val="24"/>
+          <w:szCs w:val="24"/>
+          <w:lang w:eastAsia="es-MX"/>
+        </w:rPr>
+        <w:t xml:space="preserve">Guarda la información en el archivo: </w:t>
+      </w:r>
+    </w:p>
+    <w:p>
+      <w:pPr>
+        <w:tabs>
+          <w:tab w:val="left" w:pos="916"/>
+          <w:tab w:val="left" w:pos="1832"/>
+          <w:tab w:val="left" w:pos="2748"/>
+          <w:tab w:val="left" w:pos="3664"/>
+          <w:tab w:val="left" w:pos="4580"/>
+          <w:tab w:val="left" w:pos="5496"/>
+          <w:tab w:val="left" w:pos="6412"/>
+          <w:tab w:val="left" w:pos="7328"/>
+          <w:tab w:val="left" w:pos="8244"/>
+          <w:tab w:val="left" w:pos="9160"/>
+          <w:tab w:val="left" w:pos="10076"/>
+          <w:tab w:val="left" w:pos="10992"/>
+          <w:tab w:val="left" w:pos="11908"/>
+          <w:tab w:val="left" w:pos="12824"/>
+          <w:tab w:val="left" w:pos="13740"/>
+          <w:tab w:val="left" w:pos="14656"/>
+        </w:tabs>
+        <w:spacing w:after="0" w:line="240" w:lineRule="auto"/>
+        <w:rPr>
+          <w:rFonts w:ascii="Courier New" w:eastAsia="Times New Roman" w:hAnsi="Courier New" w:cs="Courier New"/>
+          <w:sz w:val="20"/>
+          <w:szCs w:val="20"/>
+          <w:lang w:eastAsia="es-MX"/>
+        </w:rPr>
+      </w:pPr>
+      <w:r>
+        <w:rPr>
+          <w:rFonts w:ascii="Courier New" w:eastAsia="Times New Roman" w:hAnsi="Courier New" w:cs="Courier New"/>
+          <w:sz w:val="20"/>
+          <w:szCs w:val="20"/>
+          <w:lang w:eastAsia="es-MX"/>
+        </w:rPr>
+        <w:t>productos.txt</w:t>
+      </w:r>
+    </w:p>
+    <w:p>
+      <w:pPr>
+        <w:numPr>
+          <w:ilvl w:val="0"/>
+          <w:numId w:val="3"/>
+        </w:numPr>
+        <w:spacing w:before="100" w:beforeAutospacing="1" w:after="100" w:afterAutospacing="1" w:line="240" w:lineRule="auto"/>
+        <w:rPr>
+          <w:rFonts w:ascii="Times New Roman" w:eastAsia="Times New Roman" w:hAnsi="Times New Roman" w:cs="Times New Roman"/>
+          <w:sz w:val="24"/>
+          <w:szCs w:val="24"/>
+          <w:lang w:eastAsia="es-MX"/>
+        </w:rPr>
+      </w:pPr>
+      <w:r>
+        <w:rPr>
+          <w:rFonts w:ascii="Times New Roman" w:eastAsia="Times New Roman" w:hAnsi="Times New Roman" w:cs="Times New Roman"/>
+          <w:sz w:val="24"/>
+          <w:szCs w:val="24"/>
+          <w:lang w:eastAsia="es-MX"/>
+        </w:rPr>
+        <w:lastRenderedPageBreak/>
+        <w:t xml:space="preserve">Muestra un mensaje de confirmación. </w:t>
+      </w:r>
+    </w:p>
+    <w:p>
+      <w:pPr>
+        <w:numPr>
+          <w:ilvl w:val="0"/>
+          <w:numId w:val="3"/>
+        </w:numPr>
+        <w:spacing w:before="100" w:beforeAutospacing="1" w:after="100" w:afterAutospacing="1" w:line="240" w:lineRule="auto"/>
+        <w:rPr>
+          <w:rFonts w:ascii="Times New Roman" w:eastAsia="Times New Roman" w:hAnsi="Times New Roman" w:cs="Times New Roman"/>
+          <w:sz w:val="24"/>
+          <w:szCs w:val="24"/>
+          <w:lang w:eastAsia="es-MX"/>
+        </w:rPr>
+      </w:pPr>
+      <w:r>
+        <w:rPr>
+          <w:rFonts w:ascii="Times New Roman" w:eastAsia="Times New Roman" w:hAnsi="Times New Roman" w:cs="Times New Roman"/>
+          <w:sz w:val="24"/>
+          <w:szCs w:val="24"/>
+          <w:lang w:eastAsia="es-MX"/>
+        </w:rPr>
+        <w:t xml:space="preserve">Limpia automáticamente los campos para registrar un nuevo producto. </w:t>
+      </w:r>
+    </w:p>
+    <w:p>
+      <w:pPr>
+        <w:spacing w:after="0" w:line="240" w:lineRule="auto"/>
+        <w:rPr>
+          <w:rFonts w:ascii="Times New Roman" w:eastAsia="Times New Roman" w:hAnsi="Times New Roman" w:cs="Times New Roman"/>
+          <w:sz w:val="24"/>
+          <w:szCs w:val="24"/>
+          <w:lang w:eastAsia="es-MX"/>
+        </w:rPr>
+      </w:pPr>
+      <w:r>
+        <w:rPr>
+          <w:rFonts w:ascii="Times New Roman" w:eastAsia="Times New Roman" w:hAnsi="Times New Roman" w:cs="Times New Roman"/>
+          <w:sz w:val="24"/>
+          <w:szCs w:val="24"/>
+          <w:lang w:eastAsia="es-MX"/>
+        </w:rPr>
+        <w:pict w14:anchorId="6EBC86A0">
+          <v:rect id="_x0000_i1029" style="width:0;height:1.5pt" o:hralign="center" o:hrstd="t" o:hr="t" fillcolor="#a0a0a0" stroked="f"/>
+        </w:pict>
+      </w:r>
+    </w:p>
+    <w:p>
+      <w:pPr>
+        <w:spacing w:before="100" w:beforeAutospacing="1" w:after="100" w:afterAutospacing="1" w:line="240" w:lineRule="auto"/>
+        <w:outlineLvl w:val="0"/>
+        <w:rPr>
+          <w:rFonts w:ascii="Times New Roman" w:eastAsia="Times New Roman" w:hAnsi="Times New Roman" w:cs="Times New Roman"/>
+          <w:b/>
+          <w:bCs/>
+          <w:kern w:val="36"/>
+          <w:sz w:val="48"/>
+          <w:szCs w:val="48"/>
+          <w:lang w:eastAsia="es-MX"/>
+        </w:rPr>
+      </w:pPr>
+      <w:r>
+        <w:rPr>
+          <w:rFonts w:ascii="Times New Roman" w:eastAsia="Times New Roman" w:hAnsi="Times New Roman" w:cs="Times New Roman"/>
+          <w:b/>
+          <w:bCs/>
+          <w:kern w:val="36"/>
+          <w:sz w:val="48"/>
+          <w:szCs w:val="48"/>
+          <w:lang w:eastAsia="es-MX"/>
+        </w:rPr>
+        <w:t>Validaciones del Sistema</w:t>
+      </w:r>
+    </w:p>
+    <w:p>
+      <w:pPr>
+        <w:spacing w:before="100" w:beforeAutospacing="1" w:after="100" w:afterAutospacing="1" w:line="240" w:lineRule="auto"/>
+        <w:rPr>
+          <w:rFonts w:ascii="Times New Roman" w:eastAsia="Times New Roman" w:hAnsi="Times New Roman" w:cs="Times New Roman"/>
+          <w:sz w:val="24"/>
+          <w:szCs w:val="24"/>
+          <w:lang w:eastAsia="es-MX"/>
+        </w:rPr>
+      </w:pPr>
+      <w:r>
+        <w:rPr>
+          <w:rFonts w:ascii="Times New Roman" w:eastAsia="Times New Roman" w:hAnsi="Times New Roman" w:cs="Times New Roman"/>
+          <w:sz w:val="24"/>
+          <w:szCs w:val="24"/>
+          <w:lang w:eastAsia="es-MX"/>
+        </w:rPr>
+        <w:t>La pantalla incluye validaciones automáticas para evitar errores.</w:t>
+      </w:r>
+    </w:p>
+    <w:p>
+      <w:pPr>
+        <w:spacing w:before="100" w:beforeAutospacing="1" w:after="100" w:afterAutospacing="1" w:line="240" w:lineRule="auto"/>
+        <w:outlineLvl w:val="1"/>
+        <w:rPr>
+          <w:rFonts w:ascii="Times New Roman" w:eastAsia="Times New Roman" w:hAnsi="Times New Roman" w:cs="Times New Roman"/>
+          <w:b/>
+          <w:bCs/>
+          <w:sz w:val="36"/>
+          <w:szCs w:val="36"/>
+          <w:lang w:eastAsia="es-MX"/>
+        </w:rPr>
+      </w:pPr>
+      <w:r>
+        <w:rPr>
+          <w:rFonts w:ascii="Times New Roman" w:eastAsia="Times New Roman" w:hAnsi="Times New Roman" w:cs="Times New Roman"/>
+          <w:b/>
+          <w:bCs/>
+          <w:sz w:val="36"/>
+          <w:szCs w:val="36"/>
+          <w:lang w:eastAsia="es-MX"/>
+        </w:rPr>
+        <w:t>Campos Vacíos</w:t>
+      </w:r>
+    </w:p>
+    <w:p>
+      <w:pPr>
+        <w:spacing w:before="100" w:beforeAutospacing="1" w:after="100" w:afterAutospacing="1" w:line="240" w:lineRule="auto"/>
+        <w:rPr>
+          <w:rFonts w:ascii="Times New Roman" w:eastAsia="Times New Roman" w:hAnsi="Times New Roman" w:cs="Times New Roman"/>
+          <w:sz w:val="24"/>
+          <w:szCs w:val="24"/>
+          <w:lang w:eastAsia="es-MX"/>
+        </w:rPr>
+      </w:pPr>
+      <w:r>
+        <w:rPr>
+          <w:rFonts w:ascii="Times New Roman" w:eastAsia="Times New Roman" w:hAnsi="Times New Roman" w:cs="Times New Roman"/>
+          <w:sz w:val="24"/>
+          <w:szCs w:val="24"/>
+          <w:lang w:eastAsia="es-MX"/>
+        </w:rPr>
+        <w:t>Si algún campo está vacío, el sistema mostrará el mensaje:</w:t>
+      </w:r>
+    </w:p>
+    <w:p>
+      <w:pPr>
+        <w:tabs>
+          <w:tab w:val="left" w:pos="916"/>
+          <w:tab w:val="left" w:pos="1832"/>
+          <w:tab w:val="left" w:pos="2748"/>
+          <w:tab w:val="left" w:pos="3664"/>
+          <w:tab w:val="left" w:pos="4580"/>
+          <w:tab w:val="left" w:pos="5496"/>
+          <w:tab w:val="left" w:pos="6412"/>
+          <w:tab w:val="left" w:pos="7328"/>
+          <w:tab w:val="left" w:pos="8244"/>
+          <w:tab w:val="left" w:pos="9160"/>
+          <w:tab w:val="left" w:pos="10076"/>
+          <w:tab w:val="left" w:pos="10992"/>
+          <w:tab w:val="left" w:pos="11908"/>
+          <w:tab w:val="left" w:pos="12824"/>
+          <w:tab w:val="left" w:pos="13740"/>
+          <w:tab w:val="left" w:pos="14656"/>
+        </w:tabs>
+        <w:spacing w:after="0" w:line="240" w:lineRule="auto"/>
+        <w:rPr>
+          <w:rFonts w:ascii="Courier New" w:eastAsia="Times New Roman" w:hAnsi="Courier New" w:cs="Courier New"/>
+          <w:sz w:val="20"/>
+          <w:szCs w:val="20"/>
+          <w:lang w:eastAsia="es-MX"/>
+        </w:rPr>
+      </w:pPr>
+      <w:r>
+        <w:rPr>
+          <w:rFonts w:ascii="Courier New" w:eastAsia="Times New Roman" w:hAnsi="Courier New" w:cs="Courier New"/>
+          <w:sz w:val="20"/>
+          <w:szCs w:val="20"/>
+          <w:lang w:eastAsia="es-MX"/>
+        </w:rPr>
+        <w:t>Completa todos los campos.</w:t>
+      </w:r>
+    </w:p>
+    <w:p>
+      <w:pPr>
+        <w:spacing w:after="0" w:line="240" w:lineRule="auto"/>
+        <w:rPr>
+          <w:rFonts w:ascii="Times New Roman" w:eastAsia="Times New Roman" w:hAnsi="Times New Roman" w:cs="Times New Roman"/>
+          <w:sz w:val="24"/>
+          <w:szCs w:val="24"/>
+          <w:lang w:eastAsia="es-MX"/>
+        </w:rPr>
+      </w:pPr>
+      <w:r>
+        <w:rPr>
+          <w:rFonts w:ascii="Times New Roman" w:eastAsia="Times New Roman" w:hAnsi="Times New Roman" w:cs="Times New Roman"/>
+          <w:sz w:val="24"/>
+          <w:szCs w:val="24"/>
+          <w:lang w:eastAsia="es-MX"/>
+        </w:rPr>
+        <w:pict w14:anchorId="51859003">
+          <v:rect id="_x0000_i1030" style="width:0;height:1.5pt" o:hralign="center" o:hrstd="t" o:hr="t" fillcolor="#a0a0a0" stroked="f"/>
+        </w:pict>
+      </w:r>
+    </w:p>
+    <w:p>
+      <w:pPr>
+        <w:spacing w:before="100" w:beforeAutospacing="1" w:after="100" w:afterAutospacing="1" w:line="240" w:lineRule="auto"/>
+        <w:outlineLvl w:val="1"/>
+        <w:rPr>
+          <w:rFonts w:ascii="Times New Roman" w:eastAsia="Times New Roman" w:hAnsi="Times New Roman" w:cs="Times New Roman"/>
+          <w:b/>
+          <w:bCs/>
+          <w:sz w:val="36"/>
+          <w:szCs w:val="36"/>
+          <w:lang w:eastAsia="es-MX"/>
+        </w:rPr>
+      </w:pPr>
+      <w:r>
+        <w:rPr>
+          <w:rFonts w:ascii="Times New Roman" w:eastAsia="Times New Roman" w:hAnsi="Times New Roman" w:cs="Times New Roman"/>
+          <w:b/>
+          <w:bCs/>
+          <w:sz w:val="36"/>
+          <w:szCs w:val="36"/>
+          <w:lang w:eastAsia="es-MX"/>
+        </w:rPr>
+        <w:t>Precio Incorrecto</w:t>
+      </w:r>
+    </w:p>
+    <w:p>
+      <w:pPr>
+        <w:spacing w:before="100" w:beforeAutospacing="1" w:after="100" w:afterAutospacing="1" w:line="240" w:lineRule="auto"/>
+        <w:rPr>
+          <w:rFonts w:ascii="Times New Roman" w:eastAsia="Times New Roman" w:hAnsi="Times New Roman" w:cs="Times New Roman"/>
+          <w:sz w:val="24"/>
+          <w:szCs w:val="24"/>
+          <w:lang w:eastAsia="es-MX"/>
+        </w:rPr>
+      </w:pPr>
+      <w:r>
+        <w:rPr>
+          <w:rFonts w:ascii="Times New Roman" w:eastAsia="Times New Roman" w:hAnsi="Times New Roman" w:cs="Times New Roman"/>
+          <w:sz w:val="24"/>
+          <w:szCs w:val="24"/>
+          <w:lang w:eastAsia="es-MX"/>
+        </w:rPr>
+        <w:t>Si el precio contiene letras o símbolos no válidos, aparecerá el mensaje:</w:t>
+      </w:r>
+    </w:p>
+    <w:p>
+      <w:pPr>
+        <w:tabs>
+          <w:tab w:val="left" w:pos="916"/>
+          <w:tab w:val="left" w:pos="1832"/>
+          <w:tab w:val="left" w:pos="2748"/>
+          <w:tab w:val="left" w:pos="3664"/>
+          <w:tab w:val="left" w:pos="4580"/>
+          <w:tab w:val="left" w:pos="5496"/>
+          <w:tab w:val="left" w:pos="6412"/>
+          <w:tab w:val="left" w:pos="7328"/>
+          <w:tab w:val="left" w:pos="8244"/>
+          <w:tab w:val="left" w:pos="9160"/>
+          <w:tab w:val="left" w:pos="10076"/>
+          <w:tab w:val="left" w:pos="10992"/>
+          <w:tab w:val="left" w:pos="11908"/>
+          <w:tab w:val="left" w:pos="12824"/>
+          <w:tab w:val="left" w:pos="13740"/>
+          <w:tab w:val="left" w:pos="14656"/>
+        </w:tabs>
+        <w:spacing w:after="0" w:line="240" w:lineRule="auto"/>
+        <w:rPr>
+          <w:rFonts w:ascii="Courier New" w:eastAsia="Times New Roman" w:hAnsi="Courier New" w:cs="Courier New"/>
+          <w:sz w:val="20"/>
+          <w:szCs w:val="20"/>
+          <w:lang w:eastAsia="es-MX"/>
+        </w:rPr>
+      </w:pPr>
+      <w:r>
+        <w:rPr>
+          <w:rFonts w:ascii="Courier New" w:eastAsia="Times New Roman" w:hAnsi="Courier New" w:cs="Courier New"/>
+          <w:sz w:val="20"/>
+          <w:szCs w:val="20"/>
+          <w:lang w:eastAsia="es-MX"/>
+        </w:rPr>
+        <w:t>El precio debe ser numérico.</w:t>
+      </w:r>
+    </w:p>
+    <w:p>
+      <w:pPr>
+        <w:spacing w:after="0" w:line="240" w:lineRule="auto"/>
+        <w:rPr>
+          <w:rFonts w:ascii="Times New Roman" w:eastAsia="Times New Roman" w:hAnsi="Times New Roman" w:cs="Times New Roman"/>
+          <w:sz w:val="24"/>
+          <w:szCs w:val="24"/>
+          <w:lang w:eastAsia="es-MX"/>
+        </w:rPr>
+      </w:pPr>
+      <w:r>
+        <w:rPr>
+          <w:rFonts w:ascii="Times New Roman" w:eastAsia="Times New Roman" w:hAnsi="Times New Roman" w:cs="Times New Roman"/>
+          <w:sz w:val="24"/>
+          <w:szCs w:val="24"/>
+          <w:lang w:eastAsia="es-MX"/>
+        </w:rPr>
+        <w:pict w14:anchorId="0BF2B5A9">
+          <v:rect id="_x0000_i1031" style="width:0;height:1.5pt" o:hralign="center" o:hrstd="t" o:hr="t" fillcolor="#a0a0a0" stroked="f"/>
+        </w:pict>
+      </w:r>
+    </w:p>
+    <w:p>
+      <w:pPr>
+        <w:spacing w:before="100" w:beforeAutospacing="1" w:after="100" w:afterAutospacing="1" w:line="240" w:lineRule="auto"/>
+        <w:outlineLvl w:val="0"/>
+        <w:rPr>
+          <w:rFonts w:ascii="Times New Roman" w:eastAsia="Times New Roman" w:hAnsi="Times New Roman" w:cs="Times New Roman"/>
+          <w:b/>
+          <w:bCs/>
+          <w:kern w:val="36"/>
+          <w:sz w:val="48"/>
+          <w:szCs w:val="48"/>
+          <w:lang w:eastAsia="es-MX"/>
+        </w:rPr>
+      </w:pPr>
+      <w:r>
+        <w:rPr>
+          <w:rFonts w:ascii="Times New Roman" w:eastAsia="Times New Roman" w:hAnsi="Times New Roman" w:cs="Times New Roman"/>
+          <w:b/>
+          <w:bCs/>
+          <w:kern w:val="36"/>
+          <w:sz w:val="48"/>
+          <w:szCs w:val="48"/>
+          <w:lang w:eastAsia="es-MX"/>
+        </w:rPr>
+        <w:t>Almacenamiento de Datos</w:t>
+      </w:r>
+    </w:p>
+    <w:p>
+      <w:pPr>
+        <w:spacing w:before="100" w:beforeAutospacing="1" w:after="100" w:afterAutospacing="1" w:line="240" w:lineRule="auto"/>
+        <w:rPr>
+          <w:rFonts w:ascii="Times New Roman" w:eastAsia="Times New Roman" w:hAnsi="Times New Roman" w:cs="Times New Roman"/>
+          <w:sz w:val="24"/>
+          <w:szCs w:val="24"/>
+          <w:lang w:eastAsia="es-MX"/>
+        </w:rPr>
+      </w:pPr>
+      <w:r>
+        <w:rPr>
+          <w:rFonts w:ascii="Times New Roman" w:eastAsia="Times New Roman" w:hAnsi="Times New Roman" w:cs="Times New Roman"/>
+          <w:sz w:val="24"/>
+          <w:szCs w:val="24"/>
+          <w:lang w:eastAsia="es-MX"/>
+        </w:rPr>
+        <w:t>Los productos se almacenan localmente en el archivo:</w:t>
+      </w:r>
+    </w:p>
+    <w:p>
+      <w:pPr>
+        <w:tabs>
+          <w:tab w:val="left" w:pos="916"/>
+          <w:tab w:val="left" w:pos="1832"/>
+          <w:tab w:val="left" w:pos="2748"/>
+          <w:tab w:val="left" w:pos="3664"/>
+          <w:tab w:val="left" w:pos="4580"/>
+          <w:tab w:val="left" w:pos="5496"/>
+          <w:tab w:val="left" w:pos="6412"/>
+          <w:tab w:val="left" w:pos="7328"/>
+          <w:tab w:val="left" w:pos="8244"/>
+          <w:tab w:val="left" w:pos="9160"/>
+          <w:tab w:val="left" w:pos="10076"/>
+          <w:tab w:val="left" w:pos="10992"/>
+          <w:tab w:val="left" w:pos="11908"/>
+          <w:tab w:val="left" w:pos="12824"/>
+          <w:tab w:val="left" w:pos="13740"/>
+          <w:tab w:val="left" w:pos="14656"/>
+        </w:tabs>
+        <w:spacing w:after="0" w:line="240" w:lineRule="auto"/>
+        <w:rPr>
+          <w:rFonts w:ascii="Courier New" w:eastAsia="Times New Roman" w:hAnsi="Courier New" w:cs="Courier New"/>
+          <w:sz w:val="20"/>
+          <w:szCs w:val="20"/>
+          <w:lang w:eastAsia="es-MX"/>
+        </w:rPr>
+      </w:pPr>
+      <w:r>
+        <w:rPr>
+          <w:rFonts w:ascii="Courier New" w:eastAsia="Times New Roman" w:hAnsi="Courier New" w:cs="Courier New"/>
+          <w:sz w:val="20"/>
+          <w:szCs w:val="20"/>
+          <w:lang w:eastAsia="es-MX"/>
+        </w:rPr>
+        <w:t>productos.txt</w:t>
+      </w:r>
+    </w:p>
+    <w:p>
+      <w:pPr>
+        <w:spacing w:before="100" w:beforeAutospacing="1" w:after="100" w:afterAutospacing="1" w:line="240" w:lineRule="auto"/>
+        <w:rPr>
+          <w:rFonts w:ascii="Times New Roman" w:eastAsia="Times New Roman" w:hAnsi="Times New Roman" w:cs="Times New Roman"/>
+          <w:sz w:val="24"/>
+          <w:szCs w:val="24"/>
+          <w:lang w:eastAsia="es-MX"/>
+        </w:rPr>
+      </w:pPr>
+      <w:r>
+        <w:rPr>
+          <w:rFonts w:ascii="Times New Roman" w:eastAsia="Times New Roman" w:hAnsi="Times New Roman" w:cs="Times New Roman"/>
+          <w:sz w:val="24"/>
+          <w:szCs w:val="24"/>
+          <w:lang w:eastAsia="es-MX"/>
+        </w:rPr>
+        <w:t>Cada producto se guarda en una línea con el siguiente formato:</w:t>
+      </w:r>
+    </w:p>
+    <w:p>
+      <w:pPr>
+        <w:tabs>
+          <w:tab w:val="left" w:pos="916"/>
+          <w:tab w:val="left" w:pos="1832"/>
+          <w:tab w:val="left" w:pos="2748"/>
+          <w:tab w:val="left" w:pos="3664"/>
+          <w:tab w:val="left" w:pos="4580"/>
+          <w:tab w:val="left" w:pos="5496"/>
+          <w:tab w:val="left" w:pos="6412"/>
+          <w:tab w:val="left" w:pos="7328"/>
+          <w:tab w:val="left" w:pos="8244"/>
+          <w:tab w:val="left" w:pos="9160"/>
+          <w:tab w:val="left" w:pos="10076"/>
+          <w:tab w:val="left" w:pos="10992"/>
+          <w:tab w:val="left" w:pos="11908"/>
+          <w:tab w:val="left" w:pos="12824"/>
+          <w:tab w:val="left" w:pos="13740"/>
+          <w:tab w:val="left" w:pos="14656"/>
+        </w:tabs>
+        <w:spacing w:after="0" w:line="240" w:lineRule="auto"/>
+        <w:rPr>
+          <w:rFonts w:ascii="Courier New" w:eastAsia="Times New Roman" w:hAnsi="Courier New" w:cs="Courier New"/>
+          <w:sz w:val="20"/>
+          <w:szCs w:val="20"/>
+          <w:lang w:eastAsia="es-MX"/>
+        </w:rPr>
+      </w:pPr>
+      <w:proofErr w:type="spellStart"/>
+      <w:r>
+        <w:rPr>
+          <w:rFonts w:ascii="Courier New" w:eastAsia="Times New Roman" w:hAnsi="Courier New" w:cs="Courier New"/>
+          <w:sz w:val="20"/>
+          <w:szCs w:val="20"/>
+          <w:lang w:eastAsia="es-MX"/>
+        </w:rPr>
+        <w:t>ID|Descripción|Precio|Categoría</w:t>
+      </w:r>
+      <w:proofErr w:type="spellEnd"/>
+    </w:p>
+    <w:p>
+      <w:pPr>
+        <w:spacing w:before="100" w:beforeAutospacing="1" w:after="100" w:afterAutospacing="1" w:line="240" w:lineRule="auto"/>
+        <w:outlineLvl w:val="2"/>
+        <w:rPr>
+          <w:rFonts w:ascii="Times New Roman" w:eastAsia="Times New Roman" w:hAnsi="Times New Roman" w:cs="Times New Roman"/>
+          <w:b/>
+          <w:bCs/>
+          <w:sz w:val="27"/>
+          <w:szCs w:val="27"/>
+          <w:lang w:eastAsia="es-MX"/>
+        </w:rPr>
+      </w:pPr>
+      <w:r>
+        <w:rPr>
+          <w:rFonts w:ascii="Times New Roman" w:eastAsia="Times New Roman" w:hAnsi="Times New Roman" w:cs="Times New Roman"/>
+          <w:b/>
+          <w:bCs/>
+          <w:sz w:val="27"/>
+          <w:szCs w:val="27"/>
+          <w:lang w:eastAsia="es-MX"/>
+        </w:rPr>
+        <w:t>Ejemplo:</w:t>
+      </w:r>
+    </w:p>
+    <w:p>
+      <w:pPr>
+        <w:tabs>
+          <w:tab w:val="left" w:pos="916"/>
+          <w:tab w:val="left" w:pos="1832"/>
+          <w:tab w:val="left" w:pos="2748"/>
+          <w:tab w:val="left" w:pos="3664"/>
+          <w:tab w:val="left" w:pos="4580"/>
+          <w:tab w:val="left" w:pos="5496"/>
+          <w:tab w:val="left" w:pos="6412"/>
+          <w:tab w:val="left" w:pos="7328"/>
+          <w:tab w:val="left" w:pos="8244"/>
+          <w:tab w:val="left" w:pos="9160"/>
+          <w:tab w:val="left" w:pos="10076"/>
+          <w:tab w:val="left" w:pos="10992"/>
+          <w:tab w:val="left" w:pos="11908"/>
+          <w:tab w:val="left" w:pos="12824"/>
+          <w:tab w:val="left" w:pos="13740"/>
+          <w:tab w:val="left" w:pos="14656"/>
+        </w:tabs>
+        <w:spacing w:after="0" w:line="240" w:lineRule="auto"/>
+        <w:rPr>
+          <w:rFonts w:ascii="Courier New" w:eastAsia="Times New Roman" w:hAnsi="Courier New" w:cs="Courier New"/>
+          <w:sz w:val="20"/>
+          <w:szCs w:val="20"/>
+          <w:lang w:eastAsia="es-MX"/>
+        </w:rPr>
+      </w:pPr>
+      <w:r>
+        <w:rPr>
+          <w:rFonts w:ascii="Courier New" w:eastAsia="Times New Roman" w:hAnsi="Courier New" w:cs="Courier New"/>
+          <w:sz w:val="20"/>
+          <w:szCs w:val="20"/>
+          <w:lang w:eastAsia="es-MX"/>
+        </w:rPr>
+        <w:t>001|Playera Negra Oversize|399.99|Playeras</w:t>
+      </w:r>
+    </w:p>
+    <w:p>
+      <w:pPr>
+        <w:spacing w:after="0" w:line="240" w:lineRule="auto"/>
+        <w:rPr>
+          <w:rFonts w:ascii="Times New Roman" w:eastAsia="Times New Roman" w:hAnsi="Times New Roman" w:cs="Times New Roman"/>
+          <w:sz w:val="24"/>
+          <w:szCs w:val="24"/>
+          <w:lang w:eastAsia="es-MX"/>
+        </w:rPr>
+      </w:pPr>
+      <w:r>
+        <w:rPr>
+          <w:rFonts w:ascii="Times New Roman" w:eastAsia="Times New Roman" w:hAnsi="Times New Roman" w:cs="Times New Roman"/>
+          <w:sz w:val="24"/>
+          <w:szCs w:val="24"/>
+          <w:lang w:eastAsia="es-MX"/>
+        </w:rPr>
+        <w:pict w14:anchorId="792FBD74">
+          <v:rect id="_x0000_i1032" style="width:0;height:1.5pt" o:hralign="center" o:hrstd="t" o:hr="t" fillcolor="#a0a0a0" stroked="f"/>
+        </w:pict>
+      </w:r>
+    </w:p>
+    <w:p>
+      <w:pPr>
+        <w:spacing w:before="100" w:beforeAutospacing="1" w:after="100" w:afterAutospacing="1" w:line="240" w:lineRule="auto"/>
+        <w:outlineLvl w:val="0"/>
+        <w:rPr>
+          <w:rFonts w:ascii="Times New Roman" w:eastAsia="Times New Roman" w:hAnsi="Times New Roman" w:cs="Times New Roman"/>
+          <w:b/>
+          <w:bCs/>
+          <w:kern w:val="36"/>
+          <w:sz w:val="48"/>
+          <w:szCs w:val="48"/>
+          <w:lang w:eastAsia="es-MX"/>
+        </w:rPr>
+      </w:pPr>
+      <w:r>
+        <w:rPr>
+          <w:rFonts w:ascii="Times New Roman" w:eastAsia="Times New Roman" w:hAnsi="Times New Roman" w:cs="Times New Roman"/>
+          <w:b/>
+          <w:bCs/>
+          <w:kern w:val="36"/>
+          <w:sz w:val="48"/>
+          <w:szCs w:val="48"/>
+          <w:lang w:eastAsia="es-MX"/>
+        </w:rPr>
+        <w:t>Características de la Interfaz</w:t>
+      </w:r>
+    </w:p>
+    <w:p>
+      <w:pPr>
+        <w:numPr>
+          <w:ilvl w:val="0"/>
+          <w:numId w:val="4"/>
+        </w:numPr>
+        <w:spacing w:before="100" w:beforeAutospacing="1" w:after="100" w:afterAutospacing="1" w:line="240" w:lineRule="auto"/>
+        <w:rPr>
+          <w:rFonts w:ascii="Times New Roman" w:eastAsia="Times New Roman" w:hAnsi="Times New Roman" w:cs="Times New Roman"/>
+          <w:sz w:val="24"/>
+          <w:szCs w:val="24"/>
+          <w:lang w:eastAsia="es-MX"/>
+        </w:rPr>
+      </w:pPr>
+      <w:r>
+        <w:rPr>
+          <w:rFonts w:ascii="Times New Roman" w:eastAsia="Times New Roman" w:hAnsi="Times New Roman" w:cs="Times New Roman"/>
+          <w:sz w:val="24"/>
+          <w:szCs w:val="24"/>
+          <w:lang w:eastAsia="es-MX"/>
+        </w:rPr>
+        <w:t xml:space="preserve">Diseño minimalista </w:t>
+      </w:r>
+    </w:p>
+    <w:p>
+      <w:pPr>
+        <w:numPr>
+          <w:ilvl w:val="0"/>
+          <w:numId w:val="4"/>
+        </w:numPr>
+        <w:spacing w:before="100" w:beforeAutospacing="1" w:after="100" w:afterAutospacing="1" w:line="240" w:lineRule="auto"/>
+        <w:rPr>
+          <w:rFonts w:ascii="Times New Roman" w:eastAsia="Times New Roman" w:hAnsi="Times New Roman" w:cs="Times New Roman"/>
+          <w:sz w:val="24"/>
+          <w:szCs w:val="24"/>
+          <w:lang w:eastAsia="es-MX"/>
+        </w:rPr>
+      </w:pPr>
+      <w:r>
+        <w:rPr>
+          <w:rFonts w:ascii="Times New Roman" w:eastAsia="Times New Roman" w:hAnsi="Times New Roman" w:cs="Times New Roman"/>
+          <w:sz w:val="24"/>
+          <w:szCs w:val="24"/>
+          <w:lang w:eastAsia="es-MX"/>
+        </w:rPr>
+        <w:t xml:space="preserve">Colores oscuros elegantes </w:t>
+      </w:r>
+    </w:p>
+    <w:p>
+      <w:pPr>
+        <w:numPr>
+          <w:ilvl w:val="0"/>
+          <w:numId w:val="4"/>
+        </w:numPr>
+        <w:spacing w:before="100" w:beforeAutospacing="1" w:after="100" w:afterAutospacing="1" w:line="240" w:lineRule="auto"/>
+        <w:rPr>
+          <w:rFonts w:ascii="Times New Roman" w:eastAsia="Times New Roman" w:hAnsi="Times New Roman" w:cs="Times New Roman"/>
+          <w:sz w:val="24"/>
+          <w:szCs w:val="24"/>
+          <w:lang w:eastAsia="es-MX"/>
+        </w:rPr>
+      </w:pPr>
+      <w:r>
+        <w:rPr>
+          <w:rFonts w:ascii="Times New Roman" w:eastAsia="Times New Roman" w:hAnsi="Times New Roman" w:cs="Times New Roman"/>
+          <w:sz w:val="24"/>
+          <w:szCs w:val="24"/>
+          <w:lang w:eastAsia="es-MX"/>
+        </w:rPr>
+        <w:t xml:space="preserve">Interfaz intuitiva </w:t>
+      </w:r>
+    </w:p>
+    <w:p>
+      <w:pPr>
+        <w:numPr>
+          <w:ilvl w:val="0"/>
+          <w:numId w:val="4"/>
+        </w:numPr>
+        <w:spacing w:before="100" w:beforeAutospacing="1" w:after="100" w:afterAutospacing="1" w:line="240" w:lineRule="auto"/>
+        <w:rPr>
+          <w:rFonts w:ascii="Times New Roman" w:eastAsia="Times New Roman" w:hAnsi="Times New Roman" w:cs="Times New Roman"/>
+          <w:sz w:val="24"/>
+          <w:szCs w:val="24"/>
+          <w:lang w:eastAsia="es-MX"/>
+        </w:rPr>
+      </w:pPr>
+      <w:r>
+        <w:rPr>
+          <w:rFonts w:ascii="Times New Roman" w:eastAsia="Times New Roman" w:hAnsi="Times New Roman" w:cs="Times New Roman"/>
+          <w:sz w:val="24"/>
+          <w:szCs w:val="24"/>
+          <w:lang w:eastAsia="es-MX"/>
+        </w:rPr>
+        <w:lastRenderedPageBreak/>
+        <w:t xml:space="preserve">Fácil captura de datos </w:t>
+      </w:r>
+    </w:p>
+    <w:p>
+      <w:pPr>
+        <w:numPr>
+          <w:ilvl w:val="0"/>
+          <w:numId w:val="4"/>
+        </w:numPr>
+        <w:spacing w:before="100" w:beforeAutospacing="1" w:after="100" w:afterAutospacing="1" w:line="240" w:lineRule="auto"/>
+        <w:rPr>
+          <w:rFonts w:ascii="Times New Roman" w:eastAsia="Times New Roman" w:hAnsi="Times New Roman" w:cs="Times New Roman"/>
+          <w:sz w:val="24"/>
+          <w:szCs w:val="24"/>
+          <w:lang w:eastAsia="es-MX"/>
+        </w:rPr>
+      </w:pPr>
+      <w:r>
+        <w:rPr>
+          <w:rFonts w:ascii="Times New Roman" w:eastAsia="Times New Roman" w:hAnsi="Times New Roman" w:cs="Times New Roman"/>
+          <w:sz w:val="24"/>
+          <w:szCs w:val="24"/>
+          <w:lang w:eastAsia="es-MX"/>
+        </w:rPr>
+        <w:t xml:space="preserve">Validación automática </w:t>
+      </w:r>
+    </w:p>
+    <w:p>
+      <w:pPr>
+        <w:numPr>
+          <w:ilvl w:val="0"/>
+          <w:numId w:val="4"/>
+        </w:numPr>
+        <w:spacing w:before="100" w:beforeAutospacing="1" w:after="100" w:afterAutospacing="1" w:line="240" w:lineRule="auto"/>
+        <w:rPr>
+          <w:rFonts w:ascii="Times New Roman" w:eastAsia="Times New Roman" w:hAnsi="Times New Roman" w:cs="Times New Roman"/>
+          <w:sz w:val="24"/>
+          <w:szCs w:val="24"/>
+          <w:lang w:eastAsia="es-MX"/>
+        </w:rPr>
+      </w:pPr>
+      <w:r>
+        <w:rPr>
+          <w:rFonts w:ascii="Times New Roman" w:eastAsia="Times New Roman" w:hAnsi="Times New Roman" w:cs="Times New Roman"/>
+          <w:sz w:val="24"/>
+          <w:szCs w:val="24"/>
+          <w:lang w:eastAsia="es-MX"/>
+        </w:rPr>
+        <w:t xml:space="preserve">Limpieza automática de campos </w:t>
+      </w:r>
+    </w:p>
+    <w:p>
+      <w:pPr>
+        <w:numPr>
+          <w:ilvl w:val="0"/>
+          <w:numId w:val="4"/>
+        </w:numPr>
+        <w:spacing w:before="100" w:beforeAutospacing="1" w:after="100" w:afterAutospacing="1" w:line="240" w:lineRule="auto"/>
+        <w:rPr>
+          <w:rFonts w:ascii="Times New Roman" w:eastAsia="Times New Roman" w:hAnsi="Times New Roman" w:cs="Times New Roman"/>
+          <w:sz w:val="24"/>
+          <w:szCs w:val="24"/>
+          <w:lang w:eastAsia="es-MX"/>
+        </w:rPr>
+      </w:pPr>
+      <w:r>
+        <w:rPr>
+          <w:rFonts w:ascii="Times New Roman" w:eastAsia="Times New Roman" w:hAnsi="Times New Roman" w:cs="Times New Roman"/>
+          <w:sz w:val="24"/>
+          <w:szCs w:val="24"/>
+          <w:lang w:eastAsia="es-MX"/>
+        </w:rPr>
+        <w:t xml:space="preserve">Integración con logo institucional </w:t>
+      </w:r>
+    </w:p>
+    <w:p>
+      <w:pPr>
+        <w:spacing w:after="0" w:line="240" w:lineRule="auto"/>
+        <w:rPr>
+          <w:rFonts w:ascii="Times New Roman" w:eastAsia="Times New Roman" w:hAnsi="Times New Roman" w:cs="Times New Roman"/>
+          <w:sz w:val="24"/>
+          <w:szCs w:val="24"/>
+          <w:lang w:eastAsia="es-MX"/>
+        </w:rPr>
+      </w:pPr>
+      <w:r>
+        <w:rPr>
+          <w:rFonts w:ascii="Times New Roman" w:eastAsia="Times New Roman" w:hAnsi="Times New Roman" w:cs="Times New Roman"/>
+          <w:sz w:val="24"/>
+          <w:szCs w:val="24"/>
+          <w:lang w:eastAsia="es-MX"/>
+        </w:rPr>
+        <w:pict w14:anchorId="3783F9A9">
+          <v:rect id="_x0000_i1033" style="width:0;height:1.5pt" o:hralign="center" o:hrstd="t" o:hr="t" fillcolor="#a0a0a0" stroked="f"/>
+        </w:pict>
+      </w:r>
+    </w:p>
+    <w:p>
+      <w:pPr>
+        <w:spacing w:before="100" w:beforeAutospacing="1" w:after="100" w:afterAutospacing="1" w:line="240" w:lineRule="auto"/>
+        <w:outlineLvl w:val="0"/>
+        <w:rPr>
+          <w:rFonts w:ascii="Times New Roman" w:eastAsia="Times New Roman" w:hAnsi="Times New Roman" w:cs="Times New Roman"/>
+          <w:b/>
+          <w:bCs/>
+          <w:kern w:val="36"/>
+          <w:sz w:val="48"/>
+          <w:szCs w:val="48"/>
+          <w:lang w:eastAsia="es-MX"/>
+        </w:rPr>
+      </w:pPr>
+      <w:r>
+        <w:rPr>
+          <w:rFonts w:ascii="Times New Roman" w:eastAsia="Times New Roman" w:hAnsi="Times New Roman" w:cs="Times New Roman"/>
+          <w:b/>
+          <w:bCs/>
+          <w:kern w:val="36"/>
+          <w:sz w:val="48"/>
+          <w:szCs w:val="48"/>
+          <w:lang w:eastAsia="es-MX"/>
+        </w:rPr>
+        <w:t>Flujo de Uso</w:t>
+      </w:r>
+    </w:p>
+    <w:p>
+      <w:pPr>
+        <w:spacing w:before="100" w:beforeAutospacing="1" w:after="100" w:afterAutospacing="1" w:line="240" w:lineRule="auto"/>
+        <w:outlineLvl w:val="1"/>
+        <w:rPr>
+          <w:rFonts w:ascii="Times New Roman" w:eastAsia="Times New Roman" w:hAnsi="Times New Roman" w:cs="Times New Roman"/>
+          <w:b/>
+          <w:bCs/>
+          <w:sz w:val="36"/>
+          <w:szCs w:val="36"/>
+          <w:lang w:eastAsia="es-MX"/>
+        </w:rPr>
+      </w:pPr>
+      <w:r>
+        <w:rPr>
+          <w:rFonts w:ascii="Times New Roman" w:eastAsia="Times New Roman" w:hAnsi="Times New Roman" w:cs="Times New Roman"/>
+          <w:b/>
+          <w:bCs/>
+          <w:sz w:val="36"/>
+          <w:szCs w:val="36"/>
+          <w:lang w:eastAsia="es-MX"/>
+        </w:rPr>
+        <w:t>Paso 1</w:t>
+      </w:r>
+    </w:p>
+    <w:p>
+      <w:pPr>
+        <w:spacing w:before="100" w:beforeAutospacing="1" w:after="100" w:afterAutospacing="1" w:line="240" w:lineRule="auto"/>
+        <w:rPr>
+          <w:rFonts w:ascii="Times New Roman" w:eastAsia="Times New Roman" w:hAnsi="Times New Roman" w:cs="Times New Roman"/>
+          <w:sz w:val="24"/>
+          <w:szCs w:val="24"/>
+          <w:lang w:eastAsia="es-MX"/>
+        </w:rPr>
+      </w:pPr>
+      <w:r>
+        <w:rPr>
+          <w:rFonts w:ascii="Times New Roman" w:eastAsia="Times New Roman" w:hAnsi="Times New Roman" w:cs="Times New Roman"/>
+          <w:sz w:val="24"/>
+          <w:szCs w:val="24"/>
+          <w:lang w:eastAsia="es-MX"/>
+        </w:rPr>
+        <w:t>Abrir el módulo “Registro de Productos”.</w:t>
+      </w:r>
+    </w:p>
+    <w:p>
+      <w:pPr>
+        <w:spacing w:before="100" w:beforeAutospacing="1" w:after="100" w:afterAutospacing="1" w:line="240" w:lineRule="auto"/>
+        <w:outlineLvl w:val="1"/>
+        <w:rPr>
+          <w:rFonts w:ascii="Times New Roman" w:eastAsia="Times New Roman" w:hAnsi="Times New Roman" w:cs="Times New Roman"/>
+          <w:b/>
+          <w:bCs/>
+          <w:sz w:val="36"/>
+          <w:szCs w:val="36"/>
+          <w:lang w:eastAsia="es-MX"/>
+        </w:rPr>
+      </w:pPr>
+      <w:r>
+        <w:rPr>
+          <w:rFonts w:ascii="Times New Roman" w:eastAsia="Times New Roman" w:hAnsi="Times New Roman" w:cs="Times New Roman"/>
+          <w:b/>
+          <w:bCs/>
+          <w:sz w:val="36"/>
+          <w:szCs w:val="36"/>
+          <w:lang w:eastAsia="es-MX"/>
+        </w:rPr>
+        <w:t>Paso 2</w:t>
+      </w:r>
+    </w:p>
+    <w:p>
+      <w:pPr>
+        <w:spacing w:before="100" w:beforeAutospacing="1" w:after="100" w:afterAutospacing="1" w:line="240" w:lineRule="auto"/>
+        <w:rPr>
+          <w:rFonts w:ascii="Times New Roman" w:eastAsia="Times New Roman" w:hAnsi="Times New Roman" w:cs="Times New Roman"/>
+          <w:sz w:val="24"/>
+          <w:szCs w:val="24"/>
+          <w:lang w:eastAsia="es-MX"/>
+        </w:rPr>
+      </w:pPr>
+      <w:r>
+        <w:rPr>
+          <w:rFonts w:ascii="Times New Roman" w:eastAsia="Times New Roman" w:hAnsi="Times New Roman" w:cs="Times New Roman"/>
+          <w:sz w:val="24"/>
+          <w:szCs w:val="24"/>
+          <w:lang w:eastAsia="es-MX"/>
+        </w:rPr>
+        <w:t>Ingresar:</w:t>
+      </w:r>
+    </w:p>
+    <w:p>
+      <w:pPr>
+        <w:numPr>
+          <w:ilvl w:val="0"/>
+          <w:numId w:val="5"/>
+        </w:numPr>
+        <w:spacing w:before="100" w:beforeAutospacing="1" w:after="100" w:afterAutospacing="1" w:line="240" w:lineRule="auto"/>
+        <w:rPr>
+          <w:rFonts w:ascii="Times New Roman" w:eastAsia="Times New Roman" w:hAnsi="Times New Roman" w:cs="Times New Roman"/>
+          <w:sz w:val="24"/>
+          <w:szCs w:val="24"/>
+          <w:lang w:eastAsia="es-MX"/>
+        </w:rPr>
+      </w:pPr>
+      <w:r>
+        <w:rPr>
+          <w:rFonts w:ascii="Times New Roman" w:eastAsia="Times New Roman" w:hAnsi="Times New Roman" w:cs="Times New Roman"/>
+          <w:sz w:val="24"/>
+          <w:szCs w:val="24"/>
+          <w:lang w:eastAsia="es-MX"/>
+        </w:rPr>
+        <w:t xml:space="preserve">ID </w:t>
+      </w:r>
+    </w:p>
+    <w:p>
+      <w:pPr>
+        <w:numPr>
+          <w:ilvl w:val="0"/>
+          <w:numId w:val="5"/>
+        </w:numPr>
+        <w:spacing w:before="100" w:beforeAutospacing="1" w:after="100" w:afterAutospacing="1" w:line="240" w:lineRule="auto"/>
+        <w:rPr>
+          <w:rFonts w:ascii="Times New Roman" w:eastAsia="Times New Roman" w:hAnsi="Times New Roman" w:cs="Times New Roman"/>
+          <w:sz w:val="24"/>
+          <w:szCs w:val="24"/>
+          <w:lang w:eastAsia="es-MX"/>
+        </w:rPr>
+      </w:pPr>
+      <w:r>
+        <w:rPr>
+          <w:rFonts w:ascii="Times New Roman" w:eastAsia="Times New Roman" w:hAnsi="Times New Roman" w:cs="Times New Roman"/>
+          <w:sz w:val="24"/>
+          <w:szCs w:val="24"/>
+          <w:lang w:eastAsia="es-MX"/>
+        </w:rPr>
+        <w:t xml:space="preserve">Descripción </w:t>
+      </w:r>
+    </w:p>
+    <w:p>
+      <w:pPr>
+        <w:numPr>
+          <w:ilvl w:val="0"/>
+          <w:numId w:val="5"/>
+        </w:numPr>
+        <w:spacing w:before="100" w:beforeAutospacing="1" w:after="100" w:afterAutospacing="1" w:line="240" w:lineRule="auto"/>
+        <w:rPr>
+          <w:rFonts w:ascii="Times New Roman" w:eastAsia="Times New Roman" w:hAnsi="Times New Roman" w:cs="Times New Roman"/>
+          <w:sz w:val="24"/>
+          <w:szCs w:val="24"/>
+          <w:lang w:eastAsia="es-MX"/>
+        </w:rPr>
+      </w:pPr>
+      <w:r>
+        <w:rPr>
+          <w:rFonts w:ascii="Times New Roman" w:eastAsia="Times New Roman" w:hAnsi="Times New Roman" w:cs="Times New Roman"/>
+          <w:sz w:val="24"/>
+          <w:szCs w:val="24"/>
+          <w:lang w:eastAsia="es-MX"/>
+        </w:rPr>
+        <w:t xml:space="preserve">Precio </w:t>
+      </w:r>
+    </w:p>
+    <w:p>
+      <w:pPr>
+        <w:numPr>
+          <w:ilvl w:val="0"/>
+          <w:numId w:val="5"/>
+        </w:numPr>
+        <w:spacing w:before="100" w:beforeAutospacing="1" w:after="100" w:afterAutospacing="1" w:line="240" w:lineRule="auto"/>
+        <w:rPr>
+          <w:rFonts w:ascii="Times New Roman" w:eastAsia="Times New Roman" w:hAnsi="Times New Roman" w:cs="Times New Roman"/>
+          <w:sz w:val="24"/>
+          <w:szCs w:val="24"/>
+          <w:lang w:eastAsia="es-MX"/>
+        </w:rPr>
+      </w:pPr>
+      <w:r>
+        <w:rPr>
+          <w:rFonts w:ascii="Times New Roman" w:eastAsia="Times New Roman" w:hAnsi="Times New Roman" w:cs="Times New Roman"/>
+          <w:sz w:val="24"/>
+          <w:szCs w:val="24"/>
+          <w:lang w:eastAsia="es-MX"/>
+        </w:rPr>
+        <w:t xml:space="preserve">Categoría </w:t>
+      </w:r>
+    </w:p>
+    <w:p>
+      <w:pPr>
+        <w:spacing w:before="100" w:beforeAutospacing="1" w:after="100" w:afterAutospacing="1" w:line="240" w:lineRule="auto"/>
+        <w:outlineLvl w:val="1"/>
+        <w:rPr>
+          <w:rFonts w:ascii="Times New Roman" w:eastAsia="Times New Roman" w:hAnsi="Times New Roman" w:cs="Times New Roman"/>
+          <w:b/>
+          <w:bCs/>
+          <w:sz w:val="36"/>
+          <w:szCs w:val="36"/>
+          <w:lang w:eastAsia="es-MX"/>
+        </w:rPr>
+      </w:pPr>
+      <w:r>
+        <w:rPr>
+          <w:rFonts w:ascii="Times New Roman" w:eastAsia="Times New Roman" w:hAnsi="Times New Roman" w:cs="Times New Roman"/>
+          <w:b/>
+          <w:bCs/>
+          <w:sz w:val="36"/>
+          <w:szCs w:val="36"/>
+          <w:lang w:eastAsia="es-MX"/>
+        </w:rPr>
+        <w:t>Paso 3</w:t>
+      </w:r>
+    </w:p>
+    <w:p>
+      <w:pPr>
+        <w:spacing w:before="100" w:beforeAutospacing="1" w:after="100" w:afterAutospacing="1" w:line="240" w:lineRule="auto"/>
+        <w:rPr>
+          <w:rFonts w:ascii="Times New Roman" w:eastAsia="Times New Roman" w:hAnsi="Times New Roman" w:cs="Times New Roman"/>
+          <w:sz w:val="24"/>
+          <w:szCs w:val="24"/>
+          <w:lang w:eastAsia="es-MX"/>
+        </w:rPr>
+      </w:pPr>
+      <w:r>
+        <w:rPr>
+          <w:rFonts w:ascii="Times New Roman" w:eastAsia="Times New Roman" w:hAnsi="Times New Roman" w:cs="Times New Roman"/>
+          <w:sz w:val="24"/>
+          <w:szCs w:val="24"/>
+          <w:lang w:eastAsia="es-MX"/>
+        </w:rPr>
+        <w:t>Presionar el botón:</w:t>
+      </w:r>
+    </w:p>
+    <w:p>
+      <w:pPr>
+        <w:tabs>
+          <w:tab w:val="left" w:pos="916"/>
+          <w:tab w:val="left" w:pos="1832"/>
+          <w:tab w:val="left" w:pos="2748"/>
+          <w:tab w:val="left" w:pos="3664"/>
+          <w:tab w:val="left" w:pos="4580"/>
+          <w:tab w:val="left" w:pos="5496"/>
+          <w:tab w:val="left" w:pos="6412"/>
+          <w:tab w:val="left" w:pos="7328"/>
+          <w:tab w:val="left" w:pos="8244"/>
+          <w:tab w:val="left" w:pos="9160"/>
+          <w:tab w:val="left" w:pos="10076"/>
+          <w:tab w:val="left" w:pos="10992"/>
+          <w:tab w:val="left" w:pos="11908"/>
+          <w:tab w:val="left" w:pos="12824"/>
+          <w:tab w:val="left" w:pos="13740"/>
+          <w:tab w:val="left" w:pos="14656"/>
+        </w:tabs>
+        <w:spacing w:after="0" w:line="240" w:lineRule="auto"/>
+        <w:rPr>
+          <w:rFonts w:ascii="Courier New" w:eastAsia="Times New Roman" w:hAnsi="Courier New" w:cs="Courier New"/>
+          <w:sz w:val="20"/>
+          <w:szCs w:val="20"/>
+          <w:lang w:eastAsia="es-MX"/>
+        </w:rPr>
+      </w:pPr>
+      <w:r>
+        <w:rPr>
+          <w:rFonts w:ascii="Courier New" w:eastAsia="Times New Roman" w:hAnsi="Courier New" w:cs="Courier New"/>
+          <w:sz w:val="20"/>
+          <w:szCs w:val="20"/>
+          <w:lang w:eastAsia="es-MX"/>
+        </w:rPr>
+        <w:t>GUARDAR PRODUCTO</w:t>
+      </w:r>
+    </w:p>
+    <w:p>
+      <w:pPr>
+        <w:spacing w:before="100" w:beforeAutospacing="1" w:after="100" w:afterAutospacing="1" w:line="240" w:lineRule="auto"/>
+        <w:outlineLvl w:val="1"/>
+        <w:rPr>
+          <w:rFonts w:ascii="Times New Roman" w:eastAsia="Times New Roman" w:hAnsi="Times New Roman" w:cs="Times New Roman"/>
+          <w:b/>
+          <w:bCs/>
+          <w:sz w:val="36"/>
+          <w:szCs w:val="36"/>
+          <w:lang w:eastAsia="es-MX"/>
+        </w:rPr>
+      </w:pPr>
+      <w:r>
+        <w:rPr>
+          <w:rFonts w:ascii="Times New Roman" w:eastAsia="Times New Roman" w:hAnsi="Times New Roman" w:cs="Times New Roman"/>
+          <w:b/>
+          <w:bCs/>
+          <w:sz w:val="36"/>
+          <w:szCs w:val="36"/>
+          <w:lang w:eastAsia="es-MX"/>
+        </w:rPr>
+        <w:t>Paso 4</w:t>
+      </w:r>
+    </w:p>
+    <w:p>
+      <w:pPr>
+        <w:spacing w:before="100" w:beforeAutospacing="1" w:after="100" w:afterAutospacing="1" w:line="240" w:lineRule="auto"/>
+        <w:rPr>
+          <w:rFonts w:ascii="Times New Roman" w:eastAsia="Times New Roman" w:hAnsi="Times New Roman" w:cs="Times New Roman"/>
+          <w:sz w:val="24"/>
+          <w:szCs w:val="24"/>
+          <w:lang w:eastAsia="es-MX"/>
+        </w:rPr>
+      </w:pPr>
+      <w:r>
+        <w:rPr>
+          <w:rFonts w:ascii="Times New Roman" w:eastAsia="Times New Roman" w:hAnsi="Times New Roman" w:cs="Times New Roman"/>
+          <w:sz w:val="24"/>
+          <w:szCs w:val="24"/>
+          <w:lang w:eastAsia="es-MX"/>
+        </w:rPr>
+        <w:t>Confirmar el mensaje de registro exitoso.</w:t>
+      </w:r>
+    </w:p>
+    <w:p>
+      <w:pPr>
+        <w:ind w:left="360"/>
+        <w:rPr>
+          <w:lang w:val="en-US"/>
+        </w:rPr>
+      </w:pPr>
+    </w:p>
+    <w:p>
+      <w:pPr>
+        <w:ind w:left="360"/>
+        <w:rPr>
+          <w:lang w:val="en-US"/>
+        </w:rPr>
+      </w:pPr>
+    </w:p>
     <w:sectPr>
-      <w:headerReference w:type="even" r:id="rId9"/>
-      <w:headerReference w:type="default" r:id="rId10"/>
-      <w:footerReference w:type="even" r:id="rId11"/>
-      <w:footerReference w:type="default" r:id="rId12"/>
-      <w:headerReference w:type="first" r:id="rId13"/>
-      <w:footerReference w:type="first" r:id="rId14"/>
+      <w:headerReference w:type="even" r:id="rId10"/>
+      <w:headerReference w:type="default" r:id="rId11"/>
+      <w:footerReference w:type="even" r:id="rId12"/>
+      <w:footerReference w:type="default" r:id="rId13"/>
+      <w:headerReference w:type="first" r:id="rId14"/>
+      <w:footerReference w:type="first" r:id="rId15"/>
       <w:pgSz w:w="12240" w:h="15840"/>
       <w:pgMar w:top="1417" w:right="1701" w:bottom="1417" w:left="1701" w:header="708" w:footer="708" w:gutter="0"/>
       <w:cols w:space="708"/>
@@ -1208,7 +3257,7 @@
 </file>
 
 <file path=word/endnotes.xml><?xml version="1.0" encoding="utf-8"?>
-<w:endnotes xmlns:wpc="http://schemas.microsoft.com/office/word/2010/wordprocessingCanvas" xmlns:cx="http://schemas.microsoft.com/office/drawing/2014/chartex" xmlns:cx1="http://schemas.microsoft.com/office/drawing/2015/9/8/chartex" xmlns:cx2="http://schemas.microsoft.com/office/drawing/2015/10/21/chartex" xmlns:cx3="http://schemas.microsoft.com/office/drawing/2016/5/9/chartex" xmlns:cx4="http://schemas.microsoft.com/office/drawing/2016/5/10/chartex" xmlns:cx5="http://schemas.microsoft.com/office/drawing/2016/5/11/chartex" xmlns:cx6="http://schemas.microsoft.com/office/drawing/2016/5/12/chartex" xmlns:cx7="http://schemas.microsoft.com/office/drawing/2016/5/13/chartex" xmlns:cx8="http://schemas.microsoft.com/office/drawing/2016/5/14/chartex" xmlns:mc="http://schemas.openxmlformats.org/markup-compatibility/2006" xmlns:aink="http://schemas.microsoft.com/office/drawing/2016/ink" xmlns:am3d="http://schemas.microsoft.com/office/drawing/2017/model3d" xmlns:o="urn:schemas-microsoft-com:office:office" xmlns:oel="http://schemas.microsoft.com/office/2019/extlst" xmlns:r="http://schemas.openxmlformats.org/officeDocument/2006/relationships" xmlns:m="http://schemas.openxmlformats.org/officeDocument/2006/math" xmlns:v="urn:schemas-microsoft-com:vml" xmlns:wp14="http://schemas.microsoft.com/office/word/2010/wordprocessingDrawing" xmlns:wp="http://schemas.openxmlformats.org/drawingml/2006/wordprocessingDrawing" xmlns:w10="urn:schemas-microsoft-com:office:word" xmlns:w="http://schemas.openxmlformats.org/wordprocessingml/2006/main" xmlns:w14="http://schemas.microsoft.com/office/word/2010/wordml" xmlns:w15="http://schemas.microsoft.com/office/word/2012/wordml" xmlns:w16cex="http://schemas.microsoft.com/office/word/2018/wordml/cex" xmlns:w16cid="http://schemas.microsoft.com/office/word/2016/wordml/cid" xmlns:w16="http://schemas.microsoft.com/office/word/2018/wordml" xmlns:w16du="http://schemas.microsoft.com/office/word/2023/wordml/word16du" xmlns:w16sdtdh="http://schemas.microsoft.com/office/word/2020/wordml/sdtdatahash" xmlns:w16sdtfl="http://schemas.microsoft.com/office/word/2024/wordml/sdtformatlock" xmlns:w16se="http://schemas.microsoft.com/office/word/2015/wordml/symex" xmlns:wpg="http://schemas.microsoft.com/office/word/2010/wordprocessingGroup" xmlns:wpi="http://schemas.microsoft.com/office/word/2010/wordprocessingInk" xmlns:wne="http://schemas.microsoft.com/office/word/2006/wordml" xmlns:wps="http://schemas.microsoft.com/office/word/2010/wordprocessingShape" mc:Ignorable="w14 w15 w16se w16cid w16 w16cex w16sdtdh w16sdtfl w16du wp14">
+<w:endnotes xmlns:wpc="http://schemas.microsoft.com/office/word/2010/wordprocessingCanvas" xmlns:cx="http://schemas.microsoft.com/office/drawing/2014/chartex" xmlns:cx1="http://schemas.microsoft.com/office/drawing/2015/9/8/chartex" xmlns:cx2="http://schemas.microsoft.com/office/drawing/2015/10/21/chartex" xmlns:cx3="http://schemas.microsoft.com/office/drawing/2016/5/9/chartex" xmlns:cx4="http://schemas.microsoft.com/office/drawing/2016/5/10/chartex" xmlns:cx5="http://schemas.microsoft.com/office/drawing/2016/5/11/chartex" xmlns:cx6="http://schemas.microsoft.com/office/drawing/2016/5/12/chartex" xmlns:cx7="http://schemas.microsoft.com/office/drawing/2016/5/13/chartex" xmlns:cx8="http://schemas.microsoft.com/office/drawing/2016/5/14/chartex" xmlns:mc="http://schemas.openxmlformats.org/markup-compatibility/2006" xmlns:aink="http://schemas.microsoft.com/office/drawing/2016/ink" xmlns:am3d="http://schemas.microsoft.com/office/drawing/2017/model3d" xmlns:o="urn:schemas-microsoft-com:office:office" xmlns:r="http://schemas.openxmlformats.org/officeDocument/2006/relationships" xmlns:m="http://schemas.openxmlformats.org/officeDocument/2006/math" xmlns:v="urn:schemas-microsoft-com:vml" xmlns:wp14="http://schemas.microsoft.com/office/word/2010/wordprocessingDrawing" xmlns:wp="http://schemas.openxmlformats.org/drawingml/2006/wordprocessingDrawing" xmlns:w10="urn:schemas-microsoft-com:office:word" xmlns:w="http://schemas.openxmlformats.org/wordprocessingml/2006/main" xmlns:w14="http://schemas.microsoft.com/office/word/2010/wordml" xmlns:w15="http://schemas.microsoft.com/office/word/2012/wordml" xmlns:w16cex="http://schemas.microsoft.com/office/word/2018/wordml/cex" xmlns:w16cid="http://schemas.microsoft.com/office/word/2016/wordml/cid" xmlns:w16="http://schemas.microsoft.com/office/word/2018/wordml" xmlns:w16sdtdh="http://schemas.microsoft.com/office/word/2020/wordml/sdtdatahash" xmlns:w16se="http://schemas.microsoft.com/office/word/2015/wordml/symex" xmlns:wpg="http://schemas.microsoft.com/office/word/2010/wordprocessingGroup" xmlns:wpi="http://schemas.microsoft.com/office/word/2010/wordprocessingInk" xmlns:wne="http://schemas.microsoft.com/office/word/2006/wordml" xmlns:wps="http://schemas.microsoft.com/office/word/2010/wordprocessingShape" mc:Ignorable="w14 w15 w16se w16cid w16 w16cex w16sdtdh wp14">
   <w:endnote w:type="separator" w:id="-1">
     <w:p>
       <w:pPr>
@@ -1233,7 +3282,7 @@
 </file>
 
 <file path=word/footer1.xml><?xml version="1.0" encoding="utf-8"?>
-<w:ftr xmlns:wpc="http://schemas.microsoft.com/office/word/2010/wordprocessingCanvas" xmlns:cx="http://schemas.microsoft.com/office/drawing/2014/chartex" xmlns:cx1="http://schemas.microsoft.com/office/drawing/2015/9/8/chartex" xmlns:cx2="http://schemas.microsoft.com/office/drawing/2015/10/21/chartex" xmlns:cx3="http://schemas.microsoft.com/office/drawing/2016/5/9/chartex" xmlns:cx4="http://schemas.microsoft.com/office/drawing/2016/5/10/chartex" xmlns:cx5="http://schemas.microsoft.com/office/drawing/2016/5/11/chartex" xmlns:cx6="http://schemas.microsoft.com/office/drawing/2016/5/12/chartex" xmlns:cx7="http://schemas.microsoft.com/office/drawing/2016/5/13/chartex" xmlns:cx8="http://schemas.microsoft.com/office/drawing/2016/5/14/chartex" xmlns:mc="http://schemas.openxmlformats.org/markup-compatibility/2006" xmlns:aink="http://schemas.microsoft.com/office/drawing/2016/ink" xmlns:am3d="http://schemas.microsoft.com/office/drawing/2017/model3d" xmlns:o="urn:schemas-microsoft-com:office:office" xmlns:oel="http://schemas.microsoft.com/office/2019/extlst" xmlns:r="http://schemas.openxmlformats.org/officeDocument/2006/relationships" xmlns:m="http://schemas.openxmlformats.org/officeDocument/2006/math" xmlns:v="urn:schemas-microsoft-com:vml" xmlns:wp14="http://schemas.microsoft.com/office/word/2010/wordprocessingDrawing" xmlns:wp="http://schemas.openxmlformats.org/drawingml/2006/wordprocessingDrawing" xmlns:w10="urn:schemas-microsoft-com:office:word" xmlns:w="http://schemas.openxmlformats.org/wordprocessingml/2006/main" xmlns:w14="http://schemas.microsoft.com/office/word/2010/wordml" xmlns:w15="http://schemas.microsoft.com/office/word/2012/wordml" xmlns:w16cex="http://schemas.microsoft.com/office/word/2018/wordml/cex" xmlns:w16cid="http://schemas.microsoft.com/office/word/2016/wordml/cid" xmlns:w16="http://schemas.microsoft.com/office/word/2018/wordml" xmlns:w16du="http://schemas.microsoft.com/office/word/2023/wordml/word16du" xmlns:w16sdtdh="http://schemas.microsoft.com/office/word/2020/wordml/sdtdatahash" xmlns:w16sdtfl="http://schemas.microsoft.com/office/word/2024/wordml/sdtformatlock" xmlns:w16se="http://schemas.microsoft.com/office/word/2015/wordml/symex" xmlns:wpg="http://schemas.microsoft.com/office/word/2010/wordprocessingGroup" xmlns:wpi="http://schemas.microsoft.com/office/word/2010/wordprocessingInk" xmlns:wne="http://schemas.microsoft.com/office/word/2006/wordml" xmlns:wps="http://schemas.microsoft.com/office/word/2010/wordprocessingShape" mc:Ignorable="w14 w15 w16se w16cid w16 w16cex w16sdtdh w16sdtfl w16du wp14">
+<w:ftr xmlns:wpc="http://schemas.microsoft.com/office/word/2010/wordprocessingCanvas" xmlns:cx="http://schemas.microsoft.com/office/drawing/2014/chartex" xmlns:cx1="http://schemas.microsoft.com/office/drawing/2015/9/8/chartex" xmlns:cx2="http://schemas.microsoft.com/office/drawing/2015/10/21/chartex" xmlns:cx3="http://schemas.microsoft.com/office/drawing/2016/5/9/chartex" xmlns:cx4="http://schemas.microsoft.com/office/drawing/2016/5/10/chartex" xmlns:cx5="http://schemas.microsoft.com/office/drawing/2016/5/11/chartex" xmlns:cx6="http://schemas.microsoft.com/office/drawing/2016/5/12/chartex" xmlns:cx7="http://schemas.microsoft.com/office/drawing/2016/5/13/chartex" xmlns:cx8="http://schemas.microsoft.com/office/drawing/2016/5/14/chartex" xmlns:mc="http://schemas.openxmlformats.org/markup-compatibility/2006" xmlns:aink="http://schemas.microsoft.com/office/drawing/2016/ink" xmlns:am3d="http://schemas.microsoft.com/office/drawing/2017/model3d" xmlns:o="urn:schemas-microsoft-com:office:office" xmlns:r="http://schemas.openxmlformats.org/officeDocument/2006/relationships" xmlns:m="http://schemas.openxmlformats.org/officeDocument/2006/math" xmlns:v="urn:schemas-microsoft-com:vml" xmlns:wp14="http://schemas.microsoft.com/office/word/2010/wordprocessingDrawing" xmlns:wp="http://schemas.openxmlformats.org/drawingml/2006/wordprocessingDrawing" xmlns:w10="urn:schemas-microsoft-com:office:word" xmlns:w="http://schemas.openxmlformats.org/wordprocessingml/2006/main" xmlns:w14="http://schemas.microsoft.com/office/word/2010/wordml" xmlns:w15="http://schemas.microsoft.com/office/word/2012/wordml" xmlns:w16cex="http://schemas.microsoft.com/office/word/2018/wordml/cex" xmlns:w16cid="http://schemas.microsoft.com/office/word/2016/wordml/cid" xmlns:w16="http://schemas.microsoft.com/office/word/2018/wordml" xmlns:w16sdtdh="http://schemas.microsoft.com/office/word/2020/wordml/sdtdatahash" xmlns:w16se="http://schemas.microsoft.com/office/word/2015/wordml/symex" xmlns:wpg="http://schemas.microsoft.com/office/word/2010/wordprocessingGroup" xmlns:wpi="http://schemas.microsoft.com/office/word/2010/wordprocessingInk" xmlns:wne="http://schemas.microsoft.com/office/word/2006/wordml" xmlns:wps="http://schemas.microsoft.com/office/word/2010/wordprocessingShape" mc:Ignorable="w14 w15 w16se w16cid w16 w16cex w16sdtdh wp14">
   <w:p>
     <w:pPr>
       <w:pStyle w:val="Piedepgina"/>
@@ -1243,7 +3292,7 @@
 </file>
 
 <file path=word/footer2.xml><?xml version="1.0" encoding="utf-8"?>
-<w:ftr xmlns:wpc="http://schemas.microsoft.com/office/word/2010/wordprocessingCanvas" xmlns:cx="http://schemas.microsoft.com/office/drawing/2014/chartex" xmlns:cx1="http://schemas.microsoft.com/office/drawing/2015/9/8/chartex" xmlns:cx2="http://schemas.microsoft.com/office/drawing/2015/10/21/chartex" xmlns:cx3="http://schemas.microsoft.com/office/drawing/2016/5/9/chartex" xmlns:cx4="http://schemas.microsoft.com/office/drawing/2016/5/10/chartex" xmlns:cx5="http://schemas.microsoft.com/office/drawing/2016/5/11/chartex" xmlns:cx6="http://schemas.microsoft.com/office/drawing/2016/5/12/chartex" xmlns:cx7="http://schemas.microsoft.com/office/drawing/2016/5/13/chartex" xmlns:cx8="http://schemas.microsoft.com/office/drawing/2016/5/14/chartex" xmlns:mc="http://schemas.openxmlformats.org/markup-compatibility/2006" xmlns:aink="http://schemas.microsoft.com/office/drawing/2016/ink" xmlns:am3d="http://schemas.microsoft.com/office/drawing/2017/model3d" xmlns:o="urn:schemas-microsoft-com:office:office" xmlns:oel="http://schemas.microsoft.com/office/2019/extlst" xmlns:r="http://schemas.openxmlformats.org/officeDocument/2006/relationships" xmlns:m="http://schemas.openxmlformats.org/officeDocument/2006/math" xmlns:v="urn:schemas-microsoft-com:vml" xmlns:wp14="http://schemas.microsoft.com/office/word/2010/wordprocessingDrawing" xmlns:wp="http://schemas.openxmlformats.org/drawingml/2006/wordprocessingDrawing" xmlns:w10="urn:schemas-microsoft-com:office:word" xmlns:w="http://schemas.openxmlformats.org/wordprocessingml/2006/main" xmlns:w14="http://schemas.microsoft.com/office/word/2010/wordml" xmlns:w15="http://schemas.microsoft.com/office/word/2012/wordml" xmlns:w16cex="http://schemas.microsoft.com/office/word/2018/wordml/cex" xmlns:w16cid="http://schemas.microsoft.com/office/word/2016/wordml/cid" xmlns:w16="http://schemas.microsoft.com/office/word/2018/wordml" xmlns:w16du="http://schemas.microsoft.com/office/word/2023/wordml/word16du" xmlns:w16sdtdh="http://schemas.microsoft.com/office/word/2020/wordml/sdtdatahash" xmlns:w16sdtfl="http://schemas.microsoft.com/office/word/2024/wordml/sdtformatlock" xmlns:w16se="http://schemas.microsoft.com/office/word/2015/wordml/symex" xmlns:wpg="http://schemas.microsoft.com/office/word/2010/wordprocessingGroup" xmlns:wpi="http://schemas.microsoft.com/office/word/2010/wordprocessingInk" xmlns:wne="http://schemas.microsoft.com/office/word/2006/wordml" xmlns:wps="http://schemas.microsoft.com/office/word/2010/wordprocessingShape" mc:Ignorable="w14 w15 w16se w16cid w16 w16cex w16sdtdh w16sdtfl w16du wp14">
+<w:ftr xmlns:wpc="http://schemas.microsoft.com/office/word/2010/wordprocessingCanvas" xmlns:cx="http://schemas.microsoft.com/office/drawing/2014/chartex" xmlns:cx1="http://schemas.microsoft.com/office/drawing/2015/9/8/chartex" xmlns:cx2="http://schemas.microsoft.com/office/drawing/2015/10/21/chartex" xmlns:cx3="http://schemas.microsoft.com/office/drawing/2016/5/9/chartex" xmlns:cx4="http://schemas.microsoft.com/office/drawing/2016/5/10/chartex" xmlns:cx5="http://schemas.microsoft.com/office/drawing/2016/5/11/chartex" xmlns:cx6="http://schemas.microsoft.com/office/drawing/2016/5/12/chartex" xmlns:cx7="http://schemas.microsoft.com/office/drawing/2016/5/13/chartex" xmlns:cx8="http://schemas.microsoft.com/office/drawing/2016/5/14/chartex" xmlns:mc="http://schemas.openxmlformats.org/markup-compatibility/2006" xmlns:aink="http://schemas.microsoft.com/office/drawing/2016/ink" xmlns:am3d="http://schemas.microsoft.com/office/drawing/2017/model3d" xmlns:o="urn:schemas-microsoft-com:office:office" xmlns:r="http://schemas.openxmlformats.org/officeDocument/2006/relationships" xmlns:m="http://schemas.openxmlformats.org/officeDocument/2006/math" xmlns:v="urn:schemas-microsoft-com:vml" xmlns:wp14="http://schemas.microsoft.com/office/word/2010/wordprocessingDrawing" xmlns:wp="http://schemas.openxmlformats.org/drawingml/2006/wordprocessingDrawing" xmlns:w10="urn:schemas-microsoft-com:office:word" xmlns:w="http://schemas.openxmlformats.org/wordprocessingml/2006/main" xmlns:w14="http://schemas.microsoft.com/office/word/2010/wordml" xmlns:w15="http://schemas.microsoft.com/office/word/2012/wordml" xmlns:w16cex="http://schemas.microsoft.com/office/word/2018/wordml/cex" xmlns:w16cid="http://schemas.microsoft.com/office/word/2016/wordml/cid" xmlns:w16="http://schemas.microsoft.com/office/word/2018/wordml" xmlns:w16sdtdh="http://schemas.microsoft.com/office/word/2020/wordml/sdtdatahash" xmlns:w16se="http://schemas.microsoft.com/office/word/2015/wordml/symex" xmlns:wpg="http://schemas.microsoft.com/office/word/2010/wordprocessingGroup" xmlns:wpi="http://schemas.microsoft.com/office/word/2010/wordprocessingInk" xmlns:wne="http://schemas.microsoft.com/office/word/2006/wordml" xmlns:wps="http://schemas.microsoft.com/office/word/2010/wordprocessingShape" mc:Ignorable="w14 w15 w16se w16cid w16 w16cex w16sdtdh wp14">
   <w:tbl>
     <w:tblPr>
       <w:tblW w:w="5000" w:type="pct"/>
@@ -1287,6 +3336,7 @@
             <w:dataBinding w:prefixMappings="xmlns:ns0='http://purl.org/dc/elements/1.1/' xmlns:ns1='http://schemas.openxmlformats.org/package/2006/metadata/core-properties' " w:xpath="/ns1:coreProperties[1]/ns0:creator[1]" w:storeItemID="{6C3C8BC8-F283-45AE-878A-BAB7291924A1}"/>
             <w:text/>
           </w:sdtPr>
+          <w:sdtEndPr/>
           <w:sdtContent>
             <w:p>
               <w:pPr>
@@ -1365,7 +3415,7 @@
 </file>
 
 <file path=word/footer3.xml><?xml version="1.0" encoding="utf-8"?>
-<w:ftr xmlns:wpc="http://schemas.microsoft.com/office/word/2010/wordprocessingCanvas" xmlns:cx="http://schemas.microsoft.com/office/drawing/2014/chartex" xmlns:cx1="http://schemas.microsoft.com/office/drawing/2015/9/8/chartex" xmlns:cx2="http://schemas.microsoft.com/office/drawing/2015/10/21/chartex" xmlns:cx3="http://schemas.microsoft.com/office/drawing/2016/5/9/chartex" xmlns:cx4="http://schemas.microsoft.com/office/drawing/2016/5/10/chartex" xmlns:cx5="http://schemas.microsoft.com/office/drawing/2016/5/11/chartex" xmlns:cx6="http://schemas.microsoft.com/office/drawing/2016/5/12/chartex" xmlns:cx7="http://schemas.microsoft.com/office/drawing/2016/5/13/chartex" xmlns:cx8="http://schemas.microsoft.com/office/drawing/2016/5/14/chartex" xmlns:mc="http://schemas.openxmlformats.org/markup-compatibility/2006" xmlns:aink="http://schemas.microsoft.com/office/drawing/2016/ink" xmlns:am3d="http://schemas.microsoft.com/office/drawing/2017/model3d" xmlns:o="urn:schemas-microsoft-com:office:office" xmlns:oel="http://schemas.microsoft.com/office/2019/extlst" xmlns:r="http://schemas.openxmlformats.org/officeDocument/2006/relationships" xmlns:m="http://schemas.openxmlformats.org/officeDocument/2006/math" xmlns:v="urn:schemas-microsoft-com:vml" xmlns:wp14="http://schemas.microsoft.com/office/word/2010/wordprocessingDrawing" xmlns:wp="http://schemas.openxmlformats.org/drawingml/2006/wordprocessingDrawing" xmlns:w10="urn:schemas-microsoft-com:office:word" xmlns:w="http://schemas.openxmlformats.org/wordprocessingml/2006/main" xmlns:w14="http://schemas.microsoft.com/office/word/2010/wordml" xmlns:w15="http://schemas.microsoft.com/office/word/2012/wordml" xmlns:w16cex="http://schemas.microsoft.com/office/word/2018/wordml/cex" xmlns:w16cid="http://schemas.microsoft.com/office/word/2016/wordml/cid" xmlns:w16="http://schemas.microsoft.com/office/word/2018/wordml" xmlns:w16du="http://schemas.microsoft.com/office/word/2023/wordml/word16du" xmlns:w16sdtdh="http://schemas.microsoft.com/office/word/2020/wordml/sdtdatahash" xmlns:w16sdtfl="http://schemas.microsoft.com/office/word/2024/wordml/sdtformatlock" xmlns:w16se="http://schemas.microsoft.com/office/word/2015/wordml/symex" xmlns:wpg="http://schemas.microsoft.com/office/word/2010/wordprocessingGroup" xmlns:wpi="http://schemas.microsoft.com/office/word/2010/wordprocessingInk" xmlns:wne="http://schemas.microsoft.com/office/word/2006/wordml" xmlns:wps="http://schemas.microsoft.com/office/word/2010/wordprocessingShape" mc:Ignorable="w14 w15 w16se w16cid w16 w16cex w16sdtdh w16sdtfl w16du wp14">
+<w:ftr xmlns:wpc="http://schemas.microsoft.com/office/word/2010/wordprocessingCanvas" xmlns:cx="http://schemas.microsoft.com/office/drawing/2014/chartex" xmlns:cx1="http://schemas.microsoft.com/office/drawing/2015/9/8/chartex" xmlns:cx2="http://schemas.microsoft.com/office/drawing/2015/10/21/chartex" xmlns:cx3="http://schemas.microsoft.com/office/drawing/2016/5/9/chartex" xmlns:cx4="http://schemas.microsoft.com/office/drawing/2016/5/10/chartex" xmlns:cx5="http://schemas.microsoft.com/office/drawing/2016/5/11/chartex" xmlns:cx6="http://schemas.microsoft.com/office/drawing/2016/5/12/chartex" xmlns:cx7="http://schemas.microsoft.com/office/drawing/2016/5/13/chartex" xmlns:cx8="http://schemas.microsoft.com/office/drawing/2016/5/14/chartex" xmlns:mc="http://schemas.openxmlformats.org/markup-compatibility/2006" xmlns:aink="http://schemas.microsoft.com/office/drawing/2016/ink" xmlns:am3d="http://schemas.microsoft.com/office/drawing/2017/model3d" xmlns:o="urn:schemas-microsoft-com:office:office" xmlns:r="http://schemas.openxmlformats.org/officeDocument/2006/relationships" xmlns:m="http://schemas.openxmlformats.org/officeDocument/2006/math" xmlns:v="urn:schemas-microsoft-com:vml" xmlns:wp14="http://schemas.microsoft.com/office/word/2010/wordprocessingDrawing" xmlns:wp="http://schemas.openxmlformats.org/drawingml/2006/wordprocessingDrawing" xmlns:w10="urn:schemas-microsoft-com:office:word" xmlns:w="http://schemas.openxmlformats.org/wordprocessingml/2006/main" xmlns:w14="http://schemas.microsoft.com/office/word/2010/wordml" xmlns:w15="http://schemas.microsoft.com/office/word/2012/wordml" xmlns:w16cex="http://schemas.microsoft.com/office/word/2018/wordml/cex" xmlns:w16cid="http://schemas.microsoft.com/office/word/2016/wordml/cid" xmlns:w16="http://schemas.microsoft.com/office/word/2018/wordml" xmlns:w16sdtdh="http://schemas.microsoft.com/office/word/2020/wordml/sdtdatahash" xmlns:w16se="http://schemas.microsoft.com/office/word/2015/wordml/symex" xmlns:wpg="http://schemas.microsoft.com/office/word/2010/wordprocessingGroup" xmlns:wpi="http://schemas.microsoft.com/office/word/2010/wordprocessingInk" xmlns:wne="http://schemas.microsoft.com/office/word/2006/wordml" xmlns:wps="http://schemas.microsoft.com/office/word/2010/wordprocessingShape" mc:Ignorable="w14 w15 w16se w16cid w16 w16cex w16sdtdh wp14">
   <w:p>
     <w:pPr>
       <w:pStyle w:val="Piedepgina"/>
@@ -1375,7 +3425,7 @@
 </file>
 
 <file path=word/footnotes.xml><?xml version="1.0" encoding="utf-8"?>
-<w:footnotes xmlns:wpc="http://schemas.microsoft.com/office/word/2010/wordprocessingCanvas" xmlns:cx="http://schemas.microsoft.com/office/drawing/2014/chartex" xmlns:cx1="http://schemas.microsoft.com/office/drawing/2015/9/8/chartex" xmlns:cx2="http://schemas.microsoft.com/office/drawing/2015/10/21/chartex" xmlns:cx3="http://schemas.microsoft.com/office/drawing/2016/5/9/chartex" xmlns:cx4="http://schemas.microsoft.com/office/drawing/2016/5/10/chartex" xmlns:cx5="http://schemas.microsoft.com/office/drawing/2016/5/11/chartex" xmlns:cx6="http://schemas.microsoft.com/office/drawing/2016/5/12/chartex" xmlns:cx7="http://schemas.microsoft.com/office/drawing/2016/5/13/chartex" xmlns:cx8="http://schemas.microsoft.com/office/drawing/2016/5/14/chartex" xmlns:mc="http://schemas.openxmlformats.org/markup-compatibility/2006" xmlns:aink="http://schemas.microsoft.com/office/drawing/2016/ink" xmlns:am3d="http://schemas.microsoft.com/office/drawing/2017/model3d" xmlns:o="urn:schemas-microsoft-com:office:office" xmlns:oel="http://schemas.microsoft.com/office/2019/extlst" xmlns:r="http://schemas.openxmlformats.org/officeDocument/2006/relationships" xmlns:m="http://schemas.openxmlformats.org/officeDocument/2006/math" xmlns:v="urn:schemas-microsoft-com:vml" xmlns:wp14="http://schemas.microsoft.com/office/word/2010/wordprocessingDrawing" xmlns:wp="http://schemas.openxmlformats.org/drawingml/2006/wordprocessingDrawing" xmlns:w10="urn:schemas-microsoft-com:office:word" xmlns:w="http://schemas.openxmlformats.org/wordprocessingml/2006/main" xmlns:w14="http://schemas.microsoft.com/office/word/2010/wordml" xmlns:w15="http://schemas.microsoft.com/office/word/2012/wordml" xmlns:w16cex="http://schemas.microsoft.com/office/word/2018/wordml/cex" xmlns:w16cid="http://schemas.microsoft.com/office/word/2016/wordml/cid" xmlns:w16="http://schemas.microsoft.com/office/word/2018/wordml" xmlns:w16du="http://schemas.microsoft.com/office/word/2023/wordml/word16du" xmlns:w16sdtdh="http://schemas.microsoft.com/office/word/2020/wordml/sdtdatahash" xmlns:w16sdtfl="http://schemas.microsoft.com/office/word/2024/wordml/sdtformatlock" xmlns:w16se="http://schemas.microsoft.com/office/word/2015/wordml/symex" xmlns:wpg="http://schemas.microsoft.com/office/word/2010/wordprocessingGroup" xmlns:wpi="http://schemas.microsoft.com/office/word/2010/wordprocessingInk" xmlns:wne="http://schemas.microsoft.com/office/word/2006/wordml" xmlns:wps="http://schemas.microsoft.com/office/word/2010/wordprocessingShape" mc:Ignorable="w14 w15 w16se w16cid w16 w16cex w16sdtdh w16sdtfl w16du wp14">
+<w:footnotes xmlns:wpc="http://schemas.microsoft.com/office/word/2010/wordprocessingCanvas" xmlns:cx="http://schemas.microsoft.com/office/drawing/2014/chartex" xmlns:cx1="http://schemas.microsoft.com/office/drawing/2015/9/8/chartex" xmlns:cx2="http://schemas.microsoft.com/office/drawing/2015/10/21/chartex" xmlns:cx3="http://schemas.microsoft.com/office/drawing/2016/5/9/chartex" xmlns:cx4="http://schemas.microsoft.com/office/drawing/2016/5/10/chartex" xmlns:cx5="http://schemas.microsoft.com/office/drawing/2016/5/11/chartex" xmlns:cx6="http://schemas.microsoft.com/office/drawing/2016/5/12/chartex" xmlns:cx7="http://schemas.microsoft.com/office/drawing/2016/5/13/chartex" xmlns:cx8="http://schemas.microsoft.com/office/drawing/2016/5/14/chartex" xmlns:mc="http://schemas.openxmlformats.org/markup-compatibility/2006" xmlns:aink="http://schemas.microsoft.com/office/drawing/2016/ink" xmlns:am3d="http://schemas.microsoft.com/office/drawing/2017/model3d" xmlns:o="urn:schemas-microsoft-com:office:office" xmlns:r="http://schemas.openxmlformats.org/officeDocument/2006/relationships" xmlns:m="http://schemas.openxmlformats.org/officeDocument/2006/math" xmlns:v="urn:schemas-microsoft-com:vml" xmlns:wp14="http://schemas.microsoft.com/office/word/2010/wordprocessingDrawing" xmlns:wp="http://schemas.openxmlformats.org/drawingml/2006/wordprocessingDrawing" xmlns:w10="urn:schemas-microsoft-com:office:word" xmlns:w="http://schemas.openxmlformats.org/wordprocessingml/2006/main" xmlns:w14="http://schemas.microsoft.com/office/word/2010/wordml" xmlns:w15="http://schemas.microsoft.com/office/word/2012/wordml" xmlns:w16cex="http://schemas.microsoft.com/office/word/2018/wordml/cex" xmlns:w16cid="http://schemas.microsoft.com/office/word/2016/wordml/cid" xmlns:w16="http://schemas.microsoft.com/office/word/2018/wordml" xmlns:w16sdtdh="http://schemas.microsoft.com/office/word/2020/wordml/sdtdatahash" xmlns:w16se="http://schemas.microsoft.com/office/word/2015/wordml/symex" xmlns:wpg="http://schemas.microsoft.com/office/word/2010/wordprocessingGroup" xmlns:wpi="http://schemas.microsoft.com/office/word/2010/wordprocessingInk" xmlns:wne="http://schemas.microsoft.com/office/word/2006/wordml" xmlns:wps="http://schemas.microsoft.com/office/word/2010/wordprocessingShape" mc:Ignorable="w14 w15 w16se w16cid w16 w16cex w16sdtdh wp14">
   <w:footnote w:type="separator" w:id="-1">
     <w:p>
       <w:pPr>
@@ -1400,7 +3450,7 @@
 </file>
 
 <file path=word/header1.xml><?xml version="1.0" encoding="utf-8"?>
-<w:hdr xmlns:wpc="http://schemas.microsoft.com/office/word/2010/wordprocessingCanvas" xmlns:cx="http://schemas.microsoft.com/office/drawing/2014/chartex" xmlns:cx1="http://schemas.microsoft.com/office/drawing/2015/9/8/chartex" xmlns:cx2="http://schemas.microsoft.com/office/drawing/2015/10/21/chartex" xmlns:cx3="http://schemas.microsoft.com/office/drawing/2016/5/9/chartex" xmlns:cx4="http://schemas.microsoft.com/office/drawing/2016/5/10/chartex" xmlns:cx5="http://schemas.microsoft.com/office/drawing/2016/5/11/chartex" xmlns:cx6="http://schemas.microsoft.com/office/drawing/2016/5/12/chartex" xmlns:cx7="http://schemas.microsoft.com/office/drawing/2016/5/13/chartex" xmlns:cx8="http://schemas.microsoft.com/office/drawing/2016/5/14/chartex" xmlns:mc="http://schemas.openxmlformats.org/markup-compatibility/2006" xmlns:aink="http://schemas.microsoft.com/office/drawing/2016/ink" xmlns:am3d="http://schemas.microsoft.com/office/drawing/2017/model3d" xmlns:o="urn:schemas-microsoft-com:office:office" xmlns:oel="http://schemas.microsoft.com/office/2019/extlst" xmlns:r="http://schemas.openxmlformats.org/officeDocument/2006/relationships" xmlns:m="http://schemas.openxmlformats.org/officeDocument/2006/math" xmlns:v="urn:schemas-microsoft-com:vml" xmlns:wp14="http://schemas.microsoft.com/office/word/2010/wordprocessingDrawing" xmlns:wp="http://schemas.openxmlformats.org/drawingml/2006/wordprocessingDrawing" xmlns:w10="urn:schemas-microsoft-com:office:word" xmlns:w="http://schemas.openxmlformats.org/wordprocessingml/2006/main" xmlns:w14="http://schemas.microsoft.com/office/word/2010/wordml" xmlns:w15="http://schemas.microsoft.com/office/word/2012/wordml" xmlns:w16cex="http://schemas.microsoft.com/office/word/2018/wordml/cex" xmlns:w16cid="http://schemas.microsoft.com/office/word/2016/wordml/cid" xmlns:w16="http://schemas.microsoft.com/office/word/2018/wordml" xmlns:w16du="http://schemas.microsoft.com/office/word/2023/wordml/word16du" xmlns:w16sdtdh="http://schemas.microsoft.com/office/word/2020/wordml/sdtdatahash" xmlns:w16sdtfl="http://schemas.microsoft.com/office/word/2024/wordml/sdtformatlock" xmlns:w16se="http://schemas.microsoft.com/office/word/2015/wordml/symex" xmlns:wpg="http://schemas.microsoft.com/office/word/2010/wordprocessingGroup" xmlns:wpi="http://schemas.microsoft.com/office/word/2010/wordprocessingInk" xmlns:wne="http://schemas.microsoft.com/office/word/2006/wordml" xmlns:wps="http://schemas.microsoft.com/office/word/2010/wordprocessingShape" mc:Ignorable="w14 w15 w16se w16cid w16 w16cex w16sdtdh w16sdtfl w16du wp14">
+<w:hdr xmlns:wpc="http://schemas.microsoft.com/office/word/2010/wordprocessingCanvas" xmlns:cx="http://schemas.microsoft.com/office/drawing/2014/chartex" xmlns:cx1="http://schemas.microsoft.com/office/drawing/2015/9/8/chartex" xmlns:cx2="http://schemas.microsoft.com/office/drawing/2015/10/21/chartex" xmlns:cx3="http://schemas.microsoft.com/office/drawing/2016/5/9/chartex" xmlns:cx4="http://schemas.microsoft.com/office/drawing/2016/5/10/chartex" xmlns:cx5="http://schemas.microsoft.com/office/drawing/2016/5/11/chartex" xmlns:cx6="http://schemas.microsoft.com/office/drawing/2016/5/12/chartex" xmlns:cx7="http://schemas.microsoft.com/office/drawing/2016/5/13/chartex" xmlns:cx8="http://schemas.microsoft.com/office/drawing/2016/5/14/chartex" xmlns:mc="http://schemas.openxmlformats.org/markup-compatibility/2006" xmlns:aink="http://schemas.microsoft.com/office/drawing/2016/ink" xmlns:am3d="http://schemas.microsoft.com/office/drawing/2017/model3d" xmlns:o="urn:schemas-microsoft-com:office:office" xmlns:r="http://schemas.openxmlformats.org/officeDocument/2006/relationships" xmlns:m="http://schemas.openxmlformats.org/officeDocument/2006/math" xmlns:v="urn:schemas-microsoft-com:vml" xmlns:wp14="http://schemas.microsoft.com/office/word/2010/wordprocessingDrawing" xmlns:wp="http://schemas.openxmlformats.org/drawingml/2006/wordprocessingDrawing" xmlns:w10="urn:schemas-microsoft-com:office:word" xmlns:w="http://schemas.openxmlformats.org/wordprocessingml/2006/main" xmlns:w14="http://schemas.microsoft.com/office/word/2010/wordml" xmlns:w15="http://schemas.microsoft.com/office/word/2012/wordml" xmlns:w16cex="http://schemas.microsoft.com/office/word/2018/wordml/cex" xmlns:w16cid="http://schemas.microsoft.com/office/word/2016/wordml/cid" xmlns:w16="http://schemas.microsoft.com/office/word/2018/wordml" xmlns:w16sdtdh="http://schemas.microsoft.com/office/word/2020/wordml/sdtdatahash" xmlns:w16se="http://schemas.microsoft.com/office/word/2015/wordml/symex" xmlns:wpg="http://schemas.microsoft.com/office/word/2010/wordprocessingGroup" xmlns:wpi="http://schemas.microsoft.com/office/word/2010/wordprocessingInk" xmlns:wne="http://schemas.microsoft.com/office/word/2006/wordml" xmlns:wps="http://schemas.microsoft.com/office/word/2010/wordprocessingShape" mc:Ignorable="w14 w15 w16se w16cid w16 w16cex w16sdtdh wp14">
   <w:p>
     <w:pPr>
       <w:pStyle w:val="Encabezado"/>
@@ -1443,7 +3493,7 @@
 </file>
 
 <file path=word/header2.xml><?xml version="1.0" encoding="utf-8"?>
-<w:hdr xmlns:wpc="http://schemas.microsoft.com/office/word/2010/wordprocessingCanvas" xmlns:cx="http://schemas.microsoft.com/office/drawing/2014/chartex" xmlns:cx1="http://schemas.microsoft.com/office/drawing/2015/9/8/chartex" xmlns:cx2="http://schemas.microsoft.com/office/drawing/2015/10/21/chartex" xmlns:cx3="http://schemas.microsoft.com/office/drawing/2016/5/9/chartex" xmlns:cx4="http://schemas.microsoft.com/office/drawing/2016/5/10/chartex" xmlns:cx5="http://schemas.microsoft.com/office/drawing/2016/5/11/chartex" xmlns:cx6="http://schemas.microsoft.com/office/drawing/2016/5/12/chartex" xmlns:cx7="http://schemas.microsoft.com/office/drawing/2016/5/13/chartex" xmlns:cx8="http://schemas.microsoft.com/office/drawing/2016/5/14/chartex" xmlns:mc="http://schemas.openxmlformats.org/markup-compatibility/2006" xmlns:aink="http://schemas.microsoft.com/office/drawing/2016/ink" xmlns:am3d="http://schemas.microsoft.com/office/drawing/2017/model3d" xmlns:o="urn:schemas-microsoft-com:office:office" xmlns:oel="http://schemas.microsoft.com/office/2019/extlst" xmlns:r="http://schemas.openxmlformats.org/officeDocument/2006/relationships" xmlns:m="http://schemas.openxmlformats.org/officeDocument/2006/math" xmlns:v="urn:schemas-microsoft-com:vml" xmlns:wp14="http://schemas.microsoft.com/office/word/2010/wordprocessingDrawing" xmlns:wp="http://schemas.openxmlformats.org/drawingml/2006/wordprocessingDrawing" xmlns:w10="urn:schemas-microsoft-com:office:word" xmlns:w="http://schemas.openxmlformats.org/wordprocessingml/2006/main" xmlns:w14="http://schemas.microsoft.com/office/word/2010/wordml" xmlns:w15="http://schemas.microsoft.com/office/word/2012/wordml" xmlns:w16cex="http://schemas.microsoft.com/office/word/2018/wordml/cex" xmlns:w16cid="http://schemas.microsoft.com/office/word/2016/wordml/cid" xmlns:w16="http://schemas.microsoft.com/office/word/2018/wordml" xmlns:w16du="http://schemas.microsoft.com/office/word/2023/wordml/word16du" xmlns:w16sdtdh="http://schemas.microsoft.com/office/word/2020/wordml/sdtdatahash" xmlns:w16sdtfl="http://schemas.microsoft.com/office/word/2024/wordml/sdtformatlock" xmlns:w16se="http://schemas.microsoft.com/office/word/2015/wordml/symex" xmlns:wpg="http://schemas.microsoft.com/office/word/2010/wordprocessingGroup" xmlns:wpi="http://schemas.microsoft.com/office/word/2010/wordprocessingInk" xmlns:wne="http://schemas.microsoft.com/office/word/2006/wordml" xmlns:wps="http://schemas.microsoft.com/office/word/2010/wordprocessingShape" mc:Ignorable="w14 w15 w16se w16cid w16 w16cex w16sdtdh w16sdtfl w16du wp14">
+<w:hdr xmlns:wpc="http://schemas.microsoft.com/office/word/2010/wordprocessingCanvas" xmlns:cx="http://schemas.microsoft.com/office/drawing/2014/chartex" xmlns:cx1="http://schemas.microsoft.com/office/drawing/2015/9/8/chartex" xmlns:cx2="http://schemas.microsoft.com/office/drawing/2015/10/21/chartex" xmlns:cx3="http://schemas.microsoft.com/office/drawing/2016/5/9/chartex" xmlns:cx4="http://schemas.microsoft.com/office/drawing/2016/5/10/chartex" xmlns:cx5="http://schemas.microsoft.com/office/drawing/2016/5/11/chartex" xmlns:cx6="http://schemas.microsoft.com/office/drawing/2016/5/12/chartex" xmlns:cx7="http://schemas.microsoft.com/office/drawing/2016/5/13/chartex" xmlns:cx8="http://schemas.microsoft.com/office/drawing/2016/5/14/chartex" xmlns:mc="http://schemas.openxmlformats.org/markup-compatibility/2006" xmlns:aink="http://schemas.microsoft.com/office/drawing/2016/ink" xmlns:am3d="http://schemas.microsoft.com/office/drawing/2017/model3d" xmlns:o="urn:schemas-microsoft-com:office:office" xmlns:r="http://schemas.openxmlformats.org/officeDocument/2006/relationships" xmlns:m="http://schemas.openxmlformats.org/officeDocument/2006/math" xmlns:v="urn:schemas-microsoft-com:vml" xmlns:wp14="http://schemas.microsoft.com/office/word/2010/wordprocessingDrawing" xmlns:wp="http://schemas.openxmlformats.org/drawingml/2006/wordprocessingDrawing" xmlns:w10="urn:schemas-microsoft-com:office:word" xmlns:w="http://schemas.openxmlformats.org/wordprocessingml/2006/main" xmlns:w14="http://schemas.microsoft.com/office/word/2010/wordml" xmlns:w15="http://schemas.microsoft.com/office/word/2012/wordml" xmlns:w16cex="http://schemas.microsoft.com/office/word/2018/wordml/cex" xmlns:w16cid="http://schemas.microsoft.com/office/word/2016/wordml/cid" xmlns:w16="http://schemas.microsoft.com/office/word/2018/wordml" xmlns:w16sdtdh="http://schemas.microsoft.com/office/word/2020/wordml/sdtdatahash" xmlns:w16se="http://schemas.microsoft.com/office/word/2015/wordml/symex" xmlns:wpg="http://schemas.microsoft.com/office/word/2010/wordprocessingGroup" xmlns:wpi="http://schemas.microsoft.com/office/word/2010/wordprocessingInk" xmlns:wne="http://schemas.microsoft.com/office/word/2006/wordml" xmlns:wps="http://schemas.microsoft.com/office/word/2010/wordprocessingShape" mc:Ignorable="w14 w15 w16se w16cid w16 w16cex w16sdtdh wp14">
   <w:tbl>
     <w:tblPr>
       <w:tblW w:w="5000" w:type="pct"/>
@@ -1549,7 +3599,7 @@
 </file>
 
 <file path=word/header3.xml><?xml version="1.0" encoding="utf-8"?>
-<w:hdr xmlns:wpc="http://schemas.microsoft.com/office/word/2010/wordprocessingCanvas" xmlns:cx="http://schemas.microsoft.com/office/drawing/2014/chartex" xmlns:cx1="http://schemas.microsoft.com/office/drawing/2015/9/8/chartex" xmlns:cx2="http://schemas.microsoft.com/office/drawing/2015/10/21/chartex" xmlns:cx3="http://schemas.microsoft.com/office/drawing/2016/5/9/chartex" xmlns:cx4="http://schemas.microsoft.com/office/drawing/2016/5/10/chartex" xmlns:cx5="http://schemas.microsoft.com/office/drawing/2016/5/11/chartex" xmlns:cx6="http://schemas.microsoft.com/office/drawing/2016/5/12/chartex" xmlns:cx7="http://schemas.microsoft.com/office/drawing/2016/5/13/chartex" xmlns:cx8="http://schemas.microsoft.com/office/drawing/2016/5/14/chartex" xmlns:mc="http://schemas.openxmlformats.org/markup-compatibility/2006" xmlns:aink="http://schemas.microsoft.com/office/drawing/2016/ink" xmlns:am3d="http://schemas.microsoft.com/office/drawing/2017/model3d" xmlns:o="urn:schemas-microsoft-com:office:office" xmlns:oel="http://schemas.microsoft.com/office/2019/extlst" xmlns:r="http://schemas.openxmlformats.org/officeDocument/2006/relationships" xmlns:m="http://schemas.openxmlformats.org/officeDocument/2006/math" xmlns:v="urn:schemas-microsoft-com:vml" xmlns:wp14="http://schemas.microsoft.com/office/word/2010/wordprocessingDrawing" xmlns:wp="http://schemas.openxmlformats.org/drawingml/2006/wordprocessingDrawing" xmlns:w10="urn:schemas-microsoft-com:office:word" xmlns:w="http://schemas.openxmlformats.org/wordprocessingml/2006/main" xmlns:w14="http://schemas.microsoft.com/office/word/2010/wordml" xmlns:w15="http://schemas.microsoft.com/office/word/2012/wordml" xmlns:w16cex="http://schemas.microsoft.com/office/word/2018/wordml/cex" xmlns:w16cid="http://schemas.microsoft.com/office/word/2016/wordml/cid" xmlns:w16="http://schemas.microsoft.com/office/word/2018/wordml" xmlns:w16du="http://schemas.microsoft.com/office/word/2023/wordml/word16du" xmlns:w16sdtdh="http://schemas.microsoft.com/office/word/2020/wordml/sdtdatahash" xmlns:w16sdtfl="http://schemas.microsoft.com/office/word/2024/wordml/sdtformatlock" xmlns:w16se="http://schemas.microsoft.com/office/word/2015/wordml/symex" xmlns:wpg="http://schemas.microsoft.com/office/word/2010/wordprocessingGroup" xmlns:wpi="http://schemas.microsoft.com/office/word/2010/wordprocessingInk" xmlns:wne="http://schemas.microsoft.com/office/word/2006/wordml" xmlns:wps="http://schemas.microsoft.com/office/word/2010/wordprocessingShape" mc:Ignorable="w14 w15 w16se w16cid w16 w16cex w16sdtdh w16sdtfl w16du wp14">
+<w:hdr xmlns:wpc="http://schemas.microsoft.com/office/word/2010/wordprocessingCanvas" xmlns:cx="http://schemas.microsoft.com/office/drawing/2014/chartex" xmlns:cx1="http://schemas.microsoft.com/office/drawing/2015/9/8/chartex" xmlns:cx2="http://schemas.microsoft.com/office/drawing/2015/10/21/chartex" xmlns:cx3="http://schemas.microsoft.com/office/drawing/2016/5/9/chartex" xmlns:cx4="http://schemas.microsoft.com/office/drawing/2016/5/10/chartex" xmlns:cx5="http://schemas.microsoft.com/office/drawing/2016/5/11/chartex" xmlns:cx6="http://schemas.microsoft.com/office/drawing/2016/5/12/chartex" xmlns:cx7="http://schemas.microsoft.com/office/drawing/2016/5/13/chartex" xmlns:cx8="http://schemas.microsoft.com/office/drawing/2016/5/14/chartex" xmlns:mc="http://schemas.openxmlformats.org/markup-compatibility/2006" xmlns:aink="http://schemas.microsoft.com/office/drawing/2016/ink" xmlns:am3d="http://schemas.microsoft.com/office/drawing/2017/model3d" xmlns:o="urn:schemas-microsoft-com:office:office" xmlns:r="http://schemas.openxmlformats.org/officeDocument/2006/relationships" xmlns:m="http://schemas.openxmlformats.org/officeDocument/2006/math" xmlns:v="urn:schemas-microsoft-com:vml" xmlns:wp14="http://schemas.microsoft.com/office/word/2010/wordprocessingDrawing" xmlns:wp="http://schemas.openxmlformats.org/drawingml/2006/wordprocessingDrawing" xmlns:w10="urn:schemas-microsoft-com:office:word" xmlns:w="http://schemas.openxmlformats.org/wordprocessingml/2006/main" xmlns:w14="http://schemas.microsoft.com/office/word/2010/wordml" xmlns:w15="http://schemas.microsoft.com/office/word/2012/wordml" xmlns:w16cex="http://schemas.microsoft.com/office/word/2018/wordml/cex" xmlns:w16cid="http://schemas.microsoft.com/office/word/2016/wordml/cid" xmlns:w16="http://schemas.microsoft.com/office/word/2018/wordml" xmlns:w16sdtdh="http://schemas.microsoft.com/office/word/2020/wordml/sdtdatahash" xmlns:w16se="http://schemas.microsoft.com/office/word/2015/wordml/symex" xmlns:wpg="http://schemas.microsoft.com/office/word/2010/wordprocessingGroup" xmlns:wpi="http://schemas.microsoft.com/office/word/2010/wordprocessingInk" xmlns:wne="http://schemas.microsoft.com/office/word/2006/wordml" xmlns:wps="http://schemas.microsoft.com/office/word/2010/wordprocessingShape" mc:Ignorable="w14 w15 w16se w16cid w16 w16cex w16sdtdh wp14">
   <w:p>
     <w:pPr>
       <w:pStyle w:val="Encabezado"/>
@@ -1592,8 +3642,419 @@
 </file>
 
 <file path=word/numbering.xml><?xml version="1.0" encoding="utf-8"?>
-<w:numbering xmlns:wpc="http://schemas.microsoft.com/office/word/2010/wordprocessingCanvas" xmlns:cx="http://schemas.microsoft.com/office/drawing/2014/chartex" xmlns:cx1="http://schemas.microsoft.com/office/drawing/2015/9/8/chartex" xmlns:cx2="http://schemas.microsoft.com/office/drawing/2015/10/21/chartex" xmlns:cx3="http://schemas.microsoft.com/office/drawing/2016/5/9/chartex" xmlns:cx4="http://schemas.microsoft.com/office/drawing/2016/5/10/chartex" xmlns:cx5="http://schemas.microsoft.com/office/drawing/2016/5/11/chartex" xmlns:cx6="http://schemas.microsoft.com/office/drawing/2016/5/12/chartex" xmlns:cx7="http://schemas.microsoft.com/office/drawing/2016/5/13/chartex" xmlns:cx8="http://schemas.microsoft.com/office/drawing/2016/5/14/chartex" xmlns:mc="http://schemas.openxmlformats.org/markup-compatibility/2006" xmlns:aink="http://schemas.microsoft.com/office/drawing/2016/ink" xmlns:am3d="http://schemas.microsoft.com/office/drawing/2017/model3d" xmlns:o="urn:schemas-microsoft-com:office:office" xmlns:oel="http://schemas.microsoft.com/office/2019/extlst" xmlns:r="http://schemas.openxmlformats.org/officeDocument/2006/relationships" xmlns:m="http://schemas.openxmlformats.org/officeDocument/2006/math" xmlns:v="urn:schemas-microsoft-com:vml" xmlns:wp14="http://schemas.microsoft.com/office/word/2010/wordprocessingDrawing" xmlns:wp="http://schemas.openxmlformats.org/drawingml/2006/wordprocessingDrawing" xmlns:w10="urn:schemas-microsoft-com:office:word" xmlns:w="http://schemas.openxmlformats.org/wordprocessingml/2006/main" xmlns:w14="http://schemas.microsoft.com/office/word/2010/wordml" xmlns:w15="http://schemas.microsoft.com/office/word/2012/wordml" xmlns:w16cex="http://schemas.microsoft.com/office/word/2018/wordml/cex" xmlns:w16cid="http://schemas.microsoft.com/office/word/2016/wordml/cid" xmlns:w16="http://schemas.microsoft.com/office/word/2018/wordml" xmlns:w16du="http://schemas.microsoft.com/office/word/2023/wordml/word16du" xmlns:w16sdtdh="http://schemas.microsoft.com/office/word/2020/wordml/sdtdatahash" xmlns:w16sdtfl="http://schemas.microsoft.com/office/word/2024/wordml/sdtformatlock" xmlns:w16se="http://schemas.microsoft.com/office/word/2015/wordml/symex" xmlns:wpg="http://schemas.microsoft.com/office/word/2010/wordprocessingGroup" xmlns:wpi="http://schemas.microsoft.com/office/word/2010/wordprocessingInk" xmlns:wne="http://schemas.microsoft.com/office/word/2006/wordml" xmlns:wps="http://schemas.microsoft.com/office/word/2010/wordprocessingShape" mc:Ignorable="w14 w15 w16se w16cid w16 w16cex w16sdtdh w16sdtfl w16du wp14">
+<w:numbering xmlns:wpc="http://schemas.microsoft.com/office/word/2010/wordprocessingCanvas" xmlns:cx="http://schemas.microsoft.com/office/drawing/2014/chartex" xmlns:cx1="http://schemas.microsoft.com/office/drawing/2015/9/8/chartex" xmlns:cx2="http://schemas.microsoft.com/office/drawing/2015/10/21/chartex" xmlns:cx3="http://schemas.microsoft.com/office/drawing/2016/5/9/chartex" xmlns:cx4="http://schemas.microsoft.com/office/drawing/2016/5/10/chartex" xmlns:cx5="http://schemas.microsoft.com/office/drawing/2016/5/11/chartex" xmlns:cx6="http://schemas.microsoft.com/office/drawing/2016/5/12/chartex" xmlns:cx7="http://schemas.microsoft.com/office/drawing/2016/5/13/chartex" xmlns:cx8="http://schemas.microsoft.com/office/drawing/2016/5/14/chartex" xmlns:mc="http://schemas.openxmlformats.org/markup-compatibility/2006" xmlns:aink="http://schemas.microsoft.com/office/drawing/2016/ink" xmlns:am3d="http://schemas.microsoft.com/office/drawing/2017/model3d" xmlns:o="urn:schemas-microsoft-com:office:office" xmlns:r="http://schemas.openxmlformats.org/officeDocument/2006/relationships" xmlns:m="http://schemas.openxmlformats.org/officeDocument/2006/math" xmlns:v="urn:schemas-microsoft-com:vml" xmlns:wp14="http://schemas.microsoft.com/office/word/2010/wordprocessingDrawing" xmlns:wp="http://schemas.openxmlformats.org/drawingml/2006/wordprocessingDrawing" xmlns:w10="urn:schemas-microsoft-com:office:word" xmlns:w="http://schemas.openxmlformats.org/wordprocessingml/2006/main" xmlns:w14="http://schemas.microsoft.com/office/word/2010/wordml" xmlns:w15="http://schemas.microsoft.com/office/word/2012/wordml" xmlns:w16cex="http://schemas.microsoft.com/office/word/2018/wordml/cex" xmlns:w16cid="http://schemas.microsoft.com/office/word/2016/wordml/cid" xmlns:w16="http://schemas.microsoft.com/office/word/2018/wordml" xmlns:w16sdtdh="http://schemas.microsoft.com/office/word/2020/wordml/sdtdatahash" xmlns:w16se="http://schemas.microsoft.com/office/word/2015/wordml/symex" xmlns:wpg="http://schemas.microsoft.com/office/word/2010/wordprocessingGroup" xmlns:wpi="http://schemas.microsoft.com/office/word/2010/wordprocessingInk" xmlns:wne="http://schemas.microsoft.com/office/word/2006/wordml" xmlns:wps="http://schemas.microsoft.com/office/word/2010/wordprocessingShape" mc:Ignorable="w14 w15 w16se w16cid w16 w16cex w16sdtdh wp14">
   <w:abstractNum w:abstractNumId="0" w15:restartNumberingAfterBreak="0">
+    <w:nsid w:val="25A01D96"/>
+    <w:multiLevelType w:val="multilevel"/>
+    <w:tmpl w:val="8A08EA48"/>
+    <w:lvl w:ilvl="0">
+      <w:start w:val="1"/>
+      <w:numFmt w:val="bullet"/>
+      <w:lvlText w:val=""/>
+      <w:lvlJc w:val="left"/>
+      <w:pPr>
+        <w:tabs>
+          <w:tab w:val="num" w:pos="720"/>
+        </w:tabs>
+        <w:ind w:left="720" w:hanging="360"/>
+      </w:pPr>
+      <w:rPr>
+        <w:rFonts w:ascii="Symbol" w:hAnsi="Symbol" w:hint="default"/>
+        <w:sz w:val="20"/>
+      </w:rPr>
+    </w:lvl>
+    <w:lvl w:ilvl="1" w:tentative="1">
+      <w:start w:val="1"/>
+      <w:numFmt w:val="bullet"/>
+      <w:lvlText w:val="o"/>
+      <w:lvlJc w:val="left"/>
+      <w:pPr>
+        <w:tabs>
+          <w:tab w:val="num" w:pos="1440"/>
+        </w:tabs>
+        <w:ind w:left="1440" w:hanging="360"/>
+      </w:pPr>
+      <w:rPr>
+        <w:rFonts w:ascii="Courier New" w:hAnsi="Courier New" w:hint="default"/>
+        <w:sz w:val="20"/>
+      </w:rPr>
+    </w:lvl>
+    <w:lvl w:ilvl="2" w:tentative="1">
+      <w:start w:val="1"/>
+      <w:numFmt w:val="bullet"/>
+      <w:lvlText w:val=""/>
+      <w:lvlJc w:val="left"/>
+      <w:pPr>
+        <w:tabs>
+          <w:tab w:val="num" w:pos="2160"/>
+        </w:tabs>
+        <w:ind w:left="2160" w:hanging="360"/>
+      </w:pPr>
+      <w:rPr>
+        <w:rFonts w:ascii="Wingdings" w:hAnsi="Wingdings" w:hint="default"/>
+        <w:sz w:val="20"/>
+      </w:rPr>
+    </w:lvl>
+    <w:lvl w:ilvl="3" w:tentative="1">
+      <w:start w:val="1"/>
+      <w:numFmt w:val="bullet"/>
+      <w:lvlText w:val=""/>
+      <w:lvlJc w:val="left"/>
+      <w:pPr>
+        <w:tabs>
+          <w:tab w:val="num" w:pos="2880"/>
+        </w:tabs>
+        <w:ind w:left="2880" w:hanging="360"/>
+      </w:pPr>
+      <w:rPr>
+        <w:rFonts w:ascii="Wingdings" w:hAnsi="Wingdings" w:hint="default"/>
+        <w:sz w:val="20"/>
+      </w:rPr>
+    </w:lvl>
+    <w:lvl w:ilvl="4" w:tentative="1">
+      <w:start w:val="1"/>
+      <w:numFmt w:val="bullet"/>
+      <w:lvlText w:val=""/>
+      <w:lvlJc w:val="left"/>
+      <w:pPr>
+        <w:tabs>
+          <w:tab w:val="num" w:pos="3600"/>
+        </w:tabs>
+        <w:ind w:left="3600" w:hanging="360"/>
+      </w:pPr>
+      <w:rPr>
+        <w:rFonts w:ascii="Wingdings" w:hAnsi="Wingdings" w:hint="default"/>
+        <w:sz w:val="20"/>
+      </w:rPr>
+    </w:lvl>
+    <w:lvl w:ilvl="5" w:tentative="1">
+      <w:start w:val="1"/>
+      <w:numFmt w:val="bullet"/>
+      <w:lvlText w:val=""/>
+      <w:lvlJc w:val="left"/>
+      <w:pPr>
+        <w:tabs>
+          <w:tab w:val="num" w:pos="4320"/>
+        </w:tabs>
+        <w:ind w:left="4320" w:hanging="360"/>
+      </w:pPr>
+      <w:rPr>
+        <w:rFonts w:ascii="Wingdings" w:hAnsi="Wingdings" w:hint="default"/>
+        <w:sz w:val="20"/>
+      </w:rPr>
+    </w:lvl>
+    <w:lvl w:ilvl="6" w:tentative="1">
+      <w:start w:val="1"/>
+      <w:numFmt w:val="bullet"/>
+      <w:lvlText w:val=""/>
+      <w:lvlJc w:val="left"/>
+      <w:pPr>
+        <w:tabs>
+          <w:tab w:val="num" w:pos="5040"/>
+        </w:tabs>
+        <w:ind w:left="5040" w:hanging="360"/>
+      </w:pPr>
+      <w:rPr>
+        <w:rFonts w:ascii="Wingdings" w:hAnsi="Wingdings" w:hint="default"/>
+        <w:sz w:val="20"/>
+      </w:rPr>
+    </w:lvl>
+    <w:lvl w:ilvl="7" w:tentative="1">
+      <w:start w:val="1"/>
+      <w:numFmt w:val="bullet"/>
+      <w:lvlText w:val=""/>
+      <w:lvlJc w:val="left"/>
+      <w:pPr>
+        <w:tabs>
+          <w:tab w:val="num" w:pos="5760"/>
+        </w:tabs>
+        <w:ind w:left="5760" w:hanging="360"/>
+      </w:pPr>
+      <w:rPr>
+        <w:rFonts w:ascii="Wingdings" w:hAnsi="Wingdings" w:hint="default"/>
+        <w:sz w:val="20"/>
+      </w:rPr>
+    </w:lvl>
+    <w:lvl w:ilvl="8" w:tentative="1">
+      <w:start w:val="1"/>
+      <w:numFmt w:val="bullet"/>
+      <w:lvlText w:val=""/>
+      <w:lvlJc w:val="left"/>
+      <w:pPr>
+        <w:tabs>
+          <w:tab w:val="num" w:pos="6480"/>
+        </w:tabs>
+        <w:ind w:left="6480" w:hanging="360"/>
+      </w:pPr>
+      <w:rPr>
+        <w:rFonts w:ascii="Wingdings" w:hAnsi="Wingdings" w:hint="default"/>
+        <w:sz w:val="20"/>
+      </w:rPr>
+    </w:lvl>
+  </w:abstractNum>
+  <w:abstractNum w:abstractNumId="1" w15:restartNumberingAfterBreak="0">
+    <w:nsid w:val="31461921"/>
+    <w:multiLevelType w:val="multilevel"/>
+    <w:tmpl w:val="70B6826C"/>
+    <w:lvl w:ilvl="0">
+      <w:start w:val="1"/>
+      <w:numFmt w:val="decimal"/>
+      <w:lvlText w:val="%1."/>
+      <w:lvlJc w:val="left"/>
+      <w:pPr>
+        <w:tabs>
+          <w:tab w:val="num" w:pos="720"/>
+        </w:tabs>
+        <w:ind w:left="720" w:hanging="360"/>
+      </w:pPr>
+    </w:lvl>
+    <w:lvl w:ilvl="1" w:tentative="1">
+      <w:start w:val="1"/>
+      <w:numFmt w:val="decimal"/>
+      <w:lvlText w:val="%2."/>
+      <w:lvlJc w:val="left"/>
+      <w:pPr>
+        <w:tabs>
+          <w:tab w:val="num" w:pos="1440"/>
+        </w:tabs>
+        <w:ind w:left="1440" w:hanging="360"/>
+      </w:pPr>
+    </w:lvl>
+    <w:lvl w:ilvl="2" w:tentative="1">
+      <w:start w:val="1"/>
+      <w:numFmt w:val="decimal"/>
+      <w:lvlText w:val="%3."/>
+      <w:lvlJc w:val="left"/>
+      <w:pPr>
+        <w:tabs>
+          <w:tab w:val="num" w:pos="2160"/>
+        </w:tabs>
+        <w:ind w:left="2160" w:hanging="360"/>
+      </w:pPr>
+    </w:lvl>
+    <w:lvl w:ilvl="3" w:tentative="1">
+      <w:start w:val="1"/>
+      <w:numFmt w:val="decimal"/>
+      <w:lvlText w:val="%4."/>
+      <w:lvlJc w:val="left"/>
+      <w:pPr>
+        <w:tabs>
+          <w:tab w:val="num" w:pos="2880"/>
+        </w:tabs>
+        <w:ind w:left="2880" w:hanging="360"/>
+      </w:pPr>
+    </w:lvl>
+    <w:lvl w:ilvl="4" w:tentative="1">
+      <w:start w:val="1"/>
+      <w:numFmt w:val="decimal"/>
+      <w:lvlText w:val="%5."/>
+      <w:lvlJc w:val="left"/>
+      <w:pPr>
+        <w:tabs>
+          <w:tab w:val="num" w:pos="3600"/>
+        </w:tabs>
+        <w:ind w:left="3600" w:hanging="360"/>
+      </w:pPr>
+    </w:lvl>
+    <w:lvl w:ilvl="5" w:tentative="1">
+      <w:start w:val="1"/>
+      <w:numFmt w:val="decimal"/>
+      <w:lvlText w:val="%6."/>
+      <w:lvlJc w:val="left"/>
+      <w:pPr>
+        <w:tabs>
+          <w:tab w:val="num" w:pos="4320"/>
+        </w:tabs>
+        <w:ind w:left="4320" w:hanging="360"/>
+      </w:pPr>
+    </w:lvl>
+    <w:lvl w:ilvl="6" w:tentative="1">
+      <w:start w:val="1"/>
+      <w:numFmt w:val="decimal"/>
+      <w:lvlText w:val="%7."/>
+      <w:lvlJc w:val="left"/>
+      <w:pPr>
+        <w:tabs>
+          <w:tab w:val="num" w:pos="5040"/>
+        </w:tabs>
+        <w:ind w:left="5040" w:hanging="360"/>
+      </w:pPr>
+    </w:lvl>
+    <w:lvl w:ilvl="7" w:tentative="1">
+      <w:start w:val="1"/>
+      <w:numFmt w:val="decimal"/>
+      <w:lvlText w:val="%8."/>
+      <w:lvlJc w:val="left"/>
+      <w:pPr>
+        <w:tabs>
+          <w:tab w:val="num" w:pos="5760"/>
+        </w:tabs>
+        <w:ind w:left="5760" w:hanging="360"/>
+      </w:pPr>
+    </w:lvl>
+    <w:lvl w:ilvl="8" w:tentative="1">
+      <w:start w:val="1"/>
+      <w:numFmt w:val="decimal"/>
+      <w:lvlText w:val="%9."/>
+      <w:lvlJc w:val="left"/>
+      <w:pPr>
+        <w:tabs>
+          <w:tab w:val="num" w:pos="6480"/>
+        </w:tabs>
+        <w:ind w:left="6480" w:hanging="360"/>
+      </w:pPr>
+    </w:lvl>
+  </w:abstractNum>
+  <w:abstractNum w:abstractNumId="2" w15:restartNumberingAfterBreak="0">
+    <w:nsid w:val="50E930CC"/>
+    <w:multiLevelType w:val="multilevel"/>
+    <w:tmpl w:val="8D4C48E8"/>
+    <w:lvl w:ilvl="0">
+      <w:start w:val="1"/>
+      <w:numFmt w:val="bullet"/>
+      <w:lvlText w:val=""/>
+      <w:lvlJc w:val="left"/>
+      <w:pPr>
+        <w:tabs>
+          <w:tab w:val="num" w:pos="720"/>
+        </w:tabs>
+        <w:ind w:left="720" w:hanging="360"/>
+      </w:pPr>
+      <w:rPr>
+        <w:rFonts w:ascii="Symbol" w:hAnsi="Symbol" w:hint="default"/>
+        <w:sz w:val="20"/>
+      </w:rPr>
+    </w:lvl>
+    <w:lvl w:ilvl="1" w:tentative="1">
+      <w:start w:val="1"/>
+      <w:numFmt w:val="bullet"/>
+      <w:lvlText w:val="o"/>
+      <w:lvlJc w:val="left"/>
+      <w:pPr>
+        <w:tabs>
+          <w:tab w:val="num" w:pos="1440"/>
+        </w:tabs>
+        <w:ind w:left="1440" w:hanging="360"/>
+      </w:pPr>
+      <w:rPr>
+        <w:rFonts w:ascii="Courier New" w:hAnsi="Courier New" w:hint="default"/>
+        <w:sz w:val="20"/>
+      </w:rPr>
+    </w:lvl>
+    <w:lvl w:ilvl="2" w:tentative="1">
+      <w:start w:val="1"/>
+      <w:numFmt w:val="bullet"/>
+      <w:lvlText w:val=""/>
+      <w:lvlJc w:val="left"/>
+      <w:pPr>
+        <w:tabs>
+          <w:tab w:val="num" w:pos="2160"/>
+        </w:tabs>
+        <w:ind w:left="2160" w:hanging="360"/>
+      </w:pPr>
+      <w:rPr>
+        <w:rFonts w:ascii="Wingdings" w:hAnsi="Wingdings" w:hint="default"/>
+        <w:sz w:val="20"/>
+      </w:rPr>
+    </w:lvl>
+    <w:lvl w:ilvl="3" w:tentative="1">
+      <w:start w:val="1"/>
+      <w:numFmt w:val="bullet"/>
+      <w:lvlText w:val=""/>
+      <w:lvlJc w:val="left"/>
+      <w:pPr>
+        <w:tabs>
+          <w:tab w:val="num" w:pos="2880"/>
+        </w:tabs>
+        <w:ind w:left="2880" w:hanging="360"/>
+      </w:pPr>
+      <w:rPr>
+        <w:rFonts w:ascii="Wingdings" w:hAnsi="Wingdings" w:hint="default"/>
+        <w:sz w:val="20"/>
+      </w:rPr>
+    </w:lvl>
+    <w:lvl w:ilvl="4" w:tentative="1">
+      <w:start w:val="1"/>
+      <w:numFmt w:val="bullet"/>
+      <w:lvlText w:val=""/>
+      <w:lvlJc w:val="left"/>
+      <w:pPr>
+        <w:tabs>
+          <w:tab w:val="num" w:pos="3600"/>
+        </w:tabs>
+        <w:ind w:left="3600" w:hanging="360"/>
+      </w:pPr>
+      <w:rPr>
+        <w:rFonts w:ascii="Wingdings" w:hAnsi="Wingdings" w:hint="default"/>
+        <w:sz w:val="20"/>
+      </w:rPr>
+    </w:lvl>
+    <w:lvl w:ilvl="5" w:tentative="1">
+      <w:start w:val="1"/>
+      <w:numFmt w:val="bullet"/>
+      <w:lvlText w:val=""/>
+      <w:lvlJc w:val="left"/>
+      <w:pPr>
+        <w:tabs>
+          <w:tab w:val="num" w:pos="4320"/>
+        </w:tabs>
+        <w:ind w:left="4320" w:hanging="360"/>
+      </w:pPr>
+      <w:rPr>
+        <w:rFonts w:ascii="Wingdings" w:hAnsi="Wingdings" w:hint="default"/>
+        <w:sz w:val="20"/>
+      </w:rPr>
+    </w:lvl>
+    <w:lvl w:ilvl="6" w:tentative="1">
+      <w:start w:val="1"/>
+      <w:numFmt w:val="bullet"/>
+      <w:lvlText w:val=""/>
+      <w:lvlJc w:val="left"/>
+      <w:pPr>
+        <w:tabs>
+          <w:tab w:val="num" w:pos="5040"/>
+        </w:tabs>
+        <w:ind w:left="5040" w:hanging="360"/>
+      </w:pPr>
+      <w:rPr>
+        <w:rFonts w:ascii="Wingdings" w:hAnsi="Wingdings" w:hint="default"/>
+        <w:sz w:val="20"/>
+      </w:rPr>
+    </w:lvl>
+    <w:lvl w:ilvl="7" w:tentative="1">
+      <w:start w:val="1"/>
+      <w:numFmt w:val="bullet"/>
+      <w:lvlText w:val=""/>
+      <w:lvlJc w:val="left"/>
+      <w:pPr>
+        <w:tabs>
+          <w:tab w:val="num" w:pos="5760"/>
+        </w:tabs>
+        <w:ind w:left="5760" w:hanging="360"/>
+      </w:pPr>
+      <w:rPr>
+        <w:rFonts w:ascii="Wingdings" w:hAnsi="Wingdings" w:hint="default"/>
+        <w:sz w:val="20"/>
+      </w:rPr>
+    </w:lvl>
+    <w:lvl w:ilvl="8" w:tentative="1">
+      <w:start w:val="1"/>
+      <w:numFmt w:val="bullet"/>
+      <w:lvlText w:val=""/>
+      <w:lvlJc w:val="left"/>
+      <w:pPr>
+        <w:tabs>
+          <w:tab w:val="num" w:pos="6480"/>
+        </w:tabs>
+        <w:ind w:left="6480" w:hanging="360"/>
+      </w:pPr>
+      <w:rPr>
+        <w:rFonts w:ascii="Wingdings" w:hAnsi="Wingdings" w:hint="default"/>
+        <w:sz w:val="20"/>
+      </w:rPr>
+    </w:lvl>
+  </w:abstractNum>
+  <w:abstractNum w:abstractNumId="3" w15:restartNumberingAfterBreak="0">
     <w:nsid w:val="6A13234F"/>
     <w:multiLevelType w:val="hybridMultilevel"/>
     <w:tmpl w:val="A4967B3A"/>
@@ -1706,14 +4167,139 @@
       </w:rPr>
     </w:lvl>
   </w:abstractNum>
-  <w:num w:numId="1" w16cid:durableId="1091898050">
+  <w:abstractNum w:abstractNumId="4" w15:restartNumberingAfterBreak="0">
+    <w:nsid w:val="7C854156"/>
+    <w:multiLevelType w:val="multilevel"/>
+    <w:tmpl w:val="8CD68CE8"/>
+    <w:lvl w:ilvl="0">
+      <w:start w:val="4"/>
+      <w:numFmt w:val="decimal"/>
+      <w:lvlText w:val="%1."/>
+      <w:lvlJc w:val="left"/>
+      <w:pPr>
+        <w:tabs>
+          <w:tab w:val="num" w:pos="720"/>
+        </w:tabs>
+        <w:ind w:left="720" w:hanging="360"/>
+      </w:pPr>
+    </w:lvl>
+    <w:lvl w:ilvl="1" w:tentative="1">
+      <w:start w:val="1"/>
+      <w:numFmt w:val="decimal"/>
+      <w:lvlText w:val="%2."/>
+      <w:lvlJc w:val="left"/>
+      <w:pPr>
+        <w:tabs>
+          <w:tab w:val="num" w:pos="1440"/>
+        </w:tabs>
+        <w:ind w:left="1440" w:hanging="360"/>
+      </w:pPr>
+    </w:lvl>
+    <w:lvl w:ilvl="2" w:tentative="1">
+      <w:start w:val="1"/>
+      <w:numFmt w:val="decimal"/>
+      <w:lvlText w:val="%3."/>
+      <w:lvlJc w:val="left"/>
+      <w:pPr>
+        <w:tabs>
+          <w:tab w:val="num" w:pos="2160"/>
+        </w:tabs>
+        <w:ind w:left="2160" w:hanging="360"/>
+      </w:pPr>
+    </w:lvl>
+    <w:lvl w:ilvl="3" w:tentative="1">
+      <w:start w:val="1"/>
+      <w:numFmt w:val="decimal"/>
+      <w:lvlText w:val="%4."/>
+      <w:lvlJc w:val="left"/>
+      <w:pPr>
+        <w:tabs>
+          <w:tab w:val="num" w:pos="2880"/>
+        </w:tabs>
+        <w:ind w:left="2880" w:hanging="360"/>
+      </w:pPr>
+    </w:lvl>
+    <w:lvl w:ilvl="4" w:tentative="1">
+      <w:start w:val="1"/>
+      <w:numFmt w:val="decimal"/>
+      <w:lvlText w:val="%5."/>
+      <w:lvlJc w:val="left"/>
+      <w:pPr>
+        <w:tabs>
+          <w:tab w:val="num" w:pos="3600"/>
+        </w:tabs>
+        <w:ind w:left="3600" w:hanging="360"/>
+      </w:pPr>
+    </w:lvl>
+    <w:lvl w:ilvl="5" w:tentative="1">
+      <w:start w:val="1"/>
+      <w:numFmt w:val="decimal"/>
+      <w:lvlText w:val="%6."/>
+      <w:lvlJc w:val="left"/>
+      <w:pPr>
+        <w:tabs>
+          <w:tab w:val="num" w:pos="4320"/>
+        </w:tabs>
+        <w:ind w:left="4320" w:hanging="360"/>
+      </w:pPr>
+    </w:lvl>
+    <w:lvl w:ilvl="6" w:tentative="1">
+      <w:start w:val="1"/>
+      <w:numFmt w:val="decimal"/>
+      <w:lvlText w:val="%7."/>
+      <w:lvlJc w:val="left"/>
+      <w:pPr>
+        <w:tabs>
+          <w:tab w:val="num" w:pos="5040"/>
+        </w:tabs>
+        <w:ind w:left="5040" w:hanging="360"/>
+      </w:pPr>
+    </w:lvl>
+    <w:lvl w:ilvl="7" w:tentative="1">
+      <w:start w:val="1"/>
+      <w:numFmt w:val="decimal"/>
+      <w:lvlText w:val="%8."/>
+      <w:lvlJc w:val="left"/>
+      <w:pPr>
+        <w:tabs>
+          <w:tab w:val="num" w:pos="5760"/>
+        </w:tabs>
+        <w:ind w:left="5760" w:hanging="360"/>
+      </w:pPr>
+    </w:lvl>
+    <w:lvl w:ilvl="8" w:tentative="1">
+      <w:start w:val="1"/>
+      <w:numFmt w:val="decimal"/>
+      <w:lvlText w:val="%9."/>
+      <w:lvlJc w:val="left"/>
+      <w:pPr>
+        <w:tabs>
+          <w:tab w:val="num" w:pos="6480"/>
+        </w:tabs>
+        <w:ind w:left="6480" w:hanging="360"/>
+      </w:pPr>
+    </w:lvl>
+  </w:abstractNum>
+  <w:num w:numId="1">
+    <w:abstractNumId w:val="3"/>
+  </w:num>
+  <w:num w:numId="2">
+    <w:abstractNumId w:val="1"/>
+  </w:num>
+  <w:num w:numId="3">
+    <w:abstractNumId w:val="4"/>
+  </w:num>
+  <w:num w:numId="4">
+    <w:abstractNumId w:val="2"/>
+  </w:num>
+  <w:num w:numId="5">
     <w:abstractNumId w:val="0"/>
   </w:num>
 </w:numbering>
 </file>
 
 <file path=word/styles.xml><?xml version="1.0" encoding="utf-8"?>
-<w:styles xmlns:mc="http://schemas.openxmlformats.org/markup-compatibility/2006" xmlns:r="http://schemas.openxmlformats.org/officeDocument/2006/relationships" xmlns:w="http://schemas.openxmlformats.org/wordprocessingml/2006/main" xmlns:w14="http://schemas.microsoft.com/office/word/2010/wordml" xmlns:w15="http://schemas.microsoft.com/office/word/2012/wordml" xmlns:w16cex="http://schemas.microsoft.com/office/word/2018/wordml/cex" xmlns:w16cid="http://schemas.microsoft.com/office/word/2016/wordml/cid" xmlns:w16="http://schemas.microsoft.com/office/word/2018/wordml" xmlns:w16du="http://schemas.microsoft.com/office/word/2023/wordml/word16du" xmlns:w16sdtdh="http://schemas.microsoft.com/office/word/2020/wordml/sdtdatahash" xmlns:w16sdtfl="http://schemas.microsoft.com/office/word/2024/wordml/sdtformatlock" xmlns:w16se="http://schemas.microsoft.com/office/word/2015/wordml/symex" mc:Ignorable="w14 w15 w16se w16cid w16 w16cex w16sdtdh w16sdtfl w16du">
+<w:styles xmlns:mc="http://schemas.openxmlformats.org/markup-compatibility/2006" xmlns:r="http://schemas.openxmlformats.org/officeDocument/2006/relationships" xmlns:w="http://schemas.openxmlformats.org/wordprocessingml/2006/main" xmlns:w14="http://schemas.microsoft.com/office/word/2010/wordml" xmlns:w15="http://schemas.microsoft.com/office/word/2012/wordml" xmlns:w16cex="http://schemas.microsoft.com/office/word/2018/wordml/cex" xmlns:w16cid="http://schemas.microsoft.com/office/word/2016/wordml/cid" xmlns:w16="http://schemas.microsoft.com/office/word/2018/wordml" xmlns:w16sdtdh="http://schemas.microsoft.com/office/word/2020/wordml/sdtdatahash" xmlns:w16se="http://schemas.microsoft.com/office/word/2015/wordml/symex" mc:Ignorable="w14 w15 w16se w16cid w16 w16cex w16sdtdh">
   <w:docDefaults>
     <w:rPrDefault>
       <w:rPr>
@@ -2562,7 +5148,7 @@
       <w:szCs w:val="30"/>
     </w:rPr>
   </w:style>
-  <w:style w:type="character" w:styleId="Fuerte">
+  <w:style w:type="character" w:styleId="Textoennegrita">
     <w:name w:val="Strong"/>
     <w:basedOn w:val="Fuentedeprrafopredeter"/>
     <w:uiPriority w:val="22"/>
@@ -2798,7 +5384,7 @@
 </file>
 
 <file path=word/glossary/document.xml><?xml version="1.0" encoding="utf-8"?>
-<w:glossaryDocument xmlns:wpc="http://schemas.microsoft.com/office/word/2010/wordprocessingCanvas" xmlns:cx="http://schemas.microsoft.com/office/drawing/2014/chartex" xmlns:cx1="http://schemas.microsoft.com/office/drawing/2015/9/8/chartex" xmlns:cx2="http://schemas.microsoft.com/office/drawing/2015/10/21/chartex" xmlns:cx3="http://schemas.microsoft.com/office/drawing/2016/5/9/chartex" xmlns:cx4="http://schemas.microsoft.com/office/drawing/2016/5/10/chartex" xmlns:cx5="http://schemas.microsoft.com/office/drawing/2016/5/11/chartex" xmlns:cx6="http://schemas.microsoft.com/office/drawing/2016/5/12/chartex" xmlns:cx7="http://schemas.microsoft.com/office/drawing/2016/5/13/chartex" xmlns:cx8="http://schemas.microsoft.com/office/drawing/2016/5/14/chartex" xmlns:mc="http://schemas.openxmlformats.org/markup-compatibility/2006" xmlns:aink="http://schemas.microsoft.com/office/drawing/2016/ink" xmlns:am3d="http://schemas.microsoft.com/office/drawing/2017/model3d" xmlns:o="urn:schemas-microsoft-com:office:office" xmlns:oel="http://schemas.microsoft.com/office/2019/extlst" xmlns:r="http://schemas.openxmlformats.org/officeDocument/2006/relationships" xmlns:m="http://schemas.openxmlformats.org/officeDocument/2006/math" xmlns:v="urn:schemas-microsoft-com:vml" xmlns:wp14="http://schemas.microsoft.com/office/word/2010/wordprocessingDrawing" xmlns:wp="http://schemas.openxmlformats.org/drawingml/2006/wordprocessingDrawing" xmlns:w10="urn:schemas-microsoft-com:office:word" xmlns:w="http://schemas.openxmlformats.org/wordprocessingml/2006/main" xmlns:w14="http://schemas.microsoft.com/office/word/2010/wordml" xmlns:w15="http://schemas.microsoft.com/office/word/2012/wordml" xmlns:w16cex="http://schemas.microsoft.com/office/word/2018/wordml/cex" xmlns:w16cid="http://schemas.microsoft.com/office/word/2016/wordml/cid" xmlns:w16="http://schemas.microsoft.com/office/word/2018/wordml" xmlns:w16du="http://schemas.microsoft.com/office/word/2023/wordml/word16du" xmlns:w16sdtdh="http://schemas.microsoft.com/office/word/2020/wordml/sdtdatahash" xmlns:w16sdtfl="http://schemas.microsoft.com/office/word/2024/wordml/sdtformatlock" xmlns:w16se="http://schemas.microsoft.com/office/word/2015/wordml/symex" xmlns:wpg="http://schemas.microsoft.com/office/word/2010/wordprocessingGroup" xmlns:wpi="http://schemas.microsoft.com/office/word/2010/wordprocessingInk" xmlns:wne="http://schemas.microsoft.com/office/word/2006/wordml" xmlns:wps="http://schemas.microsoft.com/office/word/2010/wordprocessingShape" mc:Ignorable="w14 w15 w16se w16cid w16 w16cex w16sdtdh w16sdtfl w16du wp14">
+<w:glossaryDocument xmlns:wpc="http://schemas.microsoft.com/office/word/2010/wordprocessingCanvas" xmlns:cx="http://schemas.microsoft.com/office/drawing/2014/chartex" xmlns:cx1="http://schemas.microsoft.com/office/drawing/2015/9/8/chartex" xmlns:cx2="http://schemas.microsoft.com/office/drawing/2015/10/21/chartex" xmlns:cx3="http://schemas.microsoft.com/office/drawing/2016/5/9/chartex" xmlns:cx4="http://schemas.microsoft.com/office/drawing/2016/5/10/chartex" xmlns:cx5="http://schemas.microsoft.com/office/drawing/2016/5/11/chartex" xmlns:cx6="http://schemas.microsoft.com/office/drawing/2016/5/12/chartex" xmlns:cx7="http://schemas.microsoft.com/office/drawing/2016/5/13/chartex" xmlns:cx8="http://schemas.microsoft.com/office/drawing/2016/5/14/chartex" xmlns:mc="http://schemas.openxmlformats.org/markup-compatibility/2006" xmlns:aink="http://schemas.microsoft.com/office/drawing/2016/ink" xmlns:am3d="http://schemas.microsoft.com/office/drawing/2017/model3d" xmlns:o="urn:schemas-microsoft-com:office:office" xmlns:r="http://schemas.openxmlformats.org/officeDocument/2006/relationships" xmlns:m="http://schemas.openxmlformats.org/officeDocument/2006/math" xmlns:v="urn:schemas-microsoft-com:vml" xmlns:wp14="http://schemas.microsoft.com/office/word/2010/wordprocessingDrawing" xmlns:wp="http://schemas.openxmlformats.org/drawingml/2006/wordprocessingDrawing" xmlns:w10="urn:schemas-microsoft-com:office:word" xmlns:w="http://schemas.openxmlformats.org/wordprocessingml/2006/main" xmlns:w14="http://schemas.microsoft.com/office/word/2010/wordml" xmlns:w15="http://schemas.microsoft.com/office/word/2012/wordml" xmlns:w16cex="http://schemas.microsoft.com/office/word/2018/wordml/cex" xmlns:w16cid="http://schemas.microsoft.com/office/word/2016/wordml/cid" xmlns:w16="http://schemas.microsoft.com/office/word/2018/wordml" xmlns:w16sdtdh="http://schemas.microsoft.com/office/word/2020/wordml/sdtdatahash" xmlns:w16se="http://schemas.microsoft.com/office/word/2015/wordml/symex" xmlns:wpg="http://schemas.microsoft.com/office/word/2010/wordprocessingGroup" xmlns:wpi="http://schemas.microsoft.com/office/word/2010/wordprocessingInk" xmlns:wne="http://schemas.microsoft.com/office/word/2006/wordml" xmlns:wps="http://schemas.microsoft.com/office/word/2010/wordprocessingShape" mc:Ignorable="w14 w15 w16se w16cid w16 w16cex w16sdtdh wp14">
   <w:docParts>
     <w:docPart>
       <w:docPartPr>
@@ -2836,7 +5422,7 @@
 </file>
 
 <file path=word/glossary/fontTable.xml><?xml version="1.0" encoding="utf-8"?>
-<w:fonts xmlns:mc="http://schemas.openxmlformats.org/markup-compatibility/2006" xmlns:r="http://schemas.openxmlformats.org/officeDocument/2006/relationships" xmlns:w="http://schemas.openxmlformats.org/wordprocessingml/2006/main" xmlns:w14="http://schemas.microsoft.com/office/word/2010/wordml" xmlns:w15="http://schemas.microsoft.com/office/word/2012/wordml" xmlns:w16cex="http://schemas.microsoft.com/office/word/2018/wordml/cex" xmlns:w16cid="http://schemas.microsoft.com/office/word/2016/wordml/cid" xmlns:w16="http://schemas.microsoft.com/office/word/2018/wordml" xmlns:w16du="http://schemas.microsoft.com/office/word/2023/wordml/word16du" xmlns:w16sdtdh="http://schemas.microsoft.com/office/word/2020/wordml/sdtdatahash" xmlns:w16sdtfl="http://schemas.microsoft.com/office/word/2024/wordml/sdtformatlock" xmlns:w16se="http://schemas.microsoft.com/office/word/2015/wordml/symex" mc:Ignorable="w14 w15 w16se w16cid w16 w16cex w16sdtdh w16sdtfl w16du">
+<w:fonts xmlns:mc="http://schemas.openxmlformats.org/markup-compatibility/2006" xmlns:r="http://schemas.openxmlformats.org/officeDocument/2006/relationships" xmlns:w="http://schemas.openxmlformats.org/wordprocessingml/2006/main" xmlns:w14="http://schemas.microsoft.com/office/word/2010/wordml" xmlns:w15="http://schemas.microsoft.com/office/word/2012/wordml" xmlns:w16cex="http://schemas.microsoft.com/office/word/2018/wordml/cex" xmlns:w16cid="http://schemas.microsoft.com/office/word/2016/wordml/cid" xmlns:w16="http://schemas.microsoft.com/office/word/2018/wordml" xmlns:w16sdtdh="http://schemas.microsoft.com/office/word/2020/wordml/sdtdatahash" xmlns:w16se="http://schemas.microsoft.com/office/word/2015/wordml/symex" mc:Ignorable="w14 w15 w16se w16cid w16 w16cex w16sdtdh">
   <w:font w:name="Symbol">
     <w:panose1 w:val="05050102010706020507"/>
     <w:charset w:val="02"/>
@@ -2902,23 +5488,11 @@
     <w:pitch w:val="fixed"/>
     <w:sig w:usb0="E00002FF" w:usb1="6AC7FDFB" w:usb2="08000012" w:usb3="00000000" w:csb0="0002009F" w:csb1="00000000"/>
   </w:font>
-  <w:font w:name="Aptos">
-    <w:charset w:val="00"/>
-    <w:family w:val="swiss"/>
-    <w:pitch w:val="variable"/>
-    <w:sig w:usb0="20000287" w:usb1="00000003" w:usb2="00000000" w:usb3="00000000" w:csb0="0000019F" w:csb1="00000000"/>
-  </w:font>
-  <w:font w:name="Aptos Display">
-    <w:charset w:val="00"/>
-    <w:family w:val="swiss"/>
-    <w:pitch w:val="variable"/>
-    <w:sig w:usb0="20000287" w:usb1="00000003" w:usb2="00000000" w:usb3="00000000" w:csb0="0000019F" w:csb1="00000000"/>
-  </w:font>
 </w:fonts>
 </file>
 
 <file path=word/glossary/settings.xml><?xml version="1.0" encoding="utf-8"?>
-<w:settings xmlns:mc="http://schemas.openxmlformats.org/markup-compatibility/2006" xmlns:o="urn:schemas-microsoft-com:office:office" xmlns:r="http://schemas.openxmlformats.org/officeDocument/2006/relationships" xmlns:m="http://schemas.openxmlformats.org/officeDocument/2006/math" xmlns:v="urn:schemas-microsoft-com:vml" xmlns:w10="urn:schemas-microsoft-com:office:word" xmlns:w="http://schemas.openxmlformats.org/wordprocessingml/2006/main" xmlns:w14="http://schemas.microsoft.com/office/word/2010/wordml" xmlns:w15="http://schemas.microsoft.com/office/word/2012/wordml" xmlns:w16cex="http://schemas.microsoft.com/office/word/2018/wordml/cex" xmlns:w16cid="http://schemas.microsoft.com/office/word/2016/wordml/cid" xmlns:w16="http://schemas.microsoft.com/office/word/2018/wordml" xmlns:w16du="http://schemas.microsoft.com/office/word/2023/wordml/word16du" xmlns:w16sdtdh="http://schemas.microsoft.com/office/word/2020/wordml/sdtdatahash" xmlns:w16sdtfl="http://schemas.microsoft.com/office/word/2024/wordml/sdtformatlock" xmlns:w16se="http://schemas.microsoft.com/office/word/2015/wordml/symex" xmlns:sl="http://schemas.openxmlformats.org/schemaLibrary/2006/main" mc:Ignorable="w14 w15 w16se w16cid w16 w16cex w16sdtdh w16sdtfl w16du">
+<w:settings xmlns:mc="http://schemas.openxmlformats.org/markup-compatibility/2006" xmlns:o="urn:schemas-microsoft-com:office:office" xmlns:r="http://schemas.openxmlformats.org/officeDocument/2006/relationships" xmlns:m="http://schemas.openxmlformats.org/officeDocument/2006/math" xmlns:v="urn:schemas-microsoft-com:vml" xmlns:w10="urn:schemas-microsoft-com:office:word" xmlns:w="http://schemas.openxmlformats.org/wordprocessingml/2006/main" xmlns:w14="http://schemas.microsoft.com/office/word/2010/wordml" xmlns:w15="http://schemas.microsoft.com/office/word/2012/wordml" xmlns:w16cex="http://schemas.microsoft.com/office/word/2018/wordml/cex" xmlns:w16cid="http://schemas.microsoft.com/office/word/2016/wordml/cid" xmlns:w16="http://schemas.microsoft.com/office/word/2018/wordml" xmlns:w16sdtdh="http://schemas.microsoft.com/office/word/2020/wordml/sdtdatahash" xmlns:w16se="http://schemas.microsoft.com/office/word/2015/wordml/symex" xmlns:sl="http://schemas.openxmlformats.org/schemaLibrary/2006/main" mc:Ignorable="w14 w15 w16se w16cid w16 w16cex w16sdtdh">
   <w:view w:val="normal"/>
   <w:defaultTabStop w:val="708"/>
   <w:hyphenationZone w:val="425"/>
@@ -2965,7 +5539,7 @@
 </file>
 
 <file path=word/glossary/styles.xml><?xml version="1.0" encoding="utf-8"?>
-<w:styles xmlns:mc="http://schemas.openxmlformats.org/markup-compatibility/2006" xmlns:r="http://schemas.openxmlformats.org/officeDocument/2006/relationships" xmlns:w="http://schemas.openxmlformats.org/wordprocessingml/2006/main" xmlns:w14="http://schemas.microsoft.com/office/word/2010/wordml" xmlns:w15="http://schemas.microsoft.com/office/word/2012/wordml" xmlns:w16cex="http://schemas.microsoft.com/office/word/2018/wordml/cex" xmlns:w16cid="http://schemas.microsoft.com/office/word/2016/wordml/cid" xmlns:w16="http://schemas.microsoft.com/office/word/2018/wordml" xmlns:w16du="http://schemas.microsoft.com/office/word/2023/wordml/word16du" xmlns:w16sdtdh="http://schemas.microsoft.com/office/word/2020/wordml/sdtdatahash" xmlns:w16sdtfl="http://schemas.microsoft.com/office/word/2024/wordml/sdtformatlock" xmlns:w16se="http://schemas.microsoft.com/office/word/2015/wordml/symex" mc:Ignorable="w14 w15 w16se w16cid w16 w16cex w16sdtdh w16sdtfl w16du">
+<w:styles xmlns:mc="http://schemas.openxmlformats.org/markup-compatibility/2006" xmlns:r="http://schemas.openxmlformats.org/officeDocument/2006/relationships" xmlns:w="http://schemas.openxmlformats.org/wordprocessingml/2006/main" xmlns:w14="http://schemas.microsoft.com/office/word/2010/wordml" xmlns:w15="http://schemas.microsoft.com/office/word/2012/wordml" xmlns:w16cex="http://schemas.microsoft.com/office/word/2018/wordml/cex" xmlns:w16cid="http://schemas.microsoft.com/office/word/2016/wordml/cid" xmlns:w16="http://schemas.microsoft.com/office/word/2018/wordml" xmlns:w16sdtdh="http://schemas.microsoft.com/office/word/2020/wordml/sdtdatahash" xmlns:w16se="http://schemas.microsoft.com/office/word/2015/wordml/symex" mc:Ignorable="w14 w15 w16se w16cid w16 w16cex w16sdtdh">
   <w:docDefaults>
     <w:rPrDefault>
       <w:rPr>
@@ -3400,7 +5974,7 @@
 </file>
 
 <file path=word/glossary/webSettings.xml><?xml version="1.0" encoding="utf-8"?>
-<w:webSettings xmlns:mc="http://schemas.openxmlformats.org/markup-compatibility/2006" xmlns:r="http://schemas.openxmlformats.org/officeDocument/2006/relationships" xmlns:w="http://schemas.openxmlformats.org/wordprocessingml/2006/main" xmlns:w14="http://schemas.microsoft.com/office/word/2010/wordml" xmlns:w15="http://schemas.microsoft.com/office/word/2012/wordml" xmlns:w16cex="http://schemas.microsoft.com/office/word/2018/wordml/cex" xmlns:w16cid="http://schemas.microsoft.com/office/word/2016/wordml/cid" xmlns:w16="http://schemas.microsoft.com/office/word/2018/wordml" xmlns:w16du="http://schemas.microsoft.com/office/word/2023/wordml/word16du" xmlns:w16sdtdh="http://schemas.microsoft.com/office/word/2020/wordml/sdtdatahash" xmlns:w16sdtfl="http://schemas.microsoft.com/office/word/2024/wordml/sdtformatlock" xmlns:w16se="http://schemas.microsoft.com/office/word/2015/wordml/symex" mc:Ignorable="w14 w15 w16se w16cid w16 w16cex w16sdtdh w16sdtfl w16du">
+<w:webSettings xmlns:mc="http://schemas.openxmlformats.org/markup-compatibility/2006" xmlns:r="http://schemas.openxmlformats.org/officeDocument/2006/relationships" xmlns:w="http://schemas.openxmlformats.org/wordprocessingml/2006/main" xmlns:w14="http://schemas.microsoft.com/office/word/2010/wordml" xmlns:w15="http://schemas.microsoft.com/office/word/2012/wordml" xmlns:w16cex="http://schemas.microsoft.com/office/word/2018/wordml/cex" xmlns:w16cid="http://schemas.microsoft.com/office/word/2016/wordml/cid" xmlns:w16="http://schemas.microsoft.com/office/word/2018/wordml" xmlns:w16sdtdh="http://schemas.microsoft.com/office/word/2020/wordml/sdtdatahash" xmlns:w16se="http://schemas.microsoft.com/office/word/2015/wordml/symex" mc:Ignorable="w14 w15 w16se w16cid w16 w16cex w16sdtdh">
   <w:optimizeForBrowser/>
   <w:allowPNG/>
 </w:webSettings>
